--- a/lab1/СПО_1_ОТЧЕТ.docx
+++ b/lab1/СПО_1_ОТЧЕТ.docx
@@ -133,7 +133,7 @@
           <w:sz w:val="28"/>
           <w:szCs w:val="28"/>
         </w:rPr>
-        <w:t>Метрология, стандартизация и сертификация (в информационных технологиях</w:t>
+        <w:t>Стандартизация программного обеспечения</w:t>
       </w:r>
       <w:r>
         <w:rPr>
@@ -388,23 +388,7 @@
           <w:sz w:val="28"/>
           <w:szCs w:val="28"/>
         </w:rPr>
-        <w:t>Проверил</w:t>
-      </w:r>
-      <w:r>
-        <w:rPr>
-          <w:rFonts w:ascii="Times New Roman" w:hAnsi="Times New Roman" w:cs="Times New Roman"/>
-          <w:sz w:val="28"/>
-          <w:szCs w:val="28"/>
-        </w:rPr>
-        <w:t>а</w:t>
-      </w:r>
-      <w:r>
-        <w:rPr>
-          <w:rFonts w:ascii="Times New Roman" w:hAnsi="Times New Roman" w:cs="Times New Roman"/>
-          <w:sz w:val="28"/>
-          <w:szCs w:val="28"/>
-        </w:rPr>
-        <w:t>:</w:t>
+        <w:t>Проверил:</w:t>
       </w:r>
     </w:p>
     <w:p>
@@ -416,23 +400,13 @@
           <w:szCs w:val="28"/>
         </w:rPr>
       </w:pPr>
-      <w:proofErr w:type="spellStart"/>
       <w:r>
         <w:rPr>
           <w:rFonts w:ascii="Times New Roman" w:hAnsi="Times New Roman" w:cs="Times New Roman"/>
           <w:sz w:val="28"/>
           <w:szCs w:val="28"/>
         </w:rPr>
-        <w:t>Болтак</w:t>
-      </w:r>
-      <w:proofErr w:type="spellEnd"/>
-      <w:r>
-        <w:rPr>
-          <w:rFonts w:ascii="Times New Roman" w:hAnsi="Times New Roman" w:cs="Times New Roman"/>
-          <w:sz w:val="28"/>
-          <w:szCs w:val="28"/>
-        </w:rPr>
-        <w:t xml:space="preserve"> С.В</w:t>
+        <w:t>Болтак С.В</w:t>
       </w:r>
       <w:r>
         <w:rPr>
@@ -459,7 +433,6 @@
           <w:rFonts w:ascii="Times New Roman" w:hAnsi="Times New Roman" w:cs="Times New Roman"/>
           <w:sz w:val="28"/>
           <w:szCs w:val="28"/>
-          <w:lang w:val="en-US"/>
         </w:rPr>
       </w:pPr>
     </w:p>
@@ -469,7 +442,6 @@
           <w:rFonts w:ascii="Times New Roman" w:hAnsi="Times New Roman" w:cs="Times New Roman"/>
           <w:sz w:val="28"/>
           <w:szCs w:val="28"/>
-          <w:lang w:val="en-US"/>
         </w:rPr>
       </w:pPr>
     </w:p>
@@ -761,10 +733,12 @@
           <w:lang w:val="en-US" w:eastAsia="ru-RU"/>
           <w14:ligatures w14:val="none"/>
         </w:rPr>
-        <w:t xml:space="preserve">    grades: </w:t>
+        <w:t xml:space="preserve">    grades: Vec&lt;i32&gt;,</w:t>
       </w:r>
-      <w:proofErr w:type="spellStart"/>
-      <w:r>
+    </w:p>
+    <w:p>
+      <w:pPr>
+        <w:spacing w:line="259" w:lineRule="auto"/>
         <w:rPr>
           <w:rFonts w:ascii="JetBrains Mono" w:eastAsia="Times New Roman" w:hAnsi="JetBrains Mono" w:cs="JetBrains Mono"/>
           <w:kern w:val="0"/>
@@ -773,9 +747,7 @@
           <w:lang w:val="en-US" w:eastAsia="ru-RU"/>
           <w14:ligatures w14:val="none"/>
         </w:rPr>
-        <w:t>Vec</w:t>
-      </w:r>
-      <w:proofErr w:type="spellEnd"/>
+      </w:pPr>
       <w:r>
         <w:rPr>
           <w:rFonts w:ascii="JetBrains Mono" w:eastAsia="Times New Roman" w:hAnsi="JetBrains Mono" w:cs="JetBrains Mono"/>
@@ -785,7 +757,7 @@
           <w:lang w:val="en-US" w:eastAsia="ru-RU"/>
           <w14:ligatures w14:val="none"/>
         </w:rPr>
-        <w:t>&lt;i32&gt;,</w:t>
+        <w:t>}</w:t>
       </w:r>
     </w:p>
     <w:p>
@@ -809,7 +781,7 @@
           <w:lang w:val="en-US" w:eastAsia="ru-RU"/>
           <w14:ligatures w14:val="none"/>
         </w:rPr>
-        <w:t>}</w:t>
+        <w:t>impl Student {</w:t>
       </w:r>
     </w:p>
     <w:p>
@@ -824,7 +796,6 @@
           <w14:ligatures w14:val="none"/>
         </w:rPr>
       </w:pPr>
-      <w:proofErr w:type="spellStart"/>
       <w:r>
         <w:rPr>
           <w:rFonts w:ascii="JetBrains Mono" w:eastAsia="Times New Roman" w:hAnsi="JetBrains Mono" w:cs="JetBrains Mono"/>
@@ -834,10 +805,12 @@
           <w:lang w:val="en-US" w:eastAsia="ru-RU"/>
           <w14:ligatures w14:val="none"/>
         </w:rPr>
-        <w:t>impl</w:t>
+        <w:t xml:space="preserve">    fn new(name: &amp;str, age: u32, grades: Vec&lt;i32&gt;) -&gt; Self {</w:t>
       </w:r>
-      <w:proofErr w:type="spellEnd"/>
-      <w:r>
+    </w:p>
+    <w:p>
+      <w:pPr>
+        <w:spacing w:line="259" w:lineRule="auto"/>
         <w:rPr>
           <w:rFonts w:ascii="JetBrains Mono" w:eastAsia="Times New Roman" w:hAnsi="JetBrains Mono" w:cs="JetBrains Mono"/>
           <w:kern w:val="0"/>
@@ -846,12 +819,8 @@
           <w:lang w:val="en-US" w:eastAsia="ru-RU"/>
           <w14:ligatures w14:val="none"/>
         </w:rPr>
-        <w:t xml:space="preserve"> Student {</w:t>
-      </w:r>
-    </w:p>
-    <w:p>
-      <w:pPr>
-        <w:spacing w:line="259" w:lineRule="auto"/>
+      </w:pPr>
+      <w:r>
         <w:rPr>
           <w:rFonts w:ascii="JetBrains Mono" w:eastAsia="Times New Roman" w:hAnsi="JetBrains Mono" w:cs="JetBrains Mono"/>
           <w:kern w:val="0"/>
@@ -860,8 +829,12 @@
           <w:lang w:val="en-US" w:eastAsia="ru-RU"/>
           <w14:ligatures w14:val="none"/>
         </w:rPr>
-      </w:pPr>
-      <w:r>
+        <w:t xml:space="preserve">        Self {</w:t>
+      </w:r>
+    </w:p>
+    <w:p>
+      <w:pPr>
+        <w:spacing w:line="259" w:lineRule="auto"/>
         <w:rPr>
           <w:rFonts w:ascii="JetBrains Mono" w:eastAsia="Times New Roman" w:hAnsi="JetBrains Mono" w:cs="JetBrains Mono"/>
           <w:kern w:val="0"/>
@@ -870,9 +843,7 @@
           <w:lang w:val="en-US" w:eastAsia="ru-RU"/>
           <w14:ligatures w14:val="none"/>
         </w:rPr>
-        <w:t xml:space="preserve">    </w:t>
-      </w:r>
-      <w:proofErr w:type="spellStart"/>
+      </w:pPr>
       <w:r>
         <w:rPr>
           <w:rFonts w:ascii="JetBrains Mono" w:eastAsia="Times New Roman" w:hAnsi="JetBrains Mono" w:cs="JetBrains Mono"/>
@@ -882,10 +853,12 @@
           <w:lang w:val="en-US" w:eastAsia="ru-RU"/>
           <w14:ligatures w14:val="none"/>
         </w:rPr>
-        <w:t>fn</w:t>
+        <w:t xml:space="preserve">            name: name.to_string(),</w:t>
       </w:r>
-      <w:proofErr w:type="spellEnd"/>
-      <w:r>
+    </w:p>
+    <w:p>
+      <w:pPr>
+        <w:spacing w:line="259" w:lineRule="auto"/>
         <w:rPr>
           <w:rFonts w:ascii="JetBrains Mono" w:eastAsia="Times New Roman" w:hAnsi="JetBrains Mono" w:cs="JetBrains Mono"/>
           <w:kern w:val="0"/>
@@ -894,9 +867,7 @@
           <w:lang w:val="en-US" w:eastAsia="ru-RU"/>
           <w14:ligatures w14:val="none"/>
         </w:rPr>
-        <w:t xml:space="preserve"> new(name: &amp;str, age: u32, grades: </w:t>
-      </w:r>
-      <w:proofErr w:type="spellStart"/>
+      </w:pPr>
       <w:r>
         <w:rPr>
           <w:rFonts w:ascii="JetBrains Mono" w:eastAsia="Times New Roman" w:hAnsi="JetBrains Mono" w:cs="JetBrains Mono"/>
@@ -906,10 +877,12 @@
           <w:lang w:val="en-US" w:eastAsia="ru-RU"/>
           <w14:ligatures w14:val="none"/>
         </w:rPr>
-        <w:t>Vec</w:t>
+        <w:t xml:space="preserve">            age,</w:t>
       </w:r>
-      <w:proofErr w:type="spellEnd"/>
-      <w:r>
+    </w:p>
+    <w:p>
+      <w:pPr>
+        <w:spacing w:line="259" w:lineRule="auto"/>
         <w:rPr>
           <w:rFonts w:ascii="JetBrains Mono" w:eastAsia="Times New Roman" w:hAnsi="JetBrains Mono" w:cs="JetBrains Mono"/>
           <w:kern w:val="0"/>
@@ -918,12 +891,8 @@
           <w:lang w:val="en-US" w:eastAsia="ru-RU"/>
           <w14:ligatures w14:val="none"/>
         </w:rPr>
-        <w:t>&lt;i32&gt;) -&gt; Self {</w:t>
-      </w:r>
-    </w:p>
-    <w:p>
-      <w:pPr>
-        <w:spacing w:line="259" w:lineRule="auto"/>
+      </w:pPr>
+      <w:r>
         <w:rPr>
           <w:rFonts w:ascii="JetBrains Mono" w:eastAsia="Times New Roman" w:hAnsi="JetBrains Mono" w:cs="JetBrains Mono"/>
           <w:kern w:val="0"/>
@@ -932,8 +901,12 @@
           <w:lang w:val="en-US" w:eastAsia="ru-RU"/>
           <w14:ligatures w14:val="none"/>
         </w:rPr>
-      </w:pPr>
-      <w:r>
+        <w:t xml:space="preserve">            grades,</w:t>
+      </w:r>
+    </w:p>
+    <w:p>
+      <w:pPr>
+        <w:spacing w:line="259" w:lineRule="auto"/>
         <w:rPr>
           <w:rFonts w:ascii="JetBrains Mono" w:eastAsia="Times New Roman" w:hAnsi="JetBrains Mono" w:cs="JetBrains Mono"/>
           <w:kern w:val="0"/>
@@ -942,12 +915,8 @@
           <w:lang w:val="en-US" w:eastAsia="ru-RU"/>
           <w14:ligatures w14:val="none"/>
         </w:rPr>
-        <w:t xml:space="preserve">        Self {</w:t>
-      </w:r>
-    </w:p>
-    <w:p>
-      <w:pPr>
-        <w:spacing w:line="259" w:lineRule="auto"/>
+      </w:pPr>
+      <w:r>
         <w:rPr>
           <w:rFonts w:ascii="JetBrains Mono" w:eastAsia="Times New Roman" w:hAnsi="JetBrains Mono" w:cs="JetBrains Mono"/>
           <w:kern w:val="0"/>
@@ -956,8 +925,12 @@
           <w:lang w:val="en-US" w:eastAsia="ru-RU"/>
           <w14:ligatures w14:val="none"/>
         </w:rPr>
-      </w:pPr>
-      <w:r>
+        <w:t xml:space="preserve">        }</w:t>
+      </w:r>
+    </w:p>
+    <w:p>
+      <w:pPr>
+        <w:spacing w:line="259" w:lineRule="auto"/>
         <w:rPr>
           <w:rFonts w:ascii="JetBrains Mono" w:eastAsia="Times New Roman" w:hAnsi="JetBrains Mono" w:cs="JetBrains Mono"/>
           <w:kern w:val="0"/>
@@ -966,9 +939,7 @@
           <w:lang w:val="en-US" w:eastAsia="ru-RU"/>
           <w14:ligatures w14:val="none"/>
         </w:rPr>
-        <w:t xml:space="preserve">            name: </w:t>
-      </w:r>
-      <w:proofErr w:type="spellStart"/>
+      </w:pPr>
       <w:r>
         <w:rPr>
           <w:rFonts w:ascii="JetBrains Mono" w:eastAsia="Times New Roman" w:hAnsi="JetBrains Mono" w:cs="JetBrains Mono"/>
@@ -978,10 +949,12 @@
           <w:lang w:val="en-US" w:eastAsia="ru-RU"/>
           <w14:ligatures w14:val="none"/>
         </w:rPr>
-        <w:t>name.to_string</w:t>
+        <w:t xml:space="preserve">    }</w:t>
       </w:r>
-      <w:proofErr w:type="spellEnd"/>
-      <w:r>
+    </w:p>
+    <w:p>
+      <w:pPr>
+        <w:spacing w:line="259" w:lineRule="auto"/>
         <w:rPr>
           <w:rFonts w:ascii="JetBrains Mono" w:eastAsia="Times New Roman" w:hAnsi="JetBrains Mono" w:cs="JetBrains Mono"/>
           <w:kern w:val="0"/>
@@ -990,12 +963,8 @@
           <w:lang w:val="en-US" w:eastAsia="ru-RU"/>
           <w14:ligatures w14:val="none"/>
         </w:rPr>
-        <w:t>(),</w:t>
-      </w:r>
-    </w:p>
-    <w:p>
-      <w:pPr>
-        <w:spacing w:line="259" w:lineRule="auto"/>
+      </w:pPr>
+      <w:r>
         <w:rPr>
           <w:rFonts w:ascii="JetBrains Mono" w:eastAsia="Times New Roman" w:hAnsi="JetBrains Mono" w:cs="JetBrains Mono"/>
           <w:kern w:val="0"/>
@@ -1004,8 +973,12 @@
           <w:lang w:val="en-US" w:eastAsia="ru-RU"/>
           <w14:ligatures w14:val="none"/>
         </w:rPr>
-      </w:pPr>
-      <w:r>
+        <w:t xml:space="preserve">    fn average(&amp;self) -&gt; f64 {</w:t>
+      </w:r>
+    </w:p>
+    <w:p>
+      <w:pPr>
+        <w:spacing w:line="259" w:lineRule="auto"/>
         <w:rPr>
           <w:rFonts w:ascii="JetBrains Mono" w:eastAsia="Times New Roman" w:hAnsi="JetBrains Mono" w:cs="JetBrains Mono"/>
           <w:kern w:val="0"/>
@@ -1014,12 +987,8 @@
           <w:lang w:val="en-US" w:eastAsia="ru-RU"/>
           <w14:ligatures w14:val="none"/>
         </w:rPr>
-        <w:t xml:space="preserve">            age,</w:t>
-      </w:r>
-    </w:p>
-    <w:p>
-      <w:pPr>
-        <w:spacing w:line="259" w:lineRule="auto"/>
+      </w:pPr>
+      <w:r>
         <w:rPr>
           <w:rFonts w:ascii="JetBrains Mono" w:eastAsia="Times New Roman" w:hAnsi="JetBrains Mono" w:cs="JetBrains Mono"/>
           <w:kern w:val="0"/>
@@ -1028,8 +997,12 @@
           <w:lang w:val="en-US" w:eastAsia="ru-RU"/>
           <w14:ligatures w14:val="none"/>
         </w:rPr>
-      </w:pPr>
-      <w:r>
+        <w:t xml:space="preserve">        if self.grades.is_empty() {</w:t>
+      </w:r>
+    </w:p>
+    <w:p>
+      <w:pPr>
+        <w:spacing w:line="259" w:lineRule="auto"/>
         <w:rPr>
           <w:rFonts w:ascii="JetBrains Mono" w:eastAsia="Times New Roman" w:hAnsi="JetBrains Mono" w:cs="JetBrains Mono"/>
           <w:kern w:val="0"/>
@@ -1038,12 +1011,8 @@
           <w:lang w:val="en-US" w:eastAsia="ru-RU"/>
           <w14:ligatures w14:val="none"/>
         </w:rPr>
-        <w:t xml:space="preserve">            grades,</w:t>
-      </w:r>
-    </w:p>
-    <w:p>
-      <w:pPr>
-        <w:spacing w:line="259" w:lineRule="auto"/>
+      </w:pPr>
+      <w:r>
         <w:rPr>
           <w:rFonts w:ascii="JetBrains Mono" w:eastAsia="Times New Roman" w:hAnsi="JetBrains Mono" w:cs="JetBrains Mono"/>
           <w:kern w:val="0"/>
@@ -1052,8 +1021,12 @@
           <w:lang w:val="en-US" w:eastAsia="ru-RU"/>
           <w14:ligatures w14:val="none"/>
         </w:rPr>
-      </w:pPr>
-      <w:r>
+        <w:t xml:space="preserve">            return 0.0;</w:t>
+      </w:r>
+    </w:p>
+    <w:p>
+      <w:pPr>
+        <w:spacing w:line="259" w:lineRule="auto"/>
         <w:rPr>
           <w:rFonts w:ascii="JetBrains Mono" w:eastAsia="Times New Roman" w:hAnsi="JetBrains Mono" w:cs="JetBrains Mono"/>
           <w:kern w:val="0"/>
@@ -1062,6 +1035,16 @@
           <w:lang w:val="en-US" w:eastAsia="ru-RU"/>
           <w14:ligatures w14:val="none"/>
         </w:rPr>
+      </w:pPr>
+      <w:r>
+        <w:rPr>
+          <w:rFonts w:ascii="JetBrains Mono" w:eastAsia="Times New Roman" w:hAnsi="JetBrains Mono" w:cs="JetBrains Mono"/>
+          <w:kern w:val="0"/>
+          <w:sz w:val="20"/>
+          <w:szCs w:val="20"/>
+          <w:lang w:val="en-US" w:eastAsia="ru-RU"/>
+          <w14:ligatures w14:val="none"/>
+        </w:rPr>
         <w:t xml:space="preserve">        }</w:t>
       </w:r>
     </w:p>
@@ -1086,6 +1069,54 @@
           <w:lang w:val="en-US" w:eastAsia="ru-RU"/>
           <w14:ligatures w14:val="none"/>
         </w:rPr>
+        <w:t xml:space="preserve">        let sum: i32 = self.grades.iter().sum();</w:t>
+      </w:r>
+    </w:p>
+    <w:p>
+      <w:pPr>
+        <w:spacing w:line="259" w:lineRule="auto"/>
+        <w:rPr>
+          <w:rFonts w:ascii="JetBrains Mono" w:eastAsia="Times New Roman" w:hAnsi="JetBrains Mono" w:cs="JetBrains Mono"/>
+          <w:kern w:val="0"/>
+          <w:sz w:val="20"/>
+          <w:szCs w:val="20"/>
+          <w:lang w:val="en-US" w:eastAsia="ru-RU"/>
+          <w14:ligatures w14:val="none"/>
+        </w:rPr>
+      </w:pPr>
+      <w:r>
+        <w:rPr>
+          <w:rFonts w:ascii="JetBrains Mono" w:eastAsia="Times New Roman" w:hAnsi="JetBrains Mono" w:cs="JetBrains Mono"/>
+          <w:kern w:val="0"/>
+          <w:sz w:val="20"/>
+          <w:szCs w:val="20"/>
+          <w:lang w:val="en-US" w:eastAsia="ru-RU"/>
+          <w14:ligatures w14:val="none"/>
+        </w:rPr>
+        <w:t xml:space="preserve">        sum as f64 / self.grades.len() as f64</w:t>
+      </w:r>
+    </w:p>
+    <w:p>
+      <w:pPr>
+        <w:spacing w:line="259" w:lineRule="auto"/>
+        <w:rPr>
+          <w:rFonts w:ascii="JetBrains Mono" w:eastAsia="Times New Roman" w:hAnsi="JetBrains Mono" w:cs="JetBrains Mono"/>
+          <w:kern w:val="0"/>
+          <w:sz w:val="20"/>
+          <w:szCs w:val="20"/>
+          <w:lang w:val="en-US" w:eastAsia="ru-RU"/>
+          <w14:ligatures w14:val="none"/>
+        </w:rPr>
+      </w:pPr>
+      <w:r>
+        <w:rPr>
+          <w:rFonts w:ascii="JetBrains Mono" w:eastAsia="Times New Roman" w:hAnsi="JetBrains Mono" w:cs="JetBrains Mono"/>
+          <w:kern w:val="0"/>
+          <w:sz w:val="20"/>
+          <w:szCs w:val="20"/>
+          <w:lang w:val="en-US" w:eastAsia="ru-RU"/>
+          <w14:ligatures w14:val="none"/>
+        </w:rPr>
         <w:t xml:space="preserve">    }</w:t>
       </w:r>
     </w:p>
@@ -1110,10 +1141,12 @@
           <w:lang w:val="en-US" w:eastAsia="ru-RU"/>
           <w14:ligatures w14:val="none"/>
         </w:rPr>
-        <w:t xml:space="preserve">    </w:t>
+        <w:t xml:space="preserve">    fn max_grade(&amp;self) -&gt; i32 {</w:t>
       </w:r>
-      <w:proofErr w:type="spellStart"/>
-      <w:r>
+    </w:p>
+    <w:p>
+      <w:pPr>
+        <w:spacing w:line="259" w:lineRule="auto"/>
         <w:rPr>
           <w:rFonts w:ascii="JetBrains Mono" w:eastAsia="Times New Roman" w:hAnsi="JetBrains Mono" w:cs="JetBrains Mono"/>
           <w:kern w:val="0"/>
@@ -1122,9 +1155,7 @@
           <w:lang w:val="en-US" w:eastAsia="ru-RU"/>
           <w14:ligatures w14:val="none"/>
         </w:rPr>
-        <w:t>fn</w:t>
-      </w:r>
-      <w:proofErr w:type="spellEnd"/>
+      </w:pPr>
       <w:r>
         <w:rPr>
           <w:rFonts w:ascii="JetBrains Mono" w:eastAsia="Times New Roman" w:hAnsi="JetBrains Mono" w:cs="JetBrains Mono"/>
@@ -1134,7 +1165,7 @@
           <w:lang w:val="en-US" w:eastAsia="ru-RU"/>
           <w14:ligatures w14:val="none"/>
         </w:rPr>
-        <w:t xml:space="preserve"> average(&amp;self) -&gt; f64 {</w:t>
+        <w:t xml:space="preserve">        let mut maximum = MIN_VALUE;</w:t>
       </w:r>
     </w:p>
     <w:p>
@@ -1158,343 +1189,7 @@
           <w:lang w:val="en-US" w:eastAsia="ru-RU"/>
           <w14:ligatures w14:val="none"/>
         </w:rPr>
-        <w:t xml:space="preserve">        if </w:t>
-      </w:r>
-      <w:proofErr w:type="spellStart"/>
-      <w:r>
-        <w:rPr>
-          <w:rFonts w:ascii="JetBrains Mono" w:eastAsia="Times New Roman" w:hAnsi="JetBrains Mono" w:cs="JetBrains Mono"/>
-          <w:kern w:val="0"/>
-          <w:sz w:val="20"/>
-          <w:szCs w:val="20"/>
-          <w:lang w:val="en-US" w:eastAsia="ru-RU"/>
-          <w14:ligatures w14:val="none"/>
-        </w:rPr>
-        <w:t>self.grades.is_empty</w:t>
-      </w:r>
-      <w:proofErr w:type="spellEnd"/>
-      <w:r>
-        <w:rPr>
-          <w:rFonts w:ascii="JetBrains Mono" w:eastAsia="Times New Roman" w:hAnsi="JetBrains Mono" w:cs="JetBrains Mono"/>
-          <w:kern w:val="0"/>
-          <w:sz w:val="20"/>
-          <w:szCs w:val="20"/>
-          <w:lang w:val="en-US" w:eastAsia="ru-RU"/>
-          <w14:ligatures w14:val="none"/>
-        </w:rPr>
-        <w:t>() {</w:t>
-      </w:r>
-    </w:p>
-    <w:p>
-      <w:pPr>
-        <w:spacing w:line="259" w:lineRule="auto"/>
-        <w:rPr>
-          <w:rFonts w:ascii="JetBrains Mono" w:eastAsia="Times New Roman" w:hAnsi="JetBrains Mono" w:cs="JetBrains Mono"/>
-          <w:kern w:val="0"/>
-          <w:sz w:val="20"/>
-          <w:szCs w:val="20"/>
-          <w:lang w:val="en-US" w:eastAsia="ru-RU"/>
-          <w14:ligatures w14:val="none"/>
-        </w:rPr>
-      </w:pPr>
-      <w:r>
-        <w:rPr>
-          <w:rFonts w:ascii="JetBrains Mono" w:eastAsia="Times New Roman" w:hAnsi="JetBrains Mono" w:cs="JetBrains Mono"/>
-          <w:kern w:val="0"/>
-          <w:sz w:val="20"/>
-          <w:szCs w:val="20"/>
-          <w:lang w:val="en-US" w:eastAsia="ru-RU"/>
-          <w14:ligatures w14:val="none"/>
-        </w:rPr>
-        <w:t xml:space="preserve">            return 0.0;</w:t>
-      </w:r>
-    </w:p>
-    <w:p>
-      <w:pPr>
-        <w:spacing w:line="259" w:lineRule="auto"/>
-        <w:rPr>
-          <w:rFonts w:ascii="JetBrains Mono" w:eastAsia="Times New Roman" w:hAnsi="JetBrains Mono" w:cs="JetBrains Mono"/>
-          <w:kern w:val="0"/>
-          <w:sz w:val="20"/>
-          <w:szCs w:val="20"/>
-          <w:lang w:val="en-US" w:eastAsia="ru-RU"/>
-          <w14:ligatures w14:val="none"/>
-        </w:rPr>
-      </w:pPr>
-      <w:r>
-        <w:rPr>
-          <w:rFonts w:ascii="JetBrains Mono" w:eastAsia="Times New Roman" w:hAnsi="JetBrains Mono" w:cs="JetBrains Mono"/>
-          <w:kern w:val="0"/>
-          <w:sz w:val="20"/>
-          <w:szCs w:val="20"/>
-          <w:lang w:val="en-US" w:eastAsia="ru-RU"/>
-          <w14:ligatures w14:val="none"/>
-        </w:rPr>
-        <w:t xml:space="preserve">        }</w:t>
-      </w:r>
-    </w:p>
-    <w:p>
-      <w:pPr>
-        <w:spacing w:line="259" w:lineRule="auto"/>
-        <w:rPr>
-          <w:rFonts w:ascii="JetBrains Mono" w:eastAsia="Times New Roman" w:hAnsi="JetBrains Mono" w:cs="JetBrains Mono"/>
-          <w:kern w:val="0"/>
-          <w:sz w:val="20"/>
-          <w:szCs w:val="20"/>
-          <w:lang w:val="en-US" w:eastAsia="ru-RU"/>
-          <w14:ligatures w14:val="none"/>
-        </w:rPr>
-      </w:pPr>
-      <w:r>
-        <w:rPr>
-          <w:rFonts w:ascii="JetBrains Mono" w:eastAsia="Times New Roman" w:hAnsi="JetBrains Mono" w:cs="JetBrains Mono"/>
-          <w:kern w:val="0"/>
-          <w:sz w:val="20"/>
-          <w:szCs w:val="20"/>
-          <w:lang w:val="en-US" w:eastAsia="ru-RU"/>
-          <w14:ligatures w14:val="none"/>
-        </w:rPr>
-        <w:t xml:space="preserve">        let sum: i32 = </w:t>
-      </w:r>
-      <w:proofErr w:type="spellStart"/>
-      <w:r>
-        <w:rPr>
-          <w:rFonts w:ascii="JetBrains Mono" w:eastAsia="Times New Roman" w:hAnsi="JetBrains Mono" w:cs="JetBrains Mono"/>
-          <w:kern w:val="0"/>
-          <w:sz w:val="20"/>
-          <w:szCs w:val="20"/>
-          <w:lang w:val="en-US" w:eastAsia="ru-RU"/>
-          <w14:ligatures w14:val="none"/>
-        </w:rPr>
-        <w:t>self.grades.iter</w:t>
-      </w:r>
-      <w:proofErr w:type="spellEnd"/>
-      <w:r>
-        <w:rPr>
-          <w:rFonts w:ascii="JetBrains Mono" w:eastAsia="Times New Roman" w:hAnsi="JetBrains Mono" w:cs="JetBrains Mono"/>
-          <w:kern w:val="0"/>
-          <w:sz w:val="20"/>
-          <w:szCs w:val="20"/>
-          <w:lang w:val="en-US" w:eastAsia="ru-RU"/>
-          <w14:ligatures w14:val="none"/>
-        </w:rPr>
-        <w:t>().sum();</w:t>
-      </w:r>
-    </w:p>
-    <w:p>
-      <w:pPr>
-        <w:spacing w:line="259" w:lineRule="auto"/>
-        <w:rPr>
-          <w:rFonts w:ascii="JetBrains Mono" w:eastAsia="Times New Roman" w:hAnsi="JetBrains Mono" w:cs="JetBrains Mono"/>
-          <w:kern w:val="0"/>
-          <w:sz w:val="20"/>
-          <w:szCs w:val="20"/>
-          <w:lang w:val="en-US" w:eastAsia="ru-RU"/>
-          <w14:ligatures w14:val="none"/>
-        </w:rPr>
-      </w:pPr>
-      <w:r>
-        <w:rPr>
-          <w:rFonts w:ascii="JetBrains Mono" w:eastAsia="Times New Roman" w:hAnsi="JetBrains Mono" w:cs="JetBrains Mono"/>
-          <w:kern w:val="0"/>
-          <w:sz w:val="20"/>
-          <w:szCs w:val="20"/>
-          <w:lang w:val="en-US" w:eastAsia="ru-RU"/>
-          <w14:ligatures w14:val="none"/>
-        </w:rPr>
-        <w:t xml:space="preserve">        sum as f64 / </w:t>
-      </w:r>
-      <w:proofErr w:type="spellStart"/>
-      <w:r>
-        <w:rPr>
-          <w:rFonts w:ascii="JetBrains Mono" w:eastAsia="Times New Roman" w:hAnsi="JetBrains Mono" w:cs="JetBrains Mono"/>
-          <w:kern w:val="0"/>
-          <w:sz w:val="20"/>
-          <w:szCs w:val="20"/>
-          <w:lang w:val="en-US" w:eastAsia="ru-RU"/>
-          <w14:ligatures w14:val="none"/>
-        </w:rPr>
-        <w:t>self.grades.len</w:t>
-      </w:r>
-      <w:proofErr w:type="spellEnd"/>
-      <w:r>
-        <w:rPr>
-          <w:rFonts w:ascii="JetBrains Mono" w:eastAsia="Times New Roman" w:hAnsi="JetBrains Mono" w:cs="JetBrains Mono"/>
-          <w:kern w:val="0"/>
-          <w:sz w:val="20"/>
-          <w:szCs w:val="20"/>
-          <w:lang w:val="en-US" w:eastAsia="ru-RU"/>
-          <w14:ligatures w14:val="none"/>
-        </w:rPr>
-        <w:t>() as f64</w:t>
-      </w:r>
-    </w:p>
-    <w:p>
-      <w:pPr>
-        <w:spacing w:line="259" w:lineRule="auto"/>
-        <w:rPr>
-          <w:rFonts w:ascii="JetBrains Mono" w:eastAsia="Times New Roman" w:hAnsi="JetBrains Mono" w:cs="JetBrains Mono"/>
-          <w:kern w:val="0"/>
-          <w:sz w:val="20"/>
-          <w:szCs w:val="20"/>
-          <w:lang w:val="en-US" w:eastAsia="ru-RU"/>
-          <w14:ligatures w14:val="none"/>
-        </w:rPr>
-      </w:pPr>
-      <w:r>
-        <w:rPr>
-          <w:rFonts w:ascii="JetBrains Mono" w:eastAsia="Times New Roman" w:hAnsi="JetBrains Mono" w:cs="JetBrains Mono"/>
-          <w:kern w:val="0"/>
-          <w:sz w:val="20"/>
-          <w:szCs w:val="20"/>
-          <w:lang w:val="en-US" w:eastAsia="ru-RU"/>
-          <w14:ligatures w14:val="none"/>
-        </w:rPr>
-        <w:t xml:space="preserve">    }</w:t>
-      </w:r>
-    </w:p>
-    <w:p>
-      <w:pPr>
-        <w:spacing w:line="259" w:lineRule="auto"/>
-        <w:rPr>
-          <w:rFonts w:ascii="JetBrains Mono" w:eastAsia="Times New Roman" w:hAnsi="JetBrains Mono" w:cs="JetBrains Mono"/>
-          <w:kern w:val="0"/>
-          <w:sz w:val="20"/>
-          <w:szCs w:val="20"/>
-          <w:lang w:val="en-US" w:eastAsia="ru-RU"/>
-          <w14:ligatures w14:val="none"/>
-        </w:rPr>
-      </w:pPr>
-      <w:r>
-        <w:rPr>
-          <w:rFonts w:ascii="JetBrains Mono" w:eastAsia="Times New Roman" w:hAnsi="JetBrains Mono" w:cs="JetBrains Mono"/>
-          <w:kern w:val="0"/>
-          <w:sz w:val="20"/>
-          <w:szCs w:val="20"/>
-          <w:lang w:val="en-US" w:eastAsia="ru-RU"/>
-          <w14:ligatures w14:val="none"/>
-        </w:rPr>
-        <w:t xml:space="preserve">    </w:t>
-      </w:r>
-      <w:proofErr w:type="spellStart"/>
-      <w:r>
-        <w:rPr>
-          <w:rFonts w:ascii="JetBrains Mono" w:eastAsia="Times New Roman" w:hAnsi="JetBrains Mono" w:cs="JetBrains Mono"/>
-          <w:kern w:val="0"/>
-          <w:sz w:val="20"/>
-          <w:szCs w:val="20"/>
-          <w:lang w:val="en-US" w:eastAsia="ru-RU"/>
-          <w14:ligatures w14:val="none"/>
-        </w:rPr>
-        <w:t>fn</w:t>
-      </w:r>
-      <w:proofErr w:type="spellEnd"/>
-      <w:r>
-        <w:rPr>
-          <w:rFonts w:ascii="JetBrains Mono" w:eastAsia="Times New Roman" w:hAnsi="JetBrains Mono" w:cs="JetBrains Mono"/>
-          <w:kern w:val="0"/>
-          <w:sz w:val="20"/>
-          <w:szCs w:val="20"/>
-          <w:lang w:val="en-US" w:eastAsia="ru-RU"/>
-          <w14:ligatures w14:val="none"/>
-        </w:rPr>
-        <w:t xml:space="preserve"> </w:t>
-      </w:r>
-      <w:proofErr w:type="spellStart"/>
-      <w:r>
-        <w:rPr>
-          <w:rFonts w:ascii="JetBrains Mono" w:eastAsia="Times New Roman" w:hAnsi="JetBrains Mono" w:cs="JetBrains Mono"/>
-          <w:kern w:val="0"/>
-          <w:sz w:val="20"/>
-          <w:szCs w:val="20"/>
-          <w:lang w:val="en-US" w:eastAsia="ru-RU"/>
-          <w14:ligatures w14:val="none"/>
-        </w:rPr>
-        <w:t>max_grade</w:t>
-      </w:r>
-      <w:proofErr w:type="spellEnd"/>
-      <w:r>
-        <w:rPr>
-          <w:rFonts w:ascii="JetBrains Mono" w:eastAsia="Times New Roman" w:hAnsi="JetBrains Mono" w:cs="JetBrains Mono"/>
-          <w:kern w:val="0"/>
-          <w:sz w:val="20"/>
-          <w:szCs w:val="20"/>
-          <w:lang w:val="en-US" w:eastAsia="ru-RU"/>
-          <w14:ligatures w14:val="none"/>
-        </w:rPr>
-        <w:t>(&amp;self) -&gt; i32 {</w:t>
-      </w:r>
-    </w:p>
-    <w:p>
-      <w:pPr>
-        <w:spacing w:line="259" w:lineRule="auto"/>
-        <w:rPr>
-          <w:rFonts w:ascii="JetBrains Mono" w:eastAsia="Times New Roman" w:hAnsi="JetBrains Mono" w:cs="JetBrains Mono"/>
-          <w:kern w:val="0"/>
-          <w:sz w:val="20"/>
-          <w:szCs w:val="20"/>
-          <w:lang w:val="en-US" w:eastAsia="ru-RU"/>
-          <w14:ligatures w14:val="none"/>
-        </w:rPr>
-      </w:pPr>
-      <w:r>
-        <w:rPr>
-          <w:rFonts w:ascii="JetBrains Mono" w:eastAsia="Times New Roman" w:hAnsi="JetBrains Mono" w:cs="JetBrains Mono"/>
-          <w:kern w:val="0"/>
-          <w:sz w:val="20"/>
-          <w:szCs w:val="20"/>
-          <w:lang w:val="en-US" w:eastAsia="ru-RU"/>
-          <w14:ligatures w14:val="none"/>
-        </w:rPr>
-        <w:t xml:space="preserve">        let mut maximum = MIN_VALUE;</w:t>
-      </w:r>
-    </w:p>
-    <w:p>
-      <w:pPr>
-        <w:spacing w:line="259" w:lineRule="auto"/>
-        <w:rPr>
-          <w:rFonts w:ascii="JetBrains Mono" w:eastAsia="Times New Roman" w:hAnsi="JetBrains Mono" w:cs="JetBrains Mono"/>
-          <w:kern w:val="0"/>
-          <w:sz w:val="20"/>
-          <w:szCs w:val="20"/>
-          <w:lang w:val="en-US" w:eastAsia="ru-RU"/>
-          <w14:ligatures w14:val="none"/>
-        </w:rPr>
-      </w:pPr>
-      <w:r>
-        <w:rPr>
-          <w:rFonts w:ascii="JetBrains Mono" w:eastAsia="Times New Roman" w:hAnsi="JetBrains Mono" w:cs="JetBrains Mono"/>
-          <w:kern w:val="0"/>
-          <w:sz w:val="20"/>
-          <w:szCs w:val="20"/>
-          <w:lang w:val="en-US" w:eastAsia="ru-RU"/>
-          <w14:ligatures w14:val="none"/>
-        </w:rPr>
-        <w:t xml:space="preserve">        for grade in &amp;</w:t>
-      </w:r>
-      <w:proofErr w:type="spellStart"/>
-      <w:r>
-        <w:rPr>
-          <w:rFonts w:ascii="JetBrains Mono" w:eastAsia="Times New Roman" w:hAnsi="JetBrains Mono" w:cs="JetBrains Mono"/>
-          <w:kern w:val="0"/>
-          <w:sz w:val="20"/>
-          <w:szCs w:val="20"/>
-          <w:lang w:val="en-US" w:eastAsia="ru-RU"/>
-          <w14:ligatures w14:val="none"/>
-        </w:rPr>
-        <w:t>self.grades</w:t>
-      </w:r>
-      <w:proofErr w:type="spellEnd"/>
-      <w:r>
-        <w:rPr>
-          <w:rFonts w:ascii="JetBrains Mono" w:eastAsia="Times New Roman" w:hAnsi="JetBrains Mono" w:cs="JetBrains Mono"/>
-          <w:kern w:val="0"/>
-          <w:sz w:val="20"/>
-          <w:szCs w:val="20"/>
-          <w:lang w:val="en-US" w:eastAsia="ru-RU"/>
-          <w14:ligatures w14:val="none"/>
-        </w:rPr>
-        <w:t xml:space="preserve"> {</w:t>
+        <w:t xml:space="preserve">        for grade in &amp;self.grades {</w:t>
       </w:r>
     </w:p>
     <w:p>
@@ -1663,10 +1358,12 @@
           <w:lang w:val="en-US" w:eastAsia="ru-RU"/>
           <w14:ligatures w14:val="none"/>
         </w:rPr>
-        <w:t xml:space="preserve">    </w:t>
+        <w:t xml:space="preserve">    fn is_successful(&amp;self) -&gt; bool {</w:t>
       </w:r>
-      <w:proofErr w:type="spellStart"/>
-      <w:r>
+    </w:p>
+    <w:p>
+      <w:pPr>
+        <w:spacing w:line="259" w:lineRule="auto"/>
         <w:rPr>
           <w:rFonts w:ascii="JetBrains Mono" w:eastAsia="Times New Roman" w:hAnsi="JetBrains Mono" w:cs="JetBrains Mono"/>
           <w:kern w:val="0"/>
@@ -1675,9 +1372,7 @@
           <w:lang w:val="en-US" w:eastAsia="ru-RU"/>
           <w14:ligatures w14:val="none"/>
         </w:rPr>
-        <w:t>fn</w:t>
-      </w:r>
-      <w:proofErr w:type="spellEnd"/>
+      </w:pPr>
       <w:r>
         <w:rPr>
           <w:rFonts w:ascii="JetBrains Mono" w:eastAsia="Times New Roman" w:hAnsi="JetBrains Mono" w:cs="JetBrains Mono"/>
@@ -1687,10 +1382,12 @@
           <w:lang w:val="en-US" w:eastAsia="ru-RU"/>
           <w14:ligatures w14:val="none"/>
         </w:rPr>
-        <w:t xml:space="preserve"> </w:t>
+        <w:t xml:space="preserve">        self.average() &gt;= 60.0</w:t>
       </w:r>
-      <w:proofErr w:type="spellStart"/>
-      <w:r>
+    </w:p>
+    <w:p>
+      <w:pPr>
+        <w:spacing w:line="259" w:lineRule="auto"/>
         <w:rPr>
           <w:rFonts w:ascii="JetBrains Mono" w:eastAsia="Times New Roman" w:hAnsi="JetBrains Mono" w:cs="JetBrains Mono"/>
           <w:kern w:val="0"/>
@@ -1699,9 +1396,7 @@
           <w:lang w:val="en-US" w:eastAsia="ru-RU"/>
           <w14:ligatures w14:val="none"/>
         </w:rPr>
-        <w:t>is_successful</w:t>
-      </w:r>
-      <w:proofErr w:type="spellEnd"/>
+      </w:pPr>
       <w:r>
         <w:rPr>
           <w:rFonts w:ascii="JetBrains Mono" w:eastAsia="Times New Roman" w:hAnsi="JetBrains Mono" w:cs="JetBrains Mono"/>
@@ -1711,7 +1406,7 @@
           <w:lang w:val="en-US" w:eastAsia="ru-RU"/>
           <w14:ligatures w14:val="none"/>
         </w:rPr>
-        <w:t>(&amp;self) -&gt; bool {</w:t>
+        <w:t xml:space="preserve">    }</w:t>
       </w:r>
     </w:p>
     <w:p>
@@ -1735,10 +1430,12 @@
           <w:lang w:val="en-US" w:eastAsia="ru-RU"/>
           <w14:ligatures w14:val="none"/>
         </w:rPr>
-        <w:t xml:space="preserve">        </w:t>
+        <w:t>}</w:t>
       </w:r>
-      <w:proofErr w:type="spellStart"/>
-      <w:r>
+    </w:p>
+    <w:p>
+      <w:pPr>
+        <w:spacing w:line="259" w:lineRule="auto"/>
         <w:rPr>
           <w:rFonts w:ascii="JetBrains Mono" w:eastAsia="Times New Roman" w:hAnsi="JetBrains Mono" w:cs="JetBrains Mono"/>
           <w:kern w:val="0"/>
@@ -1747,9 +1444,7 @@
           <w:lang w:val="en-US" w:eastAsia="ru-RU"/>
           <w14:ligatures w14:val="none"/>
         </w:rPr>
-        <w:t>self.average</w:t>
-      </w:r>
-      <w:proofErr w:type="spellEnd"/>
+      </w:pPr>
       <w:r>
         <w:rPr>
           <w:rFonts w:ascii="JetBrains Mono" w:eastAsia="Times New Roman" w:hAnsi="JetBrains Mono" w:cs="JetBrains Mono"/>
@@ -1759,7 +1454,7 @@
           <w:lang w:val="en-US" w:eastAsia="ru-RU"/>
           <w14:ligatures w14:val="none"/>
         </w:rPr>
-        <w:t>() &gt;= 60.0</w:t>
+        <w:t>fn calculate_sum(numbers: &amp;[i32]) -&gt; i32 {</w:t>
       </w:r>
     </w:p>
     <w:p>
@@ -1783,6 +1478,174 @@
           <w:lang w:val="en-US" w:eastAsia="ru-RU"/>
           <w14:ligatures w14:val="none"/>
         </w:rPr>
+        <w:t xml:space="preserve">    let mut sum = 0;</w:t>
+      </w:r>
+    </w:p>
+    <w:p>
+      <w:pPr>
+        <w:spacing w:line="259" w:lineRule="auto"/>
+        <w:rPr>
+          <w:rFonts w:ascii="JetBrains Mono" w:eastAsia="Times New Roman" w:hAnsi="JetBrains Mono" w:cs="JetBrains Mono"/>
+          <w:kern w:val="0"/>
+          <w:sz w:val="20"/>
+          <w:szCs w:val="20"/>
+          <w:lang w:val="en-US" w:eastAsia="ru-RU"/>
+          <w14:ligatures w14:val="none"/>
+        </w:rPr>
+      </w:pPr>
+      <w:r>
+        <w:rPr>
+          <w:rFonts w:ascii="JetBrains Mono" w:eastAsia="Times New Roman" w:hAnsi="JetBrains Mono" w:cs="JetBrains Mono"/>
+          <w:kern w:val="0"/>
+          <w:sz w:val="20"/>
+          <w:szCs w:val="20"/>
+          <w:lang w:val="en-US" w:eastAsia="ru-RU"/>
+          <w14:ligatures w14:val="none"/>
+        </w:rPr>
+        <w:t xml:space="preserve">    for number in numbers {</w:t>
+      </w:r>
+    </w:p>
+    <w:p>
+      <w:pPr>
+        <w:spacing w:line="259" w:lineRule="auto"/>
+        <w:rPr>
+          <w:rFonts w:ascii="JetBrains Mono" w:eastAsia="Times New Roman" w:hAnsi="JetBrains Mono" w:cs="JetBrains Mono"/>
+          <w:kern w:val="0"/>
+          <w:sz w:val="20"/>
+          <w:szCs w:val="20"/>
+          <w:lang w:val="en-US" w:eastAsia="ru-RU"/>
+          <w14:ligatures w14:val="none"/>
+        </w:rPr>
+      </w:pPr>
+      <w:r>
+        <w:rPr>
+          <w:rFonts w:ascii="JetBrains Mono" w:eastAsia="Times New Roman" w:hAnsi="JetBrains Mono" w:cs="JetBrains Mono"/>
+          <w:kern w:val="0"/>
+          <w:sz w:val="20"/>
+          <w:szCs w:val="20"/>
+          <w:lang w:val="en-US" w:eastAsia="ru-RU"/>
+          <w14:ligatures w14:val="none"/>
+        </w:rPr>
+        <w:t xml:space="preserve">        if *number &gt; MIN_VALUE {</w:t>
+      </w:r>
+    </w:p>
+    <w:p>
+      <w:pPr>
+        <w:spacing w:line="259" w:lineRule="auto"/>
+        <w:rPr>
+          <w:rFonts w:ascii="JetBrains Mono" w:eastAsia="Times New Roman" w:hAnsi="JetBrains Mono" w:cs="JetBrains Mono"/>
+          <w:kern w:val="0"/>
+          <w:sz w:val="20"/>
+          <w:szCs w:val="20"/>
+          <w:lang w:val="en-US" w:eastAsia="ru-RU"/>
+          <w14:ligatures w14:val="none"/>
+        </w:rPr>
+      </w:pPr>
+      <w:r>
+        <w:rPr>
+          <w:rFonts w:ascii="JetBrains Mono" w:eastAsia="Times New Roman" w:hAnsi="JetBrains Mono" w:cs="JetBrains Mono"/>
+          <w:kern w:val="0"/>
+          <w:sz w:val="20"/>
+          <w:szCs w:val="20"/>
+          <w:lang w:val="en-US" w:eastAsia="ru-RU"/>
+          <w14:ligatures w14:val="none"/>
+        </w:rPr>
+        <w:t xml:space="preserve">            sum += *number;</w:t>
+      </w:r>
+    </w:p>
+    <w:p>
+      <w:pPr>
+        <w:spacing w:line="259" w:lineRule="auto"/>
+        <w:rPr>
+          <w:rFonts w:ascii="JetBrains Mono" w:eastAsia="Times New Roman" w:hAnsi="JetBrains Mono" w:cs="JetBrains Mono"/>
+          <w:kern w:val="0"/>
+          <w:sz w:val="20"/>
+          <w:szCs w:val="20"/>
+          <w:lang w:val="en-US" w:eastAsia="ru-RU"/>
+          <w14:ligatures w14:val="none"/>
+        </w:rPr>
+      </w:pPr>
+      <w:r>
+        <w:rPr>
+          <w:rFonts w:ascii="JetBrains Mono" w:eastAsia="Times New Roman" w:hAnsi="JetBrains Mono" w:cs="JetBrains Mono"/>
+          <w:kern w:val="0"/>
+          <w:sz w:val="20"/>
+          <w:szCs w:val="20"/>
+          <w:lang w:val="en-US" w:eastAsia="ru-RU"/>
+          <w14:ligatures w14:val="none"/>
+        </w:rPr>
+        <w:t xml:space="preserve">        } else {</w:t>
+      </w:r>
+    </w:p>
+    <w:p>
+      <w:pPr>
+        <w:spacing w:line="259" w:lineRule="auto"/>
+        <w:rPr>
+          <w:rFonts w:ascii="JetBrains Mono" w:eastAsia="Times New Roman" w:hAnsi="JetBrains Mono" w:cs="JetBrains Mono"/>
+          <w:kern w:val="0"/>
+          <w:sz w:val="20"/>
+          <w:szCs w:val="20"/>
+          <w:lang w:val="en-US" w:eastAsia="ru-RU"/>
+          <w14:ligatures w14:val="none"/>
+        </w:rPr>
+      </w:pPr>
+      <w:r>
+        <w:rPr>
+          <w:rFonts w:ascii="JetBrains Mono" w:eastAsia="Times New Roman" w:hAnsi="JetBrains Mono" w:cs="JetBrains Mono"/>
+          <w:kern w:val="0"/>
+          <w:sz w:val="20"/>
+          <w:szCs w:val="20"/>
+          <w:lang w:val="en-US" w:eastAsia="ru-RU"/>
+          <w14:ligatures w14:val="none"/>
+        </w:rPr>
+        <w:t xml:space="preserve">            sum -= *number;</w:t>
+      </w:r>
+    </w:p>
+    <w:p>
+      <w:pPr>
+        <w:spacing w:line="259" w:lineRule="auto"/>
+        <w:rPr>
+          <w:rFonts w:ascii="JetBrains Mono" w:eastAsia="Times New Roman" w:hAnsi="JetBrains Mono" w:cs="JetBrains Mono"/>
+          <w:kern w:val="0"/>
+          <w:sz w:val="20"/>
+          <w:szCs w:val="20"/>
+          <w:lang w:val="en-US" w:eastAsia="ru-RU"/>
+          <w14:ligatures w14:val="none"/>
+        </w:rPr>
+      </w:pPr>
+      <w:r>
+        <w:rPr>
+          <w:rFonts w:ascii="JetBrains Mono" w:eastAsia="Times New Roman" w:hAnsi="JetBrains Mono" w:cs="JetBrains Mono"/>
+          <w:kern w:val="0"/>
+          <w:sz w:val="20"/>
+          <w:szCs w:val="20"/>
+          <w:lang w:val="en-US" w:eastAsia="ru-RU"/>
+          <w14:ligatures w14:val="none"/>
+        </w:rPr>
+        <w:t xml:space="preserve">        }</w:t>
+      </w:r>
+    </w:p>
+    <w:p>
+      <w:pPr>
+        <w:spacing w:line="259" w:lineRule="auto"/>
+        <w:rPr>
+          <w:rFonts w:ascii="JetBrains Mono" w:eastAsia="Times New Roman" w:hAnsi="JetBrains Mono" w:cs="JetBrains Mono"/>
+          <w:kern w:val="0"/>
+          <w:sz w:val="20"/>
+          <w:szCs w:val="20"/>
+          <w:lang w:val="en-US" w:eastAsia="ru-RU"/>
+          <w14:ligatures w14:val="none"/>
+        </w:rPr>
+      </w:pPr>
+      <w:r>
+        <w:rPr>
+          <w:rFonts w:ascii="JetBrains Mono" w:eastAsia="Times New Roman" w:hAnsi="JetBrains Mono" w:cs="JetBrains Mono"/>
+          <w:kern w:val="0"/>
+          <w:sz w:val="20"/>
+          <w:szCs w:val="20"/>
+          <w:lang w:val="en-US" w:eastAsia="ru-RU"/>
+          <w14:ligatures w14:val="none"/>
+        </w:rPr>
         <w:t xml:space="preserve">    }</w:t>
       </w:r>
     </w:p>
@@ -1807,6 +1670,30 @@
           <w:lang w:val="en-US" w:eastAsia="ru-RU"/>
           <w14:ligatures w14:val="none"/>
         </w:rPr>
+        <w:t xml:space="preserve">    sum</w:t>
+      </w:r>
+    </w:p>
+    <w:p>
+      <w:pPr>
+        <w:spacing w:line="259" w:lineRule="auto"/>
+        <w:rPr>
+          <w:rFonts w:ascii="JetBrains Mono" w:eastAsia="Times New Roman" w:hAnsi="JetBrains Mono" w:cs="JetBrains Mono"/>
+          <w:kern w:val="0"/>
+          <w:sz w:val="20"/>
+          <w:szCs w:val="20"/>
+          <w:lang w:val="en-US" w:eastAsia="ru-RU"/>
+          <w14:ligatures w14:val="none"/>
+        </w:rPr>
+      </w:pPr>
+      <w:r>
+        <w:rPr>
+          <w:rFonts w:ascii="JetBrains Mono" w:eastAsia="Times New Roman" w:hAnsi="JetBrains Mono" w:cs="JetBrains Mono"/>
+          <w:kern w:val="0"/>
+          <w:sz w:val="20"/>
+          <w:szCs w:val="20"/>
+          <w:lang w:val="en-US" w:eastAsia="ru-RU"/>
+          <w14:ligatures w14:val="none"/>
+        </w:rPr>
         <w:t>}</w:t>
       </w:r>
     </w:p>
@@ -1822,7 +1709,6 @@
           <w14:ligatures w14:val="none"/>
         </w:rPr>
       </w:pPr>
-      <w:proofErr w:type="spellStart"/>
       <w:r>
         <w:rPr>
           <w:rFonts w:ascii="JetBrains Mono" w:eastAsia="Times New Roman" w:hAnsi="JetBrains Mono" w:cs="JetBrains Mono"/>
@@ -1832,10 +1718,12 @@
           <w:lang w:val="en-US" w:eastAsia="ru-RU"/>
           <w14:ligatures w14:val="none"/>
         </w:rPr>
-        <w:t>fn</w:t>
+        <w:t>fn find_max(numbers: &amp;[i32]) -&gt; i32 {</w:t>
       </w:r>
-      <w:proofErr w:type="spellEnd"/>
-      <w:r>
+    </w:p>
+    <w:p>
+      <w:pPr>
+        <w:spacing w:line="259" w:lineRule="auto"/>
         <w:rPr>
           <w:rFonts w:ascii="JetBrains Mono" w:eastAsia="Times New Roman" w:hAnsi="JetBrains Mono" w:cs="JetBrains Mono"/>
           <w:kern w:val="0"/>
@@ -1844,9 +1732,7 @@
           <w:lang w:val="en-US" w:eastAsia="ru-RU"/>
           <w14:ligatures w14:val="none"/>
         </w:rPr>
-        <w:t xml:space="preserve"> </w:t>
-      </w:r>
-      <w:proofErr w:type="spellStart"/>
+      </w:pPr>
       <w:r>
         <w:rPr>
           <w:rFonts w:ascii="JetBrains Mono" w:eastAsia="Times New Roman" w:hAnsi="JetBrains Mono" w:cs="JetBrains Mono"/>
@@ -1856,10 +1742,12 @@
           <w:lang w:val="en-US" w:eastAsia="ru-RU"/>
           <w14:ligatures w14:val="none"/>
         </w:rPr>
-        <w:t>calculate_sum</w:t>
+        <w:t xml:space="preserve">    let mut maximum = MIN_VALUE;</w:t>
       </w:r>
-      <w:proofErr w:type="spellEnd"/>
-      <w:r>
+    </w:p>
+    <w:p>
+      <w:pPr>
+        <w:spacing w:line="259" w:lineRule="auto"/>
         <w:rPr>
           <w:rFonts w:ascii="JetBrains Mono" w:eastAsia="Times New Roman" w:hAnsi="JetBrains Mono" w:cs="JetBrains Mono"/>
           <w:kern w:val="0"/>
@@ -1868,12 +1756,8 @@
           <w:lang w:val="en-US" w:eastAsia="ru-RU"/>
           <w14:ligatures w14:val="none"/>
         </w:rPr>
-        <w:t>(numbers: &amp;[i32]) -&gt; i32 {</w:t>
-      </w:r>
-    </w:p>
-    <w:p>
-      <w:pPr>
-        <w:spacing w:line="259" w:lineRule="auto"/>
+      </w:pPr>
+      <w:r>
         <w:rPr>
           <w:rFonts w:ascii="JetBrains Mono" w:eastAsia="Times New Roman" w:hAnsi="JetBrains Mono" w:cs="JetBrains Mono"/>
           <w:kern w:val="0"/>
@@ -1882,8 +1766,12 @@
           <w:lang w:val="en-US" w:eastAsia="ru-RU"/>
           <w14:ligatures w14:val="none"/>
         </w:rPr>
-      </w:pPr>
-      <w:r>
+        <w:t xml:space="preserve">    for number in numbers {</w:t>
+      </w:r>
+    </w:p>
+    <w:p>
+      <w:pPr>
+        <w:spacing w:line="259" w:lineRule="auto"/>
         <w:rPr>
           <w:rFonts w:ascii="JetBrains Mono" w:eastAsia="Times New Roman" w:hAnsi="JetBrains Mono" w:cs="JetBrains Mono"/>
           <w:kern w:val="0"/>
@@ -1892,12 +1780,8 @@
           <w:lang w:val="en-US" w:eastAsia="ru-RU"/>
           <w14:ligatures w14:val="none"/>
         </w:rPr>
-        <w:t xml:space="preserve">    let mut sum = 0;</w:t>
-      </w:r>
-    </w:p>
-    <w:p>
-      <w:pPr>
-        <w:spacing w:line="259" w:lineRule="auto"/>
+      </w:pPr>
+      <w:r>
         <w:rPr>
           <w:rFonts w:ascii="JetBrains Mono" w:eastAsia="Times New Roman" w:hAnsi="JetBrains Mono" w:cs="JetBrains Mono"/>
           <w:kern w:val="0"/>
@@ -1906,8 +1790,12 @@
           <w:lang w:val="en-US" w:eastAsia="ru-RU"/>
           <w14:ligatures w14:val="none"/>
         </w:rPr>
-      </w:pPr>
-      <w:r>
+        <w:t xml:space="preserve">        if *number &gt; maximum {</w:t>
+      </w:r>
+    </w:p>
+    <w:p>
+      <w:pPr>
+        <w:spacing w:line="259" w:lineRule="auto"/>
         <w:rPr>
           <w:rFonts w:ascii="JetBrains Mono" w:eastAsia="Times New Roman" w:hAnsi="JetBrains Mono" w:cs="JetBrains Mono"/>
           <w:kern w:val="0"/>
@@ -1916,12 +1804,8 @@
           <w:lang w:val="en-US" w:eastAsia="ru-RU"/>
           <w14:ligatures w14:val="none"/>
         </w:rPr>
-        <w:t xml:space="preserve">    for number in numbers {</w:t>
-      </w:r>
-    </w:p>
-    <w:p>
-      <w:pPr>
-        <w:spacing w:line="259" w:lineRule="auto"/>
+      </w:pPr>
+      <w:r>
         <w:rPr>
           <w:rFonts w:ascii="JetBrains Mono" w:eastAsia="Times New Roman" w:hAnsi="JetBrains Mono" w:cs="JetBrains Mono"/>
           <w:kern w:val="0"/>
@@ -1930,8 +1814,12 @@
           <w:lang w:val="en-US" w:eastAsia="ru-RU"/>
           <w14:ligatures w14:val="none"/>
         </w:rPr>
-      </w:pPr>
-      <w:r>
+        <w:t xml:space="preserve">            maximum = *number;</w:t>
+      </w:r>
+    </w:p>
+    <w:p>
+      <w:pPr>
+        <w:spacing w:line="259" w:lineRule="auto"/>
         <w:rPr>
           <w:rFonts w:ascii="JetBrains Mono" w:eastAsia="Times New Roman" w:hAnsi="JetBrains Mono" w:cs="JetBrains Mono"/>
           <w:kern w:val="0"/>
@@ -1940,12 +1828,8 @@
           <w:lang w:val="en-US" w:eastAsia="ru-RU"/>
           <w14:ligatures w14:val="none"/>
         </w:rPr>
-        <w:t xml:space="preserve">        if *number &gt; MIN_VALUE {</w:t>
-      </w:r>
-    </w:p>
-    <w:p>
-      <w:pPr>
-        <w:spacing w:line="259" w:lineRule="auto"/>
+      </w:pPr>
+      <w:r>
         <w:rPr>
           <w:rFonts w:ascii="JetBrains Mono" w:eastAsia="Times New Roman" w:hAnsi="JetBrains Mono" w:cs="JetBrains Mono"/>
           <w:kern w:val="0"/>
@@ -1954,8 +1838,12 @@
           <w:lang w:val="en-US" w:eastAsia="ru-RU"/>
           <w14:ligatures w14:val="none"/>
         </w:rPr>
-      </w:pPr>
-      <w:r>
+        <w:t xml:space="preserve">        }</w:t>
+      </w:r>
+    </w:p>
+    <w:p>
+      <w:pPr>
+        <w:spacing w:line="259" w:lineRule="auto"/>
         <w:rPr>
           <w:rFonts w:ascii="JetBrains Mono" w:eastAsia="Times New Roman" w:hAnsi="JetBrains Mono" w:cs="JetBrains Mono"/>
           <w:kern w:val="0"/>
@@ -1964,12 +1852,8 @@
           <w:lang w:val="en-US" w:eastAsia="ru-RU"/>
           <w14:ligatures w14:val="none"/>
         </w:rPr>
-        <w:t xml:space="preserve">            sum += *number;</w:t>
-      </w:r>
-    </w:p>
-    <w:p>
-      <w:pPr>
-        <w:spacing w:line="259" w:lineRule="auto"/>
+      </w:pPr>
+      <w:r>
         <w:rPr>
           <w:rFonts w:ascii="JetBrains Mono" w:eastAsia="Times New Roman" w:hAnsi="JetBrains Mono" w:cs="JetBrains Mono"/>
           <w:kern w:val="0"/>
@@ -1978,8 +1862,12 @@
           <w:lang w:val="en-US" w:eastAsia="ru-RU"/>
           <w14:ligatures w14:val="none"/>
         </w:rPr>
-      </w:pPr>
-      <w:r>
+        <w:t xml:space="preserve">    }</w:t>
+      </w:r>
+    </w:p>
+    <w:p>
+      <w:pPr>
+        <w:spacing w:line="259" w:lineRule="auto"/>
         <w:rPr>
           <w:rFonts w:ascii="JetBrains Mono" w:eastAsia="Times New Roman" w:hAnsi="JetBrains Mono" w:cs="JetBrains Mono"/>
           <w:kern w:val="0"/>
@@ -1988,12 +1876,8 @@
           <w:lang w:val="en-US" w:eastAsia="ru-RU"/>
           <w14:ligatures w14:val="none"/>
         </w:rPr>
-        <w:t xml:space="preserve">        } else {</w:t>
-      </w:r>
-    </w:p>
-    <w:p>
-      <w:pPr>
-        <w:spacing w:line="259" w:lineRule="auto"/>
+      </w:pPr>
+      <w:r>
         <w:rPr>
           <w:rFonts w:ascii="JetBrains Mono" w:eastAsia="Times New Roman" w:hAnsi="JetBrains Mono" w:cs="JetBrains Mono"/>
           <w:kern w:val="0"/>
@@ -2002,8 +1886,12 @@
           <w:lang w:val="en-US" w:eastAsia="ru-RU"/>
           <w14:ligatures w14:val="none"/>
         </w:rPr>
-      </w:pPr>
-      <w:r>
+        <w:t xml:space="preserve">    maximum</w:t>
+      </w:r>
+    </w:p>
+    <w:p>
+      <w:pPr>
+        <w:spacing w:line="259" w:lineRule="auto"/>
         <w:rPr>
           <w:rFonts w:ascii="JetBrains Mono" w:eastAsia="Times New Roman" w:hAnsi="JetBrains Mono" w:cs="JetBrains Mono"/>
           <w:kern w:val="0"/>
@@ -2012,12 +1900,8 @@
           <w:lang w:val="en-US" w:eastAsia="ru-RU"/>
           <w14:ligatures w14:val="none"/>
         </w:rPr>
-        <w:t xml:space="preserve">            sum -= *number;</w:t>
-      </w:r>
-    </w:p>
-    <w:p>
-      <w:pPr>
-        <w:spacing w:line="259" w:lineRule="auto"/>
+      </w:pPr>
+      <w:r>
         <w:rPr>
           <w:rFonts w:ascii="JetBrains Mono" w:eastAsia="Times New Roman" w:hAnsi="JetBrains Mono" w:cs="JetBrains Mono"/>
           <w:kern w:val="0"/>
@@ -2026,8 +1910,12 @@
           <w:lang w:val="en-US" w:eastAsia="ru-RU"/>
           <w14:ligatures w14:val="none"/>
         </w:rPr>
-      </w:pPr>
-      <w:r>
+        <w:t>}</w:t>
+      </w:r>
+    </w:p>
+    <w:p>
+      <w:pPr>
+        <w:spacing w:line="259" w:lineRule="auto"/>
         <w:rPr>
           <w:rFonts w:ascii="JetBrains Mono" w:eastAsia="Times New Roman" w:hAnsi="JetBrains Mono" w:cs="JetBrains Mono"/>
           <w:kern w:val="0"/>
@@ -2036,8 +1924,7 @@
           <w:lang w:val="en-US" w:eastAsia="ru-RU"/>
           <w14:ligatures w14:val="none"/>
         </w:rPr>
-        <w:t xml:space="preserve">        }</w:t>
-      </w:r>
+      </w:pPr>
     </w:p>
     <w:p>
       <w:pPr>
@@ -2060,6 +1947,150 @@
           <w:lang w:val="en-US" w:eastAsia="ru-RU"/>
           <w14:ligatures w14:val="none"/>
         </w:rPr>
+        <w:t>fn classify_number(number: i32) -&gt; &amp;'static str {</w:t>
+      </w:r>
+    </w:p>
+    <w:p>
+      <w:pPr>
+        <w:spacing w:line="259" w:lineRule="auto"/>
+        <w:rPr>
+          <w:rFonts w:ascii="JetBrains Mono" w:eastAsia="Times New Roman" w:hAnsi="JetBrains Mono" w:cs="JetBrains Mono"/>
+          <w:kern w:val="0"/>
+          <w:sz w:val="20"/>
+          <w:szCs w:val="20"/>
+          <w:lang w:val="en-US" w:eastAsia="ru-RU"/>
+          <w14:ligatures w14:val="none"/>
+        </w:rPr>
+      </w:pPr>
+      <w:r>
+        <w:rPr>
+          <w:rFonts w:ascii="JetBrains Mono" w:eastAsia="Times New Roman" w:hAnsi="JetBrains Mono" w:cs="JetBrains Mono"/>
+          <w:kern w:val="0"/>
+          <w:sz w:val="20"/>
+          <w:szCs w:val="20"/>
+          <w:lang w:val="en-US" w:eastAsia="ru-RU"/>
+          <w14:ligatures w14:val="none"/>
+        </w:rPr>
+        <w:t xml:space="preserve">    match number {</w:t>
+      </w:r>
+    </w:p>
+    <w:p>
+      <w:pPr>
+        <w:spacing w:line="259" w:lineRule="auto"/>
+        <w:rPr>
+          <w:rFonts w:ascii="JetBrains Mono" w:eastAsia="Times New Roman" w:hAnsi="JetBrains Mono" w:cs="JetBrains Mono"/>
+          <w:kern w:val="0"/>
+          <w:sz w:val="20"/>
+          <w:szCs w:val="20"/>
+          <w:lang w:val="en-US" w:eastAsia="ru-RU"/>
+          <w14:ligatures w14:val="none"/>
+        </w:rPr>
+      </w:pPr>
+      <w:r>
+        <w:rPr>
+          <w:rFonts w:ascii="JetBrains Mono" w:eastAsia="Times New Roman" w:hAnsi="JetBrains Mono" w:cs="JetBrains Mono"/>
+          <w:kern w:val="0"/>
+          <w:sz w:val="20"/>
+          <w:szCs w:val="20"/>
+          <w:lang w:val="en-US" w:eastAsia="ru-RU"/>
+          <w14:ligatures w14:val="none"/>
+        </w:rPr>
+        <w:t xml:space="preserve">        MIN_VALUE =&gt; "zero",</w:t>
+      </w:r>
+    </w:p>
+    <w:p>
+      <w:pPr>
+        <w:spacing w:line="259" w:lineRule="auto"/>
+        <w:rPr>
+          <w:rFonts w:ascii="JetBrains Mono" w:eastAsia="Times New Roman" w:hAnsi="JetBrains Mono" w:cs="JetBrains Mono"/>
+          <w:kern w:val="0"/>
+          <w:sz w:val="20"/>
+          <w:szCs w:val="20"/>
+          <w:lang w:val="en-US" w:eastAsia="ru-RU"/>
+          <w14:ligatures w14:val="none"/>
+        </w:rPr>
+      </w:pPr>
+      <w:r>
+        <w:rPr>
+          <w:rFonts w:ascii="JetBrains Mono" w:eastAsia="Times New Roman" w:hAnsi="JetBrains Mono" w:cs="JetBrains Mono"/>
+          <w:kern w:val="0"/>
+          <w:sz w:val="20"/>
+          <w:szCs w:val="20"/>
+          <w:lang w:val="en-US" w:eastAsia="ru-RU"/>
+          <w14:ligatures w14:val="none"/>
+        </w:rPr>
+        <w:t xml:space="preserve">        1..=49 =&gt; "small",</w:t>
+      </w:r>
+    </w:p>
+    <w:p>
+      <w:pPr>
+        <w:spacing w:line="259" w:lineRule="auto"/>
+        <w:rPr>
+          <w:rFonts w:ascii="JetBrains Mono" w:eastAsia="Times New Roman" w:hAnsi="JetBrains Mono" w:cs="JetBrains Mono"/>
+          <w:kern w:val="0"/>
+          <w:sz w:val="20"/>
+          <w:szCs w:val="20"/>
+          <w:lang w:val="en-US" w:eastAsia="ru-RU"/>
+          <w14:ligatures w14:val="none"/>
+        </w:rPr>
+      </w:pPr>
+      <w:r>
+        <w:rPr>
+          <w:rFonts w:ascii="JetBrains Mono" w:eastAsia="Times New Roman" w:hAnsi="JetBrains Mono" w:cs="JetBrains Mono"/>
+          <w:kern w:val="0"/>
+          <w:sz w:val="20"/>
+          <w:szCs w:val="20"/>
+          <w:lang w:val="en-US" w:eastAsia="ru-RU"/>
+          <w14:ligatures w14:val="none"/>
+        </w:rPr>
+        <w:t xml:space="preserve">        50..=MAX_VALUE =&gt; "medium",</w:t>
+      </w:r>
+    </w:p>
+    <w:p>
+      <w:pPr>
+        <w:spacing w:line="259" w:lineRule="auto"/>
+        <w:rPr>
+          <w:rFonts w:ascii="JetBrains Mono" w:eastAsia="Times New Roman" w:hAnsi="JetBrains Mono" w:cs="JetBrains Mono"/>
+          <w:kern w:val="0"/>
+          <w:sz w:val="20"/>
+          <w:szCs w:val="20"/>
+          <w:lang w:val="en-US" w:eastAsia="ru-RU"/>
+          <w14:ligatures w14:val="none"/>
+        </w:rPr>
+      </w:pPr>
+      <w:r>
+        <w:rPr>
+          <w:rFonts w:ascii="JetBrains Mono" w:eastAsia="Times New Roman" w:hAnsi="JetBrains Mono" w:cs="JetBrains Mono"/>
+          <w:kern w:val="0"/>
+          <w:sz w:val="20"/>
+          <w:szCs w:val="20"/>
+          <w:lang w:val="en-US" w:eastAsia="ru-RU"/>
+          <w14:ligatures w14:val="none"/>
+        </w:rPr>
+        <w:t xml:space="preserve">        _ =&gt; "large",</w:t>
+      </w:r>
+    </w:p>
+    <w:p>
+      <w:pPr>
+        <w:spacing w:line="259" w:lineRule="auto"/>
+        <w:rPr>
+          <w:rFonts w:ascii="JetBrains Mono" w:eastAsia="Times New Roman" w:hAnsi="JetBrains Mono" w:cs="JetBrains Mono"/>
+          <w:kern w:val="0"/>
+          <w:sz w:val="20"/>
+          <w:szCs w:val="20"/>
+          <w:lang w:val="en-US" w:eastAsia="ru-RU"/>
+          <w14:ligatures w14:val="none"/>
+        </w:rPr>
+      </w:pPr>
+      <w:r>
+        <w:rPr>
+          <w:rFonts w:ascii="JetBrains Mono" w:eastAsia="Times New Roman" w:hAnsi="JetBrains Mono" w:cs="JetBrains Mono"/>
+          <w:kern w:val="0"/>
+          <w:sz w:val="20"/>
+          <w:szCs w:val="20"/>
+          <w:lang w:val="en-US" w:eastAsia="ru-RU"/>
+          <w14:ligatures w14:val="none"/>
+        </w:rPr>
         <w:t xml:space="preserve">    }</w:t>
       </w:r>
     </w:p>
@@ -2084,7 +2115,7 @@
           <w:lang w:val="en-US" w:eastAsia="ru-RU"/>
           <w14:ligatures w14:val="none"/>
         </w:rPr>
-        <w:t xml:space="preserve">    sum</w:t>
+        <w:t>}</w:t>
       </w:r>
     </w:p>
     <w:p>
@@ -2108,7 +2139,8 @@
           <w:lang w:val="en-US" w:eastAsia="ru-RU"/>
           <w14:ligatures w14:val="none"/>
         </w:rPr>
-        <w:t>}</w:t>
+        <w:lastRenderedPageBreak/>
+        <w:t>fn main() {</w:t>
       </w:r>
     </w:p>
     <w:p>
@@ -2123,7 +2155,6 @@
           <w14:ligatures w14:val="none"/>
         </w:rPr>
       </w:pPr>
-      <w:proofErr w:type="spellStart"/>
       <w:r>
         <w:rPr>
           <w:rFonts w:ascii="JetBrains Mono" w:eastAsia="Times New Roman" w:hAnsi="JetBrains Mono" w:cs="JetBrains Mono"/>
@@ -2133,10 +2164,12 @@
           <w:lang w:val="en-US" w:eastAsia="ru-RU"/>
           <w14:ligatures w14:val="none"/>
         </w:rPr>
-        <w:t>fn</w:t>
+        <w:t xml:space="preserve">    let numbers = [10, -5, 20, 75, -3, 90];</w:t>
       </w:r>
-      <w:proofErr w:type="spellEnd"/>
-      <w:r>
+    </w:p>
+    <w:p>
+      <w:pPr>
+        <w:spacing w:line="259" w:lineRule="auto"/>
         <w:rPr>
           <w:rFonts w:ascii="JetBrains Mono" w:eastAsia="Times New Roman" w:hAnsi="JetBrains Mono" w:cs="JetBrains Mono"/>
           <w:kern w:val="0"/>
@@ -2145,9 +2178,7 @@
           <w:lang w:val="en-US" w:eastAsia="ru-RU"/>
           <w14:ligatures w14:val="none"/>
         </w:rPr>
-        <w:t xml:space="preserve"> </w:t>
-      </w:r>
-      <w:proofErr w:type="spellStart"/>
+      </w:pPr>
       <w:r>
         <w:rPr>
           <w:rFonts w:ascii="JetBrains Mono" w:eastAsia="Times New Roman" w:hAnsi="JetBrains Mono" w:cs="JetBrains Mono"/>
@@ -2157,10 +2188,12 @@
           <w:lang w:val="en-US" w:eastAsia="ru-RU"/>
           <w14:ligatures w14:val="none"/>
         </w:rPr>
-        <w:t>find_max</w:t>
+        <w:t xml:space="preserve">    let sum = calculate_sum(&amp;numbers);</w:t>
       </w:r>
-      <w:proofErr w:type="spellEnd"/>
-      <w:r>
+    </w:p>
+    <w:p>
+      <w:pPr>
+        <w:spacing w:line="259" w:lineRule="auto"/>
         <w:rPr>
           <w:rFonts w:ascii="JetBrains Mono" w:eastAsia="Times New Roman" w:hAnsi="JetBrains Mono" w:cs="JetBrains Mono"/>
           <w:kern w:val="0"/>
@@ -2169,12 +2202,8 @@
           <w:lang w:val="en-US" w:eastAsia="ru-RU"/>
           <w14:ligatures w14:val="none"/>
         </w:rPr>
-        <w:t>(numbers: &amp;[i32]) -&gt; i32 {</w:t>
-      </w:r>
-    </w:p>
-    <w:p>
-      <w:pPr>
-        <w:spacing w:line="259" w:lineRule="auto"/>
+      </w:pPr>
+      <w:r>
         <w:rPr>
           <w:rFonts w:ascii="JetBrains Mono" w:eastAsia="Times New Roman" w:hAnsi="JetBrains Mono" w:cs="JetBrains Mono"/>
           <w:kern w:val="0"/>
@@ -2183,8 +2212,12 @@
           <w:lang w:val="en-US" w:eastAsia="ru-RU"/>
           <w14:ligatures w14:val="none"/>
         </w:rPr>
-      </w:pPr>
-      <w:r>
+        <w:t xml:space="preserve">    let maximum = find_max(&amp;numbers);</w:t>
+      </w:r>
+    </w:p>
+    <w:p>
+      <w:pPr>
+        <w:spacing w:line="259" w:lineRule="auto"/>
         <w:rPr>
           <w:rFonts w:ascii="JetBrains Mono" w:eastAsia="Times New Roman" w:hAnsi="JetBrains Mono" w:cs="JetBrains Mono"/>
           <w:kern w:val="0"/>
@@ -2193,12 +2226,8 @@
           <w:lang w:val="en-US" w:eastAsia="ru-RU"/>
           <w14:ligatures w14:val="none"/>
         </w:rPr>
-        <w:t xml:space="preserve">    let mut maximum = MIN_VALUE;</w:t>
-      </w:r>
-    </w:p>
-    <w:p>
-      <w:pPr>
-        <w:spacing w:line="259" w:lineRule="auto"/>
+      </w:pPr>
+      <w:r>
         <w:rPr>
           <w:rFonts w:ascii="JetBrains Mono" w:eastAsia="Times New Roman" w:hAnsi="JetBrains Mono" w:cs="JetBrains Mono"/>
           <w:kern w:val="0"/>
@@ -2207,8 +2236,12 @@
           <w:lang w:val="en-US" w:eastAsia="ru-RU"/>
           <w14:ligatures w14:val="none"/>
         </w:rPr>
-      </w:pPr>
-      <w:r>
+        <w:t xml:space="preserve">    let category = classify_number(maximum);</w:t>
+      </w:r>
+    </w:p>
+    <w:p>
+      <w:pPr>
+        <w:spacing w:line="259" w:lineRule="auto"/>
         <w:rPr>
           <w:rFonts w:ascii="JetBrains Mono" w:eastAsia="Times New Roman" w:hAnsi="JetBrains Mono" w:cs="JetBrains Mono"/>
           <w:kern w:val="0"/>
@@ -2217,12 +2250,8 @@
           <w:lang w:val="en-US" w:eastAsia="ru-RU"/>
           <w14:ligatures w14:val="none"/>
         </w:rPr>
-        <w:t xml:space="preserve">    for number in numbers {</w:t>
-      </w:r>
-    </w:p>
-    <w:p>
-      <w:pPr>
-        <w:spacing w:line="259" w:lineRule="auto"/>
+      </w:pPr>
+      <w:r>
         <w:rPr>
           <w:rFonts w:ascii="JetBrains Mono" w:eastAsia="Times New Roman" w:hAnsi="JetBrains Mono" w:cs="JetBrains Mono"/>
           <w:kern w:val="0"/>
@@ -2231,8 +2260,12 @@
           <w:lang w:val="en-US" w:eastAsia="ru-RU"/>
           <w14:ligatures w14:val="none"/>
         </w:rPr>
-      </w:pPr>
-      <w:r>
+        <w:t xml:space="preserve">    let student = Student::new(</w:t>
+      </w:r>
+    </w:p>
+    <w:p>
+      <w:pPr>
+        <w:spacing w:line="259" w:lineRule="auto"/>
         <w:rPr>
           <w:rFonts w:ascii="JetBrains Mono" w:eastAsia="Times New Roman" w:hAnsi="JetBrains Mono" w:cs="JetBrains Mono"/>
           <w:kern w:val="0"/>
@@ -2241,12 +2274,8 @@
           <w:lang w:val="en-US" w:eastAsia="ru-RU"/>
           <w14:ligatures w14:val="none"/>
         </w:rPr>
-        <w:t xml:space="preserve">        if *number &gt; maximum {</w:t>
-      </w:r>
-    </w:p>
-    <w:p>
-      <w:pPr>
-        <w:spacing w:line="259" w:lineRule="auto"/>
+      </w:pPr>
+      <w:r>
         <w:rPr>
           <w:rFonts w:ascii="JetBrains Mono" w:eastAsia="Times New Roman" w:hAnsi="JetBrains Mono" w:cs="JetBrains Mono"/>
           <w:kern w:val="0"/>
@@ -2255,8 +2284,12 @@
           <w:lang w:val="en-US" w:eastAsia="ru-RU"/>
           <w14:ligatures w14:val="none"/>
         </w:rPr>
-      </w:pPr>
-      <w:r>
+        <w:t xml:space="preserve">        DEFAULT_NAME,</w:t>
+      </w:r>
+    </w:p>
+    <w:p>
+      <w:pPr>
+        <w:spacing w:line="259" w:lineRule="auto"/>
         <w:rPr>
           <w:rFonts w:ascii="JetBrains Mono" w:eastAsia="Times New Roman" w:hAnsi="JetBrains Mono" w:cs="JetBrains Mono"/>
           <w:kern w:val="0"/>
@@ -2265,12 +2298,8 @@
           <w:lang w:val="en-US" w:eastAsia="ru-RU"/>
           <w14:ligatures w14:val="none"/>
         </w:rPr>
-        <w:t xml:space="preserve">            maximum = *number;</w:t>
-      </w:r>
-    </w:p>
-    <w:p>
-      <w:pPr>
-        <w:spacing w:line="259" w:lineRule="auto"/>
+      </w:pPr>
+      <w:r>
         <w:rPr>
           <w:rFonts w:ascii="JetBrains Mono" w:eastAsia="Times New Roman" w:hAnsi="JetBrains Mono" w:cs="JetBrains Mono"/>
           <w:kern w:val="0"/>
@@ -2279,8 +2308,12 @@
           <w:lang w:val="en-US" w:eastAsia="ru-RU"/>
           <w14:ligatures w14:val="none"/>
         </w:rPr>
-      </w:pPr>
-      <w:r>
+        <w:t xml:space="preserve">        20,</w:t>
+      </w:r>
+    </w:p>
+    <w:p>
+      <w:pPr>
+        <w:spacing w:line="259" w:lineRule="auto"/>
         <w:rPr>
           <w:rFonts w:ascii="JetBrains Mono" w:eastAsia="Times New Roman" w:hAnsi="JetBrains Mono" w:cs="JetBrains Mono"/>
           <w:kern w:val="0"/>
@@ -2289,12 +2322,8 @@
           <w:lang w:val="en-US" w:eastAsia="ru-RU"/>
           <w14:ligatures w14:val="none"/>
         </w:rPr>
-        <w:t xml:space="preserve">        }</w:t>
-      </w:r>
-    </w:p>
-    <w:p>
-      <w:pPr>
-        <w:spacing w:line="259" w:lineRule="auto"/>
+      </w:pPr>
+      <w:r>
         <w:rPr>
           <w:rFonts w:ascii="JetBrains Mono" w:eastAsia="Times New Roman" w:hAnsi="JetBrains Mono" w:cs="JetBrains Mono"/>
           <w:kern w:val="0"/>
@@ -2303,8 +2332,12 @@
           <w:lang w:val="en-US" w:eastAsia="ru-RU"/>
           <w14:ligatures w14:val="none"/>
         </w:rPr>
-      </w:pPr>
-      <w:r>
+        <w:t xml:space="preserve">        vec![75, 82, 91, 68, 55],</w:t>
+      </w:r>
+    </w:p>
+    <w:p>
+      <w:pPr>
+        <w:spacing w:line="259" w:lineRule="auto"/>
         <w:rPr>
           <w:rFonts w:ascii="JetBrains Mono" w:eastAsia="Times New Roman" w:hAnsi="JetBrains Mono" w:cs="JetBrains Mono"/>
           <w:kern w:val="0"/>
@@ -2313,6 +2346,365 @@
           <w:lang w:val="en-US" w:eastAsia="ru-RU"/>
           <w14:ligatures w14:val="none"/>
         </w:rPr>
+      </w:pPr>
+      <w:r>
+        <w:rPr>
+          <w:rFonts w:ascii="JetBrains Mono" w:eastAsia="Times New Roman" w:hAnsi="JetBrains Mono" w:cs="JetBrains Mono"/>
+          <w:kern w:val="0"/>
+          <w:sz w:val="20"/>
+          <w:szCs w:val="20"/>
+          <w:lang w:val="en-US" w:eastAsia="ru-RU"/>
+          <w14:ligatures w14:val="none"/>
+        </w:rPr>
+        <w:t xml:space="preserve">    );</w:t>
+      </w:r>
+    </w:p>
+    <w:p>
+      <w:pPr>
+        <w:spacing w:line="259" w:lineRule="auto"/>
+        <w:rPr>
+          <w:rFonts w:ascii="JetBrains Mono" w:eastAsia="Times New Roman" w:hAnsi="JetBrains Mono" w:cs="JetBrains Mono"/>
+          <w:kern w:val="0"/>
+          <w:sz w:val="20"/>
+          <w:szCs w:val="20"/>
+          <w:lang w:val="en-US" w:eastAsia="ru-RU"/>
+          <w14:ligatures w14:val="none"/>
+        </w:rPr>
+      </w:pPr>
+      <w:r>
+        <w:rPr>
+          <w:rFonts w:ascii="JetBrains Mono" w:eastAsia="Times New Roman" w:hAnsi="JetBrains Mono" w:cs="JetBrains Mono"/>
+          <w:kern w:val="0"/>
+          <w:sz w:val="20"/>
+          <w:szCs w:val="20"/>
+          <w:lang w:val="en-US" w:eastAsia="ru-RU"/>
+          <w14:ligatures w14:val="none"/>
+        </w:rPr>
+        <w:t xml:space="preserve">    println!("Numbers: {:?}", numbers);</w:t>
+      </w:r>
+    </w:p>
+    <w:p>
+      <w:pPr>
+        <w:spacing w:line="259" w:lineRule="auto"/>
+        <w:rPr>
+          <w:rFonts w:ascii="JetBrains Mono" w:eastAsia="Times New Roman" w:hAnsi="JetBrains Mono" w:cs="JetBrains Mono"/>
+          <w:kern w:val="0"/>
+          <w:sz w:val="20"/>
+          <w:szCs w:val="20"/>
+          <w:lang w:val="en-US" w:eastAsia="ru-RU"/>
+          <w14:ligatures w14:val="none"/>
+        </w:rPr>
+      </w:pPr>
+      <w:r>
+        <w:rPr>
+          <w:rFonts w:ascii="JetBrains Mono" w:eastAsia="Times New Roman" w:hAnsi="JetBrains Mono" w:cs="JetBrains Mono"/>
+          <w:kern w:val="0"/>
+          <w:sz w:val="20"/>
+          <w:szCs w:val="20"/>
+          <w:lang w:val="en-US" w:eastAsia="ru-RU"/>
+          <w14:ligatures w14:val="none"/>
+        </w:rPr>
+        <w:t xml:space="preserve">    println!("Sum: {}", sum);</w:t>
+      </w:r>
+    </w:p>
+    <w:p>
+      <w:pPr>
+        <w:spacing w:line="259" w:lineRule="auto"/>
+        <w:rPr>
+          <w:rFonts w:ascii="JetBrains Mono" w:eastAsia="Times New Roman" w:hAnsi="JetBrains Mono" w:cs="JetBrains Mono"/>
+          <w:kern w:val="0"/>
+          <w:sz w:val="20"/>
+          <w:szCs w:val="20"/>
+          <w:lang w:val="en-US" w:eastAsia="ru-RU"/>
+          <w14:ligatures w14:val="none"/>
+        </w:rPr>
+      </w:pPr>
+      <w:r>
+        <w:rPr>
+          <w:rFonts w:ascii="JetBrains Mono" w:eastAsia="Times New Roman" w:hAnsi="JetBrains Mono" w:cs="JetBrains Mono"/>
+          <w:kern w:val="0"/>
+          <w:sz w:val="20"/>
+          <w:szCs w:val="20"/>
+          <w:lang w:val="en-US" w:eastAsia="ru-RU"/>
+          <w14:ligatures w14:val="none"/>
+        </w:rPr>
+        <w:t xml:space="preserve">    println!("Maximum: {}", maximum);</w:t>
+      </w:r>
+    </w:p>
+    <w:p>
+      <w:pPr>
+        <w:spacing w:line="259" w:lineRule="auto"/>
+        <w:rPr>
+          <w:rFonts w:ascii="JetBrains Mono" w:eastAsia="Times New Roman" w:hAnsi="JetBrains Mono" w:cs="JetBrains Mono"/>
+          <w:kern w:val="0"/>
+          <w:sz w:val="20"/>
+          <w:szCs w:val="20"/>
+          <w:lang w:val="en-US" w:eastAsia="ru-RU"/>
+          <w14:ligatures w14:val="none"/>
+        </w:rPr>
+      </w:pPr>
+      <w:r>
+        <w:rPr>
+          <w:rFonts w:ascii="JetBrains Mono" w:eastAsia="Times New Roman" w:hAnsi="JetBrains Mono" w:cs="JetBrains Mono"/>
+          <w:kern w:val="0"/>
+          <w:sz w:val="20"/>
+          <w:szCs w:val="20"/>
+          <w:lang w:val="en-US" w:eastAsia="ru-RU"/>
+          <w14:ligatures w14:val="none"/>
+        </w:rPr>
+        <w:t xml:space="preserve">    println!("Category: {}", category);</w:t>
+      </w:r>
+    </w:p>
+    <w:p>
+      <w:pPr>
+        <w:spacing w:line="259" w:lineRule="auto"/>
+        <w:rPr>
+          <w:rFonts w:ascii="JetBrains Mono" w:eastAsia="Times New Roman" w:hAnsi="JetBrains Mono" w:cs="JetBrains Mono"/>
+          <w:kern w:val="0"/>
+          <w:sz w:val="20"/>
+          <w:szCs w:val="20"/>
+          <w:lang w:val="en-US" w:eastAsia="ru-RU"/>
+          <w14:ligatures w14:val="none"/>
+        </w:rPr>
+      </w:pPr>
+      <w:r>
+        <w:rPr>
+          <w:rFonts w:ascii="JetBrains Mono" w:eastAsia="Times New Roman" w:hAnsi="JetBrains Mono" w:cs="JetBrains Mono"/>
+          <w:kern w:val="0"/>
+          <w:sz w:val="20"/>
+          <w:szCs w:val="20"/>
+          <w:lang w:val="en-US" w:eastAsia="ru-RU"/>
+          <w14:ligatures w14:val="none"/>
+        </w:rPr>
+        <w:t xml:space="preserve">    println!("Student: {:?}", student);</w:t>
+      </w:r>
+    </w:p>
+    <w:p>
+      <w:pPr>
+        <w:spacing w:line="259" w:lineRule="auto"/>
+        <w:rPr>
+          <w:rFonts w:ascii="JetBrains Mono" w:eastAsia="Times New Roman" w:hAnsi="JetBrains Mono" w:cs="JetBrains Mono"/>
+          <w:kern w:val="0"/>
+          <w:sz w:val="20"/>
+          <w:szCs w:val="20"/>
+          <w:lang w:val="en-US" w:eastAsia="ru-RU"/>
+          <w14:ligatures w14:val="none"/>
+        </w:rPr>
+      </w:pPr>
+      <w:r>
+        <w:rPr>
+          <w:rFonts w:ascii="JetBrains Mono" w:eastAsia="Times New Roman" w:hAnsi="JetBrains Mono" w:cs="JetBrains Mono"/>
+          <w:kern w:val="0"/>
+          <w:sz w:val="20"/>
+          <w:szCs w:val="20"/>
+          <w:lang w:val="en-US" w:eastAsia="ru-RU"/>
+          <w14:ligatures w14:val="none"/>
+        </w:rPr>
+        <w:t xml:space="preserve">    println!("Name: {}", student.name);</w:t>
+      </w:r>
+    </w:p>
+    <w:p>
+      <w:pPr>
+        <w:spacing w:line="259" w:lineRule="auto"/>
+        <w:rPr>
+          <w:rFonts w:ascii="JetBrains Mono" w:eastAsia="Times New Roman" w:hAnsi="JetBrains Mono" w:cs="JetBrains Mono"/>
+          <w:kern w:val="0"/>
+          <w:sz w:val="20"/>
+          <w:szCs w:val="20"/>
+          <w:lang w:val="en-US" w:eastAsia="ru-RU"/>
+          <w14:ligatures w14:val="none"/>
+        </w:rPr>
+      </w:pPr>
+      <w:r>
+        <w:rPr>
+          <w:rFonts w:ascii="JetBrains Mono" w:eastAsia="Times New Roman" w:hAnsi="JetBrains Mono" w:cs="JetBrains Mono"/>
+          <w:kern w:val="0"/>
+          <w:sz w:val="20"/>
+          <w:szCs w:val="20"/>
+          <w:lang w:val="en-US" w:eastAsia="ru-RU"/>
+          <w14:ligatures w14:val="none"/>
+        </w:rPr>
+        <w:t xml:space="preserve">    println!("Age: {}", student.age);</w:t>
+      </w:r>
+    </w:p>
+    <w:p>
+      <w:pPr>
+        <w:spacing w:line="259" w:lineRule="auto"/>
+        <w:rPr>
+          <w:rFonts w:ascii="JetBrains Mono" w:eastAsia="Times New Roman" w:hAnsi="JetBrains Mono" w:cs="JetBrains Mono"/>
+          <w:kern w:val="0"/>
+          <w:sz w:val="20"/>
+          <w:szCs w:val="20"/>
+          <w:lang w:val="en-US" w:eastAsia="ru-RU"/>
+          <w14:ligatures w14:val="none"/>
+        </w:rPr>
+      </w:pPr>
+      <w:r>
+        <w:rPr>
+          <w:rFonts w:ascii="JetBrains Mono" w:eastAsia="Times New Roman" w:hAnsi="JetBrains Mono" w:cs="JetBrains Mono"/>
+          <w:kern w:val="0"/>
+          <w:sz w:val="20"/>
+          <w:szCs w:val="20"/>
+          <w:lang w:val="en-US" w:eastAsia="ru-RU"/>
+          <w14:ligatures w14:val="none"/>
+        </w:rPr>
+        <w:t xml:space="preserve">    println!("Average: {:.2}", student.average());</w:t>
+      </w:r>
+    </w:p>
+    <w:p>
+      <w:pPr>
+        <w:spacing w:line="259" w:lineRule="auto"/>
+        <w:rPr>
+          <w:rFonts w:ascii="JetBrains Mono" w:eastAsia="Times New Roman" w:hAnsi="JetBrains Mono" w:cs="JetBrains Mono"/>
+          <w:kern w:val="0"/>
+          <w:sz w:val="20"/>
+          <w:szCs w:val="20"/>
+          <w:lang w:val="en-US" w:eastAsia="ru-RU"/>
+          <w14:ligatures w14:val="none"/>
+        </w:rPr>
+      </w:pPr>
+      <w:r>
+        <w:rPr>
+          <w:rFonts w:ascii="JetBrains Mono" w:eastAsia="Times New Roman" w:hAnsi="JetBrains Mono" w:cs="JetBrains Mono"/>
+          <w:kern w:val="0"/>
+          <w:sz w:val="20"/>
+          <w:szCs w:val="20"/>
+          <w:lang w:val="en-US" w:eastAsia="ru-RU"/>
+          <w14:ligatures w14:val="none"/>
+        </w:rPr>
+        <w:t xml:space="preserve">    println!("Maximum grade: {}", student.max_grade());</w:t>
+      </w:r>
+    </w:p>
+    <w:p>
+      <w:pPr>
+        <w:spacing w:line="259" w:lineRule="auto"/>
+        <w:rPr>
+          <w:rFonts w:ascii="JetBrains Mono" w:eastAsia="Times New Roman" w:hAnsi="JetBrains Mono" w:cs="JetBrains Mono"/>
+          <w:kern w:val="0"/>
+          <w:sz w:val="20"/>
+          <w:szCs w:val="20"/>
+          <w:lang w:val="en-US" w:eastAsia="ru-RU"/>
+          <w14:ligatures w14:val="none"/>
+        </w:rPr>
+      </w:pPr>
+    </w:p>
+    <w:p>
+      <w:pPr>
+        <w:spacing w:line="259" w:lineRule="auto"/>
+        <w:rPr>
+          <w:rFonts w:ascii="JetBrains Mono" w:eastAsia="Times New Roman" w:hAnsi="JetBrains Mono" w:cs="JetBrains Mono"/>
+          <w:kern w:val="0"/>
+          <w:sz w:val="20"/>
+          <w:szCs w:val="20"/>
+          <w:lang w:val="en-US" w:eastAsia="ru-RU"/>
+          <w14:ligatures w14:val="none"/>
+        </w:rPr>
+      </w:pPr>
+      <w:r>
+        <w:rPr>
+          <w:rFonts w:ascii="JetBrains Mono" w:eastAsia="Times New Roman" w:hAnsi="JetBrains Mono" w:cs="JetBrains Mono"/>
+          <w:kern w:val="0"/>
+          <w:sz w:val="20"/>
+          <w:szCs w:val="20"/>
+          <w:lang w:val="en-US" w:eastAsia="ru-RU"/>
+          <w14:ligatures w14:val="none"/>
+        </w:rPr>
+        <w:t xml:space="preserve">    if student.is_successful() {</w:t>
+      </w:r>
+    </w:p>
+    <w:p>
+      <w:pPr>
+        <w:spacing w:line="259" w:lineRule="auto"/>
+        <w:rPr>
+          <w:rFonts w:ascii="JetBrains Mono" w:eastAsia="Times New Roman" w:hAnsi="JetBrains Mono" w:cs="JetBrains Mono"/>
+          <w:kern w:val="0"/>
+          <w:sz w:val="20"/>
+          <w:szCs w:val="20"/>
+          <w:lang w:val="en-US" w:eastAsia="ru-RU"/>
+          <w14:ligatures w14:val="none"/>
+        </w:rPr>
+      </w:pPr>
+      <w:r>
+        <w:rPr>
+          <w:rFonts w:ascii="JetBrains Mono" w:eastAsia="Times New Roman" w:hAnsi="JetBrains Mono" w:cs="JetBrains Mono"/>
+          <w:kern w:val="0"/>
+          <w:sz w:val="20"/>
+          <w:szCs w:val="20"/>
+          <w:lang w:val="en-US" w:eastAsia="ru-RU"/>
+          <w14:ligatures w14:val="none"/>
+        </w:rPr>
+        <w:t xml:space="preserve">        println!("Student passed the exam");</w:t>
+      </w:r>
+    </w:p>
+    <w:p>
+      <w:pPr>
+        <w:spacing w:line="259" w:lineRule="auto"/>
+        <w:rPr>
+          <w:rFonts w:ascii="JetBrains Mono" w:eastAsia="Times New Roman" w:hAnsi="JetBrains Mono" w:cs="JetBrains Mono"/>
+          <w:kern w:val="0"/>
+          <w:sz w:val="20"/>
+          <w:szCs w:val="20"/>
+          <w:lang w:val="en-US" w:eastAsia="ru-RU"/>
+          <w14:ligatures w14:val="none"/>
+        </w:rPr>
+      </w:pPr>
+      <w:r>
+        <w:rPr>
+          <w:rFonts w:ascii="JetBrains Mono" w:eastAsia="Times New Roman" w:hAnsi="JetBrains Mono" w:cs="JetBrains Mono"/>
+          <w:kern w:val="0"/>
+          <w:sz w:val="20"/>
+          <w:szCs w:val="20"/>
+          <w:lang w:val="en-US" w:eastAsia="ru-RU"/>
+          <w14:ligatures w14:val="none"/>
+        </w:rPr>
+        <w:t xml:space="preserve">    } else {</w:t>
+      </w:r>
+    </w:p>
+    <w:p>
+      <w:pPr>
+        <w:spacing w:line="259" w:lineRule="auto"/>
+        <w:rPr>
+          <w:rFonts w:ascii="JetBrains Mono" w:eastAsia="Times New Roman" w:hAnsi="JetBrains Mono" w:cs="JetBrains Mono"/>
+          <w:kern w:val="0"/>
+          <w:sz w:val="20"/>
+          <w:szCs w:val="20"/>
+          <w:lang w:val="en-US" w:eastAsia="ru-RU"/>
+          <w14:ligatures w14:val="none"/>
+        </w:rPr>
+      </w:pPr>
+      <w:r>
+        <w:rPr>
+          <w:rFonts w:ascii="JetBrains Mono" w:eastAsia="Times New Roman" w:hAnsi="JetBrains Mono" w:cs="JetBrains Mono"/>
+          <w:kern w:val="0"/>
+          <w:sz w:val="20"/>
+          <w:szCs w:val="20"/>
+          <w:lang w:val="en-US" w:eastAsia="ru-RU"/>
+          <w14:ligatures w14:val="none"/>
+        </w:rPr>
+        <w:t xml:space="preserve">        println!("Student failed the exam");</w:t>
+      </w:r>
+    </w:p>
+    <w:p>
+      <w:pPr>
+        <w:spacing w:line="259" w:lineRule="auto"/>
+        <w:rPr>
+          <w:rFonts w:ascii="JetBrains Mono" w:eastAsia="Times New Roman" w:hAnsi="JetBrains Mono" w:cs="JetBrains Mono"/>
+          <w:kern w:val="0"/>
+          <w:sz w:val="20"/>
+          <w:szCs w:val="20"/>
+          <w:lang w:val="en-US" w:eastAsia="ru-RU"/>
+          <w14:ligatures w14:val="none"/>
+        </w:rPr>
+      </w:pPr>
+      <w:r>
+        <w:rPr>
+          <w:rFonts w:ascii="JetBrains Mono" w:eastAsia="Times New Roman" w:hAnsi="JetBrains Mono" w:cs="JetBrains Mono"/>
+          <w:kern w:val="0"/>
+          <w:sz w:val="20"/>
+          <w:szCs w:val="20"/>
+          <w:lang w:val="en-US" w:eastAsia="ru-RU"/>
+          <w14:ligatures w14:val="none"/>
+        </w:rPr>
         <w:t xml:space="preserve">    }</w:t>
       </w:r>
     </w:p>
@@ -2337,7 +2729,7 @@
           <w:lang w:val="en-US" w:eastAsia="ru-RU"/>
           <w14:ligatures w14:val="none"/>
         </w:rPr>
-        <w:t xml:space="preserve">    maximum</w:t>
+        <w:t xml:space="preserve">    let result = match student.average() {</w:t>
       </w:r>
     </w:p>
     <w:p>
@@ -2361,7 +2753,7 @@
           <w:lang w:val="en-US" w:eastAsia="ru-RU"/>
           <w14:ligatures w14:val="none"/>
         </w:rPr>
-        <w:t>}</w:t>
+        <w:t xml:space="preserve">        value if value &gt;= 90.0 =&gt; "excellent",</w:t>
       </w:r>
     </w:p>
     <w:p>
@@ -2376,10 +2768,7 @@
           <w14:ligatures w14:val="none"/>
         </w:rPr>
       </w:pPr>
-    </w:p>
-    <w:p>
-      <w:pPr>
-        <w:spacing w:line="259" w:lineRule="auto"/>
+      <w:r>
         <w:rPr>
           <w:rFonts w:ascii="JetBrains Mono" w:eastAsia="Times New Roman" w:hAnsi="JetBrains Mono" w:cs="JetBrains Mono"/>
           <w:kern w:val="0"/>
@@ -2388,9 +2777,12 @@
           <w:lang w:val="en-US" w:eastAsia="ru-RU"/>
           <w14:ligatures w14:val="none"/>
         </w:rPr>
-      </w:pPr>
-      <w:proofErr w:type="spellStart"/>
-      <w:r>
+        <w:t xml:space="preserve">        value if value &gt;= 75.0 =&gt; "good",</w:t>
+      </w:r>
+    </w:p>
+    <w:p>
+      <w:pPr>
+        <w:spacing w:line="259" w:lineRule="auto"/>
         <w:rPr>
           <w:rFonts w:ascii="JetBrains Mono" w:eastAsia="Times New Roman" w:hAnsi="JetBrains Mono" w:cs="JetBrains Mono"/>
           <w:kern w:val="0"/>
@@ -2399,9 +2791,7 @@
           <w:lang w:val="en-US" w:eastAsia="ru-RU"/>
           <w14:ligatures w14:val="none"/>
         </w:rPr>
-        <w:t>fn</w:t>
-      </w:r>
-      <w:proofErr w:type="spellEnd"/>
+      </w:pPr>
       <w:r>
         <w:rPr>
           <w:rFonts w:ascii="JetBrains Mono" w:eastAsia="Times New Roman" w:hAnsi="JetBrains Mono" w:cs="JetBrains Mono"/>
@@ -2411,10 +2801,12 @@
           <w:lang w:val="en-US" w:eastAsia="ru-RU"/>
           <w14:ligatures w14:val="none"/>
         </w:rPr>
-        <w:t xml:space="preserve"> </w:t>
+        <w:t xml:space="preserve">        value if value &gt;= 60.0 =&gt; "satisfactory",</w:t>
       </w:r>
-      <w:proofErr w:type="spellStart"/>
-      <w:r>
+    </w:p>
+    <w:p>
+      <w:pPr>
+        <w:spacing w:line="259" w:lineRule="auto"/>
         <w:rPr>
           <w:rFonts w:ascii="JetBrains Mono" w:eastAsia="Times New Roman" w:hAnsi="JetBrains Mono" w:cs="JetBrains Mono"/>
           <w:kern w:val="0"/>
@@ -2423,9 +2815,7 @@
           <w:lang w:val="en-US" w:eastAsia="ru-RU"/>
           <w14:ligatures w14:val="none"/>
         </w:rPr>
-        <w:t>classify_number</w:t>
-      </w:r>
-      <w:proofErr w:type="spellEnd"/>
+      </w:pPr>
       <w:r>
         <w:rPr>
           <w:rFonts w:ascii="JetBrains Mono" w:eastAsia="Times New Roman" w:hAnsi="JetBrains Mono" w:cs="JetBrains Mono"/>
@@ -2435,7 +2825,7 @@
           <w:lang w:val="en-US" w:eastAsia="ru-RU"/>
           <w14:ligatures w14:val="none"/>
         </w:rPr>
-        <w:t>(number: i32) -&gt; &amp;'static str {</w:t>
+        <w:t xml:space="preserve">        _ =&gt; "unsatisfactory",</w:t>
       </w:r>
     </w:p>
     <w:p>
@@ -2459,7 +2849,7 @@
           <w:lang w:val="en-US" w:eastAsia="ru-RU"/>
           <w14:ligatures w14:val="none"/>
         </w:rPr>
-        <w:t xml:space="preserve">    match number {</w:t>
+        <w:t xml:space="preserve">    };</w:t>
       </w:r>
     </w:p>
     <w:p>
@@ -2483,1402 +2873,7 @@
           <w:lang w:val="en-US" w:eastAsia="ru-RU"/>
           <w14:ligatures w14:val="none"/>
         </w:rPr>
-        <w:t xml:space="preserve">        MIN_VALUE =&gt; "zero",</w:t>
-      </w:r>
-    </w:p>
-    <w:p>
-      <w:pPr>
-        <w:spacing w:line="259" w:lineRule="auto"/>
-        <w:rPr>
-          <w:rFonts w:ascii="JetBrains Mono" w:eastAsia="Times New Roman" w:hAnsi="JetBrains Mono" w:cs="JetBrains Mono"/>
-          <w:kern w:val="0"/>
-          <w:sz w:val="20"/>
-          <w:szCs w:val="20"/>
-          <w:lang w:val="en-US" w:eastAsia="ru-RU"/>
-          <w14:ligatures w14:val="none"/>
-        </w:rPr>
-      </w:pPr>
-      <w:r>
-        <w:rPr>
-          <w:rFonts w:ascii="JetBrains Mono" w:eastAsia="Times New Roman" w:hAnsi="JetBrains Mono" w:cs="JetBrains Mono"/>
-          <w:kern w:val="0"/>
-          <w:sz w:val="20"/>
-          <w:szCs w:val="20"/>
-          <w:lang w:val="en-US" w:eastAsia="ru-RU"/>
-          <w14:ligatures w14:val="none"/>
-        </w:rPr>
-        <w:t xml:space="preserve">        1..=49 =&gt; "small",</w:t>
-      </w:r>
-    </w:p>
-    <w:p>
-      <w:pPr>
-        <w:spacing w:line="259" w:lineRule="auto"/>
-        <w:rPr>
-          <w:rFonts w:ascii="JetBrains Mono" w:eastAsia="Times New Roman" w:hAnsi="JetBrains Mono" w:cs="JetBrains Mono"/>
-          <w:kern w:val="0"/>
-          <w:sz w:val="20"/>
-          <w:szCs w:val="20"/>
-          <w:lang w:val="en-US" w:eastAsia="ru-RU"/>
-          <w14:ligatures w14:val="none"/>
-        </w:rPr>
-      </w:pPr>
-      <w:r>
-        <w:rPr>
-          <w:rFonts w:ascii="JetBrains Mono" w:eastAsia="Times New Roman" w:hAnsi="JetBrains Mono" w:cs="JetBrains Mono"/>
-          <w:kern w:val="0"/>
-          <w:sz w:val="20"/>
-          <w:szCs w:val="20"/>
-          <w:lang w:val="en-US" w:eastAsia="ru-RU"/>
-          <w14:ligatures w14:val="none"/>
-        </w:rPr>
-        <w:t xml:space="preserve">        50..=MAX_VALUE =&gt; "medium",</w:t>
-      </w:r>
-    </w:p>
-    <w:p>
-      <w:pPr>
-        <w:spacing w:line="259" w:lineRule="auto"/>
-        <w:rPr>
-          <w:rFonts w:ascii="JetBrains Mono" w:eastAsia="Times New Roman" w:hAnsi="JetBrains Mono" w:cs="JetBrains Mono"/>
-          <w:kern w:val="0"/>
-          <w:sz w:val="20"/>
-          <w:szCs w:val="20"/>
-          <w:lang w:val="en-US" w:eastAsia="ru-RU"/>
-          <w14:ligatures w14:val="none"/>
-        </w:rPr>
-      </w:pPr>
-      <w:r>
-        <w:rPr>
-          <w:rFonts w:ascii="JetBrains Mono" w:eastAsia="Times New Roman" w:hAnsi="JetBrains Mono" w:cs="JetBrains Mono"/>
-          <w:kern w:val="0"/>
-          <w:sz w:val="20"/>
-          <w:szCs w:val="20"/>
-          <w:lang w:val="en-US" w:eastAsia="ru-RU"/>
-          <w14:ligatures w14:val="none"/>
-        </w:rPr>
-        <w:t xml:space="preserve">        _ =&gt; "large",</w:t>
-      </w:r>
-    </w:p>
-    <w:p>
-      <w:pPr>
-        <w:spacing w:line="259" w:lineRule="auto"/>
-        <w:rPr>
-          <w:rFonts w:ascii="JetBrains Mono" w:eastAsia="Times New Roman" w:hAnsi="JetBrains Mono" w:cs="JetBrains Mono"/>
-          <w:kern w:val="0"/>
-          <w:sz w:val="20"/>
-          <w:szCs w:val="20"/>
-          <w:lang w:val="en-US" w:eastAsia="ru-RU"/>
-          <w14:ligatures w14:val="none"/>
-        </w:rPr>
-      </w:pPr>
-      <w:r>
-        <w:rPr>
-          <w:rFonts w:ascii="JetBrains Mono" w:eastAsia="Times New Roman" w:hAnsi="JetBrains Mono" w:cs="JetBrains Mono"/>
-          <w:kern w:val="0"/>
-          <w:sz w:val="20"/>
-          <w:szCs w:val="20"/>
-          <w:lang w:val="en-US" w:eastAsia="ru-RU"/>
-          <w14:ligatures w14:val="none"/>
-        </w:rPr>
-        <w:t xml:space="preserve">    }</w:t>
-      </w:r>
-    </w:p>
-    <w:p>
-      <w:pPr>
-        <w:spacing w:line="259" w:lineRule="auto"/>
-        <w:rPr>
-          <w:rFonts w:ascii="JetBrains Mono" w:eastAsia="Times New Roman" w:hAnsi="JetBrains Mono" w:cs="JetBrains Mono"/>
-          <w:kern w:val="0"/>
-          <w:sz w:val="20"/>
-          <w:szCs w:val="20"/>
-          <w:lang w:val="en-US" w:eastAsia="ru-RU"/>
-          <w14:ligatures w14:val="none"/>
-        </w:rPr>
-      </w:pPr>
-      <w:r>
-        <w:rPr>
-          <w:rFonts w:ascii="JetBrains Mono" w:eastAsia="Times New Roman" w:hAnsi="JetBrains Mono" w:cs="JetBrains Mono"/>
-          <w:kern w:val="0"/>
-          <w:sz w:val="20"/>
-          <w:szCs w:val="20"/>
-          <w:lang w:val="en-US" w:eastAsia="ru-RU"/>
-          <w14:ligatures w14:val="none"/>
-        </w:rPr>
-        <w:t>}</w:t>
-      </w:r>
-    </w:p>
-    <w:p>
-      <w:pPr>
-        <w:spacing w:line="259" w:lineRule="auto"/>
-        <w:rPr>
-          <w:rFonts w:ascii="JetBrains Mono" w:eastAsia="Times New Roman" w:hAnsi="JetBrains Mono" w:cs="JetBrains Mono"/>
-          <w:kern w:val="0"/>
-          <w:sz w:val="20"/>
-          <w:szCs w:val="20"/>
-          <w:lang w:val="en-US" w:eastAsia="ru-RU"/>
-          <w14:ligatures w14:val="none"/>
-        </w:rPr>
-      </w:pPr>
-      <w:proofErr w:type="spellStart"/>
-      <w:r>
-        <w:rPr>
-          <w:rFonts w:ascii="JetBrains Mono" w:eastAsia="Times New Roman" w:hAnsi="JetBrains Mono" w:cs="JetBrains Mono"/>
-          <w:kern w:val="0"/>
-          <w:sz w:val="20"/>
-          <w:szCs w:val="20"/>
-          <w:lang w:val="en-US" w:eastAsia="ru-RU"/>
-          <w14:ligatures w14:val="none"/>
-        </w:rPr>
-        <w:lastRenderedPageBreak/>
-        <w:t>fn</w:t>
-      </w:r>
-      <w:proofErr w:type="spellEnd"/>
-      <w:r>
-        <w:rPr>
-          <w:rFonts w:ascii="JetBrains Mono" w:eastAsia="Times New Roman" w:hAnsi="JetBrains Mono" w:cs="JetBrains Mono"/>
-          <w:kern w:val="0"/>
-          <w:sz w:val="20"/>
-          <w:szCs w:val="20"/>
-          <w:lang w:val="en-US" w:eastAsia="ru-RU"/>
-          <w14:ligatures w14:val="none"/>
-        </w:rPr>
-        <w:t xml:space="preserve"> main() {</w:t>
-      </w:r>
-    </w:p>
-    <w:p>
-      <w:pPr>
-        <w:spacing w:line="259" w:lineRule="auto"/>
-        <w:rPr>
-          <w:rFonts w:ascii="JetBrains Mono" w:eastAsia="Times New Roman" w:hAnsi="JetBrains Mono" w:cs="JetBrains Mono"/>
-          <w:kern w:val="0"/>
-          <w:sz w:val="20"/>
-          <w:szCs w:val="20"/>
-          <w:lang w:val="en-US" w:eastAsia="ru-RU"/>
-          <w14:ligatures w14:val="none"/>
-        </w:rPr>
-      </w:pPr>
-      <w:r>
-        <w:rPr>
-          <w:rFonts w:ascii="JetBrains Mono" w:eastAsia="Times New Roman" w:hAnsi="JetBrains Mono" w:cs="JetBrains Mono"/>
-          <w:kern w:val="0"/>
-          <w:sz w:val="20"/>
-          <w:szCs w:val="20"/>
-          <w:lang w:val="en-US" w:eastAsia="ru-RU"/>
-          <w14:ligatures w14:val="none"/>
-        </w:rPr>
-        <w:t xml:space="preserve">    let numbers = [10, -5, 20, 75, -3, 90];</w:t>
-      </w:r>
-    </w:p>
-    <w:p>
-      <w:pPr>
-        <w:spacing w:line="259" w:lineRule="auto"/>
-        <w:rPr>
-          <w:rFonts w:ascii="JetBrains Mono" w:eastAsia="Times New Roman" w:hAnsi="JetBrains Mono" w:cs="JetBrains Mono"/>
-          <w:kern w:val="0"/>
-          <w:sz w:val="20"/>
-          <w:szCs w:val="20"/>
-          <w:lang w:val="en-US" w:eastAsia="ru-RU"/>
-          <w14:ligatures w14:val="none"/>
-        </w:rPr>
-      </w:pPr>
-      <w:r>
-        <w:rPr>
-          <w:rFonts w:ascii="JetBrains Mono" w:eastAsia="Times New Roman" w:hAnsi="JetBrains Mono" w:cs="JetBrains Mono"/>
-          <w:kern w:val="0"/>
-          <w:sz w:val="20"/>
-          <w:szCs w:val="20"/>
-          <w:lang w:val="en-US" w:eastAsia="ru-RU"/>
-          <w14:ligatures w14:val="none"/>
-        </w:rPr>
-        <w:t xml:space="preserve">    let sum = </w:t>
-      </w:r>
-      <w:proofErr w:type="spellStart"/>
-      <w:r>
-        <w:rPr>
-          <w:rFonts w:ascii="JetBrains Mono" w:eastAsia="Times New Roman" w:hAnsi="JetBrains Mono" w:cs="JetBrains Mono"/>
-          <w:kern w:val="0"/>
-          <w:sz w:val="20"/>
-          <w:szCs w:val="20"/>
-          <w:lang w:val="en-US" w:eastAsia="ru-RU"/>
-          <w14:ligatures w14:val="none"/>
-        </w:rPr>
-        <w:t>calculate_sum</w:t>
-      </w:r>
-      <w:proofErr w:type="spellEnd"/>
-      <w:r>
-        <w:rPr>
-          <w:rFonts w:ascii="JetBrains Mono" w:eastAsia="Times New Roman" w:hAnsi="JetBrains Mono" w:cs="JetBrains Mono"/>
-          <w:kern w:val="0"/>
-          <w:sz w:val="20"/>
-          <w:szCs w:val="20"/>
-          <w:lang w:val="en-US" w:eastAsia="ru-RU"/>
-          <w14:ligatures w14:val="none"/>
-        </w:rPr>
-        <w:t>(&amp;numbers);</w:t>
-      </w:r>
-    </w:p>
-    <w:p>
-      <w:pPr>
-        <w:spacing w:line="259" w:lineRule="auto"/>
-        <w:rPr>
-          <w:rFonts w:ascii="JetBrains Mono" w:eastAsia="Times New Roman" w:hAnsi="JetBrains Mono" w:cs="JetBrains Mono"/>
-          <w:kern w:val="0"/>
-          <w:sz w:val="20"/>
-          <w:szCs w:val="20"/>
-          <w:lang w:val="en-US" w:eastAsia="ru-RU"/>
-          <w14:ligatures w14:val="none"/>
-        </w:rPr>
-      </w:pPr>
-      <w:r>
-        <w:rPr>
-          <w:rFonts w:ascii="JetBrains Mono" w:eastAsia="Times New Roman" w:hAnsi="JetBrains Mono" w:cs="JetBrains Mono"/>
-          <w:kern w:val="0"/>
-          <w:sz w:val="20"/>
-          <w:szCs w:val="20"/>
-          <w:lang w:val="en-US" w:eastAsia="ru-RU"/>
-          <w14:ligatures w14:val="none"/>
-        </w:rPr>
-        <w:t xml:space="preserve">    let maximum = </w:t>
-      </w:r>
-      <w:proofErr w:type="spellStart"/>
-      <w:r>
-        <w:rPr>
-          <w:rFonts w:ascii="JetBrains Mono" w:eastAsia="Times New Roman" w:hAnsi="JetBrains Mono" w:cs="JetBrains Mono"/>
-          <w:kern w:val="0"/>
-          <w:sz w:val="20"/>
-          <w:szCs w:val="20"/>
-          <w:lang w:val="en-US" w:eastAsia="ru-RU"/>
-          <w14:ligatures w14:val="none"/>
-        </w:rPr>
-        <w:t>find_max</w:t>
-      </w:r>
-      <w:proofErr w:type="spellEnd"/>
-      <w:r>
-        <w:rPr>
-          <w:rFonts w:ascii="JetBrains Mono" w:eastAsia="Times New Roman" w:hAnsi="JetBrains Mono" w:cs="JetBrains Mono"/>
-          <w:kern w:val="0"/>
-          <w:sz w:val="20"/>
-          <w:szCs w:val="20"/>
-          <w:lang w:val="en-US" w:eastAsia="ru-RU"/>
-          <w14:ligatures w14:val="none"/>
-        </w:rPr>
-        <w:t>(&amp;numbers);</w:t>
-      </w:r>
-    </w:p>
-    <w:p>
-      <w:pPr>
-        <w:spacing w:line="259" w:lineRule="auto"/>
-        <w:rPr>
-          <w:rFonts w:ascii="JetBrains Mono" w:eastAsia="Times New Roman" w:hAnsi="JetBrains Mono" w:cs="JetBrains Mono"/>
-          <w:kern w:val="0"/>
-          <w:sz w:val="20"/>
-          <w:szCs w:val="20"/>
-          <w:lang w:val="en-US" w:eastAsia="ru-RU"/>
-          <w14:ligatures w14:val="none"/>
-        </w:rPr>
-      </w:pPr>
-      <w:r>
-        <w:rPr>
-          <w:rFonts w:ascii="JetBrains Mono" w:eastAsia="Times New Roman" w:hAnsi="JetBrains Mono" w:cs="JetBrains Mono"/>
-          <w:kern w:val="0"/>
-          <w:sz w:val="20"/>
-          <w:szCs w:val="20"/>
-          <w:lang w:val="en-US" w:eastAsia="ru-RU"/>
-          <w14:ligatures w14:val="none"/>
-        </w:rPr>
-        <w:t xml:space="preserve">    let category = </w:t>
-      </w:r>
-      <w:proofErr w:type="spellStart"/>
-      <w:r>
-        <w:rPr>
-          <w:rFonts w:ascii="JetBrains Mono" w:eastAsia="Times New Roman" w:hAnsi="JetBrains Mono" w:cs="JetBrains Mono"/>
-          <w:kern w:val="0"/>
-          <w:sz w:val="20"/>
-          <w:szCs w:val="20"/>
-          <w:lang w:val="en-US" w:eastAsia="ru-RU"/>
-          <w14:ligatures w14:val="none"/>
-        </w:rPr>
-        <w:t>classify_number</w:t>
-      </w:r>
-      <w:proofErr w:type="spellEnd"/>
-      <w:r>
-        <w:rPr>
-          <w:rFonts w:ascii="JetBrains Mono" w:eastAsia="Times New Roman" w:hAnsi="JetBrains Mono" w:cs="JetBrains Mono"/>
-          <w:kern w:val="0"/>
-          <w:sz w:val="20"/>
-          <w:szCs w:val="20"/>
-          <w:lang w:val="en-US" w:eastAsia="ru-RU"/>
-          <w14:ligatures w14:val="none"/>
-        </w:rPr>
-        <w:t>(maximum);</w:t>
-      </w:r>
-    </w:p>
-    <w:p>
-      <w:pPr>
-        <w:spacing w:line="259" w:lineRule="auto"/>
-        <w:rPr>
-          <w:rFonts w:ascii="JetBrains Mono" w:eastAsia="Times New Roman" w:hAnsi="JetBrains Mono" w:cs="JetBrains Mono"/>
-          <w:kern w:val="0"/>
-          <w:sz w:val="20"/>
-          <w:szCs w:val="20"/>
-          <w:lang w:val="en-US" w:eastAsia="ru-RU"/>
-          <w14:ligatures w14:val="none"/>
-        </w:rPr>
-      </w:pPr>
-      <w:r>
-        <w:rPr>
-          <w:rFonts w:ascii="JetBrains Mono" w:eastAsia="Times New Roman" w:hAnsi="JetBrains Mono" w:cs="JetBrains Mono"/>
-          <w:kern w:val="0"/>
-          <w:sz w:val="20"/>
-          <w:szCs w:val="20"/>
-          <w:lang w:val="en-US" w:eastAsia="ru-RU"/>
-          <w14:ligatures w14:val="none"/>
-        </w:rPr>
-        <w:t xml:space="preserve">    let student = Student::new(</w:t>
-      </w:r>
-    </w:p>
-    <w:p>
-      <w:pPr>
-        <w:spacing w:line="259" w:lineRule="auto"/>
-        <w:rPr>
-          <w:rFonts w:ascii="JetBrains Mono" w:eastAsia="Times New Roman" w:hAnsi="JetBrains Mono" w:cs="JetBrains Mono"/>
-          <w:kern w:val="0"/>
-          <w:sz w:val="20"/>
-          <w:szCs w:val="20"/>
-          <w:lang w:val="en-US" w:eastAsia="ru-RU"/>
-          <w14:ligatures w14:val="none"/>
-        </w:rPr>
-      </w:pPr>
-      <w:r>
-        <w:rPr>
-          <w:rFonts w:ascii="JetBrains Mono" w:eastAsia="Times New Roman" w:hAnsi="JetBrains Mono" w:cs="JetBrains Mono"/>
-          <w:kern w:val="0"/>
-          <w:sz w:val="20"/>
-          <w:szCs w:val="20"/>
-          <w:lang w:val="en-US" w:eastAsia="ru-RU"/>
-          <w14:ligatures w14:val="none"/>
-        </w:rPr>
-        <w:t xml:space="preserve">        DEFAULT_NAME,</w:t>
-      </w:r>
-    </w:p>
-    <w:p>
-      <w:pPr>
-        <w:spacing w:line="259" w:lineRule="auto"/>
-        <w:rPr>
-          <w:rFonts w:ascii="JetBrains Mono" w:eastAsia="Times New Roman" w:hAnsi="JetBrains Mono" w:cs="JetBrains Mono"/>
-          <w:kern w:val="0"/>
-          <w:sz w:val="20"/>
-          <w:szCs w:val="20"/>
-          <w:lang w:val="en-US" w:eastAsia="ru-RU"/>
-          <w14:ligatures w14:val="none"/>
-        </w:rPr>
-      </w:pPr>
-      <w:r>
-        <w:rPr>
-          <w:rFonts w:ascii="JetBrains Mono" w:eastAsia="Times New Roman" w:hAnsi="JetBrains Mono" w:cs="JetBrains Mono"/>
-          <w:kern w:val="0"/>
-          <w:sz w:val="20"/>
-          <w:szCs w:val="20"/>
-          <w:lang w:val="en-US" w:eastAsia="ru-RU"/>
-          <w14:ligatures w14:val="none"/>
-        </w:rPr>
-        <w:t xml:space="preserve">        20,</w:t>
-      </w:r>
-    </w:p>
-    <w:p>
-      <w:pPr>
-        <w:spacing w:line="259" w:lineRule="auto"/>
-        <w:rPr>
-          <w:rFonts w:ascii="JetBrains Mono" w:eastAsia="Times New Roman" w:hAnsi="JetBrains Mono" w:cs="JetBrains Mono"/>
-          <w:kern w:val="0"/>
-          <w:sz w:val="20"/>
-          <w:szCs w:val="20"/>
-          <w:lang w:val="en-US" w:eastAsia="ru-RU"/>
-          <w14:ligatures w14:val="none"/>
-        </w:rPr>
-      </w:pPr>
-      <w:r>
-        <w:rPr>
-          <w:rFonts w:ascii="JetBrains Mono" w:eastAsia="Times New Roman" w:hAnsi="JetBrains Mono" w:cs="JetBrains Mono"/>
-          <w:kern w:val="0"/>
-          <w:sz w:val="20"/>
-          <w:szCs w:val="20"/>
-          <w:lang w:val="en-US" w:eastAsia="ru-RU"/>
-          <w14:ligatures w14:val="none"/>
-        </w:rPr>
-        <w:t xml:space="preserve">        </w:t>
-      </w:r>
-      <w:proofErr w:type="spellStart"/>
-      <w:r>
-        <w:rPr>
-          <w:rFonts w:ascii="JetBrains Mono" w:eastAsia="Times New Roman" w:hAnsi="JetBrains Mono" w:cs="JetBrains Mono"/>
-          <w:kern w:val="0"/>
-          <w:sz w:val="20"/>
-          <w:szCs w:val="20"/>
-          <w:lang w:val="en-US" w:eastAsia="ru-RU"/>
-          <w14:ligatures w14:val="none"/>
-        </w:rPr>
-        <w:t>vec</w:t>
-      </w:r>
-      <w:proofErr w:type="spellEnd"/>
-      <w:r>
-        <w:rPr>
-          <w:rFonts w:ascii="JetBrains Mono" w:eastAsia="Times New Roman" w:hAnsi="JetBrains Mono" w:cs="JetBrains Mono"/>
-          <w:kern w:val="0"/>
-          <w:sz w:val="20"/>
-          <w:szCs w:val="20"/>
-          <w:lang w:val="en-US" w:eastAsia="ru-RU"/>
-          <w14:ligatures w14:val="none"/>
-        </w:rPr>
-        <w:t>![75, 82, 91, 68, 55],</w:t>
-      </w:r>
-    </w:p>
-    <w:p>
-      <w:pPr>
-        <w:spacing w:line="259" w:lineRule="auto"/>
-        <w:rPr>
-          <w:rFonts w:ascii="JetBrains Mono" w:eastAsia="Times New Roman" w:hAnsi="JetBrains Mono" w:cs="JetBrains Mono"/>
-          <w:kern w:val="0"/>
-          <w:sz w:val="20"/>
-          <w:szCs w:val="20"/>
-          <w:lang w:val="en-US" w:eastAsia="ru-RU"/>
-          <w14:ligatures w14:val="none"/>
-        </w:rPr>
-      </w:pPr>
-      <w:r>
-        <w:rPr>
-          <w:rFonts w:ascii="JetBrains Mono" w:eastAsia="Times New Roman" w:hAnsi="JetBrains Mono" w:cs="JetBrains Mono"/>
-          <w:kern w:val="0"/>
-          <w:sz w:val="20"/>
-          <w:szCs w:val="20"/>
-          <w:lang w:val="en-US" w:eastAsia="ru-RU"/>
-          <w14:ligatures w14:val="none"/>
-        </w:rPr>
-        <w:t xml:space="preserve">    );</w:t>
-      </w:r>
-    </w:p>
-    <w:p>
-      <w:pPr>
-        <w:spacing w:line="259" w:lineRule="auto"/>
-        <w:rPr>
-          <w:rFonts w:ascii="JetBrains Mono" w:eastAsia="Times New Roman" w:hAnsi="JetBrains Mono" w:cs="JetBrains Mono"/>
-          <w:kern w:val="0"/>
-          <w:sz w:val="20"/>
-          <w:szCs w:val="20"/>
-          <w:lang w:val="en-US" w:eastAsia="ru-RU"/>
-          <w14:ligatures w14:val="none"/>
-        </w:rPr>
-      </w:pPr>
-      <w:r>
-        <w:rPr>
-          <w:rFonts w:ascii="JetBrains Mono" w:eastAsia="Times New Roman" w:hAnsi="JetBrains Mono" w:cs="JetBrains Mono"/>
-          <w:kern w:val="0"/>
-          <w:sz w:val="20"/>
-          <w:szCs w:val="20"/>
-          <w:lang w:val="en-US" w:eastAsia="ru-RU"/>
-          <w14:ligatures w14:val="none"/>
-        </w:rPr>
-        <w:t xml:space="preserve">    </w:t>
-      </w:r>
-      <w:proofErr w:type="spellStart"/>
-      <w:r>
-        <w:rPr>
-          <w:rFonts w:ascii="JetBrains Mono" w:eastAsia="Times New Roman" w:hAnsi="JetBrains Mono" w:cs="JetBrains Mono"/>
-          <w:kern w:val="0"/>
-          <w:sz w:val="20"/>
-          <w:szCs w:val="20"/>
-          <w:lang w:val="en-US" w:eastAsia="ru-RU"/>
-          <w14:ligatures w14:val="none"/>
-        </w:rPr>
-        <w:t>println</w:t>
-      </w:r>
-      <w:proofErr w:type="spellEnd"/>
-      <w:r>
-        <w:rPr>
-          <w:rFonts w:ascii="JetBrains Mono" w:eastAsia="Times New Roman" w:hAnsi="JetBrains Mono" w:cs="JetBrains Mono"/>
-          <w:kern w:val="0"/>
-          <w:sz w:val="20"/>
-          <w:szCs w:val="20"/>
-          <w:lang w:val="en-US" w:eastAsia="ru-RU"/>
-          <w14:ligatures w14:val="none"/>
-        </w:rPr>
-        <w:t>!("Numbers: {:?}", numbers);</w:t>
-      </w:r>
-    </w:p>
-    <w:p>
-      <w:pPr>
-        <w:spacing w:line="259" w:lineRule="auto"/>
-        <w:rPr>
-          <w:rFonts w:ascii="JetBrains Mono" w:eastAsia="Times New Roman" w:hAnsi="JetBrains Mono" w:cs="JetBrains Mono"/>
-          <w:kern w:val="0"/>
-          <w:sz w:val="20"/>
-          <w:szCs w:val="20"/>
-          <w:lang w:val="en-US" w:eastAsia="ru-RU"/>
-          <w14:ligatures w14:val="none"/>
-        </w:rPr>
-      </w:pPr>
-      <w:r>
-        <w:rPr>
-          <w:rFonts w:ascii="JetBrains Mono" w:eastAsia="Times New Roman" w:hAnsi="JetBrains Mono" w:cs="JetBrains Mono"/>
-          <w:kern w:val="0"/>
-          <w:sz w:val="20"/>
-          <w:szCs w:val="20"/>
-          <w:lang w:val="en-US" w:eastAsia="ru-RU"/>
-          <w14:ligatures w14:val="none"/>
-        </w:rPr>
-        <w:t xml:space="preserve">    </w:t>
-      </w:r>
-      <w:proofErr w:type="spellStart"/>
-      <w:r>
-        <w:rPr>
-          <w:rFonts w:ascii="JetBrains Mono" w:eastAsia="Times New Roman" w:hAnsi="JetBrains Mono" w:cs="JetBrains Mono"/>
-          <w:kern w:val="0"/>
-          <w:sz w:val="20"/>
-          <w:szCs w:val="20"/>
-          <w:lang w:val="en-US" w:eastAsia="ru-RU"/>
-          <w14:ligatures w14:val="none"/>
-        </w:rPr>
-        <w:t>println</w:t>
-      </w:r>
-      <w:proofErr w:type="spellEnd"/>
-      <w:r>
-        <w:rPr>
-          <w:rFonts w:ascii="JetBrains Mono" w:eastAsia="Times New Roman" w:hAnsi="JetBrains Mono" w:cs="JetBrains Mono"/>
-          <w:kern w:val="0"/>
-          <w:sz w:val="20"/>
-          <w:szCs w:val="20"/>
-          <w:lang w:val="en-US" w:eastAsia="ru-RU"/>
-          <w14:ligatures w14:val="none"/>
-        </w:rPr>
-        <w:t>!("Sum: {}", sum);</w:t>
-      </w:r>
-    </w:p>
-    <w:p>
-      <w:pPr>
-        <w:spacing w:line="259" w:lineRule="auto"/>
-        <w:rPr>
-          <w:rFonts w:ascii="JetBrains Mono" w:eastAsia="Times New Roman" w:hAnsi="JetBrains Mono" w:cs="JetBrains Mono"/>
-          <w:kern w:val="0"/>
-          <w:sz w:val="20"/>
-          <w:szCs w:val="20"/>
-          <w:lang w:val="en-US" w:eastAsia="ru-RU"/>
-          <w14:ligatures w14:val="none"/>
-        </w:rPr>
-      </w:pPr>
-      <w:r>
-        <w:rPr>
-          <w:rFonts w:ascii="JetBrains Mono" w:eastAsia="Times New Roman" w:hAnsi="JetBrains Mono" w:cs="JetBrains Mono"/>
-          <w:kern w:val="0"/>
-          <w:sz w:val="20"/>
-          <w:szCs w:val="20"/>
-          <w:lang w:val="en-US" w:eastAsia="ru-RU"/>
-          <w14:ligatures w14:val="none"/>
-        </w:rPr>
-        <w:t xml:space="preserve">    </w:t>
-      </w:r>
-      <w:proofErr w:type="spellStart"/>
-      <w:r>
-        <w:rPr>
-          <w:rFonts w:ascii="JetBrains Mono" w:eastAsia="Times New Roman" w:hAnsi="JetBrains Mono" w:cs="JetBrains Mono"/>
-          <w:kern w:val="0"/>
-          <w:sz w:val="20"/>
-          <w:szCs w:val="20"/>
-          <w:lang w:val="en-US" w:eastAsia="ru-RU"/>
-          <w14:ligatures w14:val="none"/>
-        </w:rPr>
-        <w:t>println</w:t>
-      </w:r>
-      <w:proofErr w:type="spellEnd"/>
-      <w:r>
-        <w:rPr>
-          <w:rFonts w:ascii="JetBrains Mono" w:eastAsia="Times New Roman" w:hAnsi="JetBrains Mono" w:cs="JetBrains Mono"/>
-          <w:kern w:val="0"/>
-          <w:sz w:val="20"/>
-          <w:szCs w:val="20"/>
-          <w:lang w:val="en-US" w:eastAsia="ru-RU"/>
-          <w14:ligatures w14:val="none"/>
-        </w:rPr>
-        <w:t>!("Maximum: {}", maximum);</w:t>
-      </w:r>
-    </w:p>
-    <w:p>
-      <w:pPr>
-        <w:spacing w:line="259" w:lineRule="auto"/>
-        <w:rPr>
-          <w:rFonts w:ascii="JetBrains Mono" w:eastAsia="Times New Roman" w:hAnsi="JetBrains Mono" w:cs="JetBrains Mono"/>
-          <w:kern w:val="0"/>
-          <w:sz w:val="20"/>
-          <w:szCs w:val="20"/>
-          <w:lang w:val="en-US" w:eastAsia="ru-RU"/>
-          <w14:ligatures w14:val="none"/>
-        </w:rPr>
-      </w:pPr>
-      <w:r>
-        <w:rPr>
-          <w:rFonts w:ascii="JetBrains Mono" w:eastAsia="Times New Roman" w:hAnsi="JetBrains Mono" w:cs="JetBrains Mono"/>
-          <w:kern w:val="0"/>
-          <w:sz w:val="20"/>
-          <w:szCs w:val="20"/>
-          <w:lang w:val="en-US" w:eastAsia="ru-RU"/>
-          <w14:ligatures w14:val="none"/>
-        </w:rPr>
-        <w:t xml:space="preserve">    </w:t>
-      </w:r>
-      <w:proofErr w:type="spellStart"/>
-      <w:r>
-        <w:rPr>
-          <w:rFonts w:ascii="JetBrains Mono" w:eastAsia="Times New Roman" w:hAnsi="JetBrains Mono" w:cs="JetBrains Mono"/>
-          <w:kern w:val="0"/>
-          <w:sz w:val="20"/>
-          <w:szCs w:val="20"/>
-          <w:lang w:val="en-US" w:eastAsia="ru-RU"/>
-          <w14:ligatures w14:val="none"/>
-        </w:rPr>
-        <w:t>println</w:t>
-      </w:r>
-      <w:proofErr w:type="spellEnd"/>
-      <w:r>
-        <w:rPr>
-          <w:rFonts w:ascii="JetBrains Mono" w:eastAsia="Times New Roman" w:hAnsi="JetBrains Mono" w:cs="JetBrains Mono"/>
-          <w:kern w:val="0"/>
-          <w:sz w:val="20"/>
-          <w:szCs w:val="20"/>
-          <w:lang w:val="en-US" w:eastAsia="ru-RU"/>
-          <w14:ligatures w14:val="none"/>
-        </w:rPr>
-        <w:t>!("Category: {}", category);</w:t>
-      </w:r>
-    </w:p>
-    <w:p>
-      <w:pPr>
-        <w:spacing w:line="259" w:lineRule="auto"/>
-        <w:rPr>
-          <w:rFonts w:ascii="JetBrains Mono" w:eastAsia="Times New Roman" w:hAnsi="JetBrains Mono" w:cs="JetBrains Mono"/>
-          <w:kern w:val="0"/>
-          <w:sz w:val="20"/>
-          <w:szCs w:val="20"/>
-          <w:lang w:val="en-US" w:eastAsia="ru-RU"/>
-          <w14:ligatures w14:val="none"/>
-        </w:rPr>
-      </w:pPr>
-      <w:r>
-        <w:rPr>
-          <w:rFonts w:ascii="JetBrains Mono" w:eastAsia="Times New Roman" w:hAnsi="JetBrains Mono" w:cs="JetBrains Mono"/>
-          <w:kern w:val="0"/>
-          <w:sz w:val="20"/>
-          <w:szCs w:val="20"/>
-          <w:lang w:val="en-US" w:eastAsia="ru-RU"/>
-          <w14:ligatures w14:val="none"/>
-        </w:rPr>
-        <w:t xml:space="preserve">    </w:t>
-      </w:r>
-      <w:proofErr w:type="spellStart"/>
-      <w:r>
-        <w:rPr>
-          <w:rFonts w:ascii="JetBrains Mono" w:eastAsia="Times New Roman" w:hAnsi="JetBrains Mono" w:cs="JetBrains Mono"/>
-          <w:kern w:val="0"/>
-          <w:sz w:val="20"/>
-          <w:szCs w:val="20"/>
-          <w:lang w:val="en-US" w:eastAsia="ru-RU"/>
-          <w14:ligatures w14:val="none"/>
-        </w:rPr>
-        <w:t>println</w:t>
-      </w:r>
-      <w:proofErr w:type="spellEnd"/>
-      <w:r>
-        <w:rPr>
-          <w:rFonts w:ascii="JetBrains Mono" w:eastAsia="Times New Roman" w:hAnsi="JetBrains Mono" w:cs="JetBrains Mono"/>
-          <w:kern w:val="0"/>
-          <w:sz w:val="20"/>
-          <w:szCs w:val="20"/>
-          <w:lang w:val="en-US" w:eastAsia="ru-RU"/>
-          <w14:ligatures w14:val="none"/>
-        </w:rPr>
-        <w:t>!("Student: {:?}", student);</w:t>
-      </w:r>
-    </w:p>
-    <w:p>
-      <w:pPr>
-        <w:spacing w:line="259" w:lineRule="auto"/>
-        <w:rPr>
-          <w:rFonts w:ascii="JetBrains Mono" w:eastAsia="Times New Roman" w:hAnsi="JetBrains Mono" w:cs="JetBrains Mono"/>
-          <w:kern w:val="0"/>
-          <w:sz w:val="20"/>
-          <w:szCs w:val="20"/>
-          <w:lang w:val="en-US" w:eastAsia="ru-RU"/>
-          <w14:ligatures w14:val="none"/>
-        </w:rPr>
-      </w:pPr>
-      <w:r>
-        <w:rPr>
-          <w:rFonts w:ascii="JetBrains Mono" w:eastAsia="Times New Roman" w:hAnsi="JetBrains Mono" w:cs="JetBrains Mono"/>
-          <w:kern w:val="0"/>
-          <w:sz w:val="20"/>
-          <w:szCs w:val="20"/>
-          <w:lang w:val="en-US" w:eastAsia="ru-RU"/>
-          <w14:ligatures w14:val="none"/>
-        </w:rPr>
-        <w:t xml:space="preserve">    </w:t>
-      </w:r>
-      <w:proofErr w:type="spellStart"/>
-      <w:r>
-        <w:rPr>
-          <w:rFonts w:ascii="JetBrains Mono" w:eastAsia="Times New Roman" w:hAnsi="JetBrains Mono" w:cs="JetBrains Mono"/>
-          <w:kern w:val="0"/>
-          <w:sz w:val="20"/>
-          <w:szCs w:val="20"/>
-          <w:lang w:val="en-US" w:eastAsia="ru-RU"/>
-          <w14:ligatures w14:val="none"/>
-        </w:rPr>
-        <w:t>println</w:t>
-      </w:r>
-      <w:proofErr w:type="spellEnd"/>
-      <w:r>
-        <w:rPr>
-          <w:rFonts w:ascii="JetBrains Mono" w:eastAsia="Times New Roman" w:hAnsi="JetBrains Mono" w:cs="JetBrains Mono"/>
-          <w:kern w:val="0"/>
-          <w:sz w:val="20"/>
-          <w:szCs w:val="20"/>
-          <w:lang w:val="en-US" w:eastAsia="ru-RU"/>
-          <w14:ligatures w14:val="none"/>
-        </w:rPr>
-        <w:t>!("Name: {}", student.name);</w:t>
-      </w:r>
-    </w:p>
-    <w:p>
-      <w:pPr>
-        <w:spacing w:line="259" w:lineRule="auto"/>
-        <w:rPr>
-          <w:rFonts w:ascii="JetBrains Mono" w:eastAsia="Times New Roman" w:hAnsi="JetBrains Mono" w:cs="JetBrains Mono"/>
-          <w:kern w:val="0"/>
-          <w:sz w:val="20"/>
-          <w:szCs w:val="20"/>
-          <w:lang w:val="en-US" w:eastAsia="ru-RU"/>
-          <w14:ligatures w14:val="none"/>
-        </w:rPr>
-      </w:pPr>
-      <w:r>
-        <w:rPr>
-          <w:rFonts w:ascii="JetBrains Mono" w:eastAsia="Times New Roman" w:hAnsi="JetBrains Mono" w:cs="JetBrains Mono"/>
-          <w:kern w:val="0"/>
-          <w:sz w:val="20"/>
-          <w:szCs w:val="20"/>
-          <w:lang w:val="en-US" w:eastAsia="ru-RU"/>
-          <w14:ligatures w14:val="none"/>
-        </w:rPr>
-        <w:t xml:space="preserve">    </w:t>
-      </w:r>
-      <w:proofErr w:type="spellStart"/>
-      <w:r>
-        <w:rPr>
-          <w:rFonts w:ascii="JetBrains Mono" w:eastAsia="Times New Roman" w:hAnsi="JetBrains Mono" w:cs="JetBrains Mono"/>
-          <w:kern w:val="0"/>
-          <w:sz w:val="20"/>
-          <w:szCs w:val="20"/>
-          <w:lang w:val="en-US" w:eastAsia="ru-RU"/>
-          <w14:ligatures w14:val="none"/>
-        </w:rPr>
-        <w:t>println</w:t>
-      </w:r>
-      <w:proofErr w:type="spellEnd"/>
-      <w:r>
-        <w:rPr>
-          <w:rFonts w:ascii="JetBrains Mono" w:eastAsia="Times New Roman" w:hAnsi="JetBrains Mono" w:cs="JetBrains Mono"/>
-          <w:kern w:val="0"/>
-          <w:sz w:val="20"/>
-          <w:szCs w:val="20"/>
-          <w:lang w:val="en-US" w:eastAsia="ru-RU"/>
-          <w14:ligatures w14:val="none"/>
-        </w:rPr>
-        <w:t xml:space="preserve">!("Age: {}", </w:t>
-      </w:r>
-      <w:proofErr w:type="spellStart"/>
-      <w:r>
-        <w:rPr>
-          <w:rFonts w:ascii="JetBrains Mono" w:eastAsia="Times New Roman" w:hAnsi="JetBrains Mono" w:cs="JetBrains Mono"/>
-          <w:kern w:val="0"/>
-          <w:sz w:val="20"/>
-          <w:szCs w:val="20"/>
-          <w:lang w:val="en-US" w:eastAsia="ru-RU"/>
-          <w14:ligatures w14:val="none"/>
-        </w:rPr>
-        <w:t>student.age</w:t>
-      </w:r>
-      <w:proofErr w:type="spellEnd"/>
-      <w:r>
-        <w:rPr>
-          <w:rFonts w:ascii="JetBrains Mono" w:eastAsia="Times New Roman" w:hAnsi="JetBrains Mono" w:cs="JetBrains Mono"/>
-          <w:kern w:val="0"/>
-          <w:sz w:val="20"/>
-          <w:szCs w:val="20"/>
-          <w:lang w:val="en-US" w:eastAsia="ru-RU"/>
-          <w14:ligatures w14:val="none"/>
-        </w:rPr>
-        <w:t>);</w:t>
-      </w:r>
-    </w:p>
-    <w:p>
-      <w:pPr>
-        <w:spacing w:line="259" w:lineRule="auto"/>
-        <w:rPr>
-          <w:rFonts w:ascii="JetBrains Mono" w:eastAsia="Times New Roman" w:hAnsi="JetBrains Mono" w:cs="JetBrains Mono"/>
-          <w:kern w:val="0"/>
-          <w:sz w:val="20"/>
-          <w:szCs w:val="20"/>
-          <w:lang w:val="en-US" w:eastAsia="ru-RU"/>
-          <w14:ligatures w14:val="none"/>
-        </w:rPr>
-      </w:pPr>
-      <w:r>
-        <w:rPr>
-          <w:rFonts w:ascii="JetBrains Mono" w:eastAsia="Times New Roman" w:hAnsi="JetBrains Mono" w:cs="JetBrains Mono"/>
-          <w:kern w:val="0"/>
-          <w:sz w:val="20"/>
-          <w:szCs w:val="20"/>
-          <w:lang w:val="en-US" w:eastAsia="ru-RU"/>
-          <w14:ligatures w14:val="none"/>
-        </w:rPr>
-        <w:t xml:space="preserve">    </w:t>
-      </w:r>
-      <w:proofErr w:type="spellStart"/>
-      <w:r>
-        <w:rPr>
-          <w:rFonts w:ascii="JetBrains Mono" w:eastAsia="Times New Roman" w:hAnsi="JetBrains Mono" w:cs="JetBrains Mono"/>
-          <w:kern w:val="0"/>
-          <w:sz w:val="20"/>
-          <w:szCs w:val="20"/>
-          <w:lang w:val="en-US" w:eastAsia="ru-RU"/>
-          <w14:ligatures w14:val="none"/>
-        </w:rPr>
-        <w:t>println</w:t>
-      </w:r>
-      <w:proofErr w:type="spellEnd"/>
-      <w:r>
-        <w:rPr>
-          <w:rFonts w:ascii="JetBrains Mono" w:eastAsia="Times New Roman" w:hAnsi="JetBrains Mono" w:cs="JetBrains Mono"/>
-          <w:kern w:val="0"/>
-          <w:sz w:val="20"/>
-          <w:szCs w:val="20"/>
-          <w:lang w:val="en-US" w:eastAsia="ru-RU"/>
-          <w14:ligatures w14:val="none"/>
-        </w:rPr>
-        <w:t xml:space="preserve">!("Average: {:.2}", </w:t>
-      </w:r>
-      <w:proofErr w:type="spellStart"/>
-      <w:r>
-        <w:rPr>
-          <w:rFonts w:ascii="JetBrains Mono" w:eastAsia="Times New Roman" w:hAnsi="JetBrains Mono" w:cs="JetBrains Mono"/>
-          <w:kern w:val="0"/>
-          <w:sz w:val="20"/>
-          <w:szCs w:val="20"/>
-          <w:lang w:val="en-US" w:eastAsia="ru-RU"/>
-          <w14:ligatures w14:val="none"/>
-        </w:rPr>
-        <w:t>student.average</w:t>
-      </w:r>
-      <w:proofErr w:type="spellEnd"/>
-      <w:r>
-        <w:rPr>
-          <w:rFonts w:ascii="JetBrains Mono" w:eastAsia="Times New Roman" w:hAnsi="JetBrains Mono" w:cs="JetBrains Mono"/>
-          <w:kern w:val="0"/>
-          <w:sz w:val="20"/>
-          <w:szCs w:val="20"/>
-          <w:lang w:val="en-US" w:eastAsia="ru-RU"/>
-          <w14:ligatures w14:val="none"/>
-        </w:rPr>
-        <w:t>());</w:t>
-      </w:r>
-    </w:p>
-    <w:p>
-      <w:pPr>
-        <w:spacing w:line="259" w:lineRule="auto"/>
-        <w:rPr>
-          <w:rFonts w:ascii="JetBrains Mono" w:eastAsia="Times New Roman" w:hAnsi="JetBrains Mono" w:cs="JetBrains Mono"/>
-          <w:kern w:val="0"/>
-          <w:sz w:val="20"/>
-          <w:szCs w:val="20"/>
-          <w:lang w:val="en-US" w:eastAsia="ru-RU"/>
-          <w14:ligatures w14:val="none"/>
-        </w:rPr>
-      </w:pPr>
-      <w:r>
-        <w:rPr>
-          <w:rFonts w:ascii="JetBrains Mono" w:eastAsia="Times New Roman" w:hAnsi="JetBrains Mono" w:cs="JetBrains Mono"/>
-          <w:kern w:val="0"/>
-          <w:sz w:val="20"/>
-          <w:szCs w:val="20"/>
-          <w:lang w:val="en-US" w:eastAsia="ru-RU"/>
-          <w14:ligatures w14:val="none"/>
-        </w:rPr>
-        <w:t xml:space="preserve">    </w:t>
-      </w:r>
-      <w:proofErr w:type="spellStart"/>
-      <w:r>
-        <w:rPr>
-          <w:rFonts w:ascii="JetBrains Mono" w:eastAsia="Times New Roman" w:hAnsi="JetBrains Mono" w:cs="JetBrains Mono"/>
-          <w:kern w:val="0"/>
-          <w:sz w:val="20"/>
-          <w:szCs w:val="20"/>
-          <w:lang w:val="en-US" w:eastAsia="ru-RU"/>
-          <w14:ligatures w14:val="none"/>
-        </w:rPr>
-        <w:t>println</w:t>
-      </w:r>
-      <w:proofErr w:type="spellEnd"/>
-      <w:r>
-        <w:rPr>
-          <w:rFonts w:ascii="JetBrains Mono" w:eastAsia="Times New Roman" w:hAnsi="JetBrains Mono" w:cs="JetBrains Mono"/>
-          <w:kern w:val="0"/>
-          <w:sz w:val="20"/>
-          <w:szCs w:val="20"/>
-          <w:lang w:val="en-US" w:eastAsia="ru-RU"/>
-          <w14:ligatures w14:val="none"/>
-        </w:rPr>
-        <w:t xml:space="preserve">!("Maximum grade: {}", </w:t>
-      </w:r>
-      <w:proofErr w:type="spellStart"/>
-      <w:r>
-        <w:rPr>
-          <w:rFonts w:ascii="JetBrains Mono" w:eastAsia="Times New Roman" w:hAnsi="JetBrains Mono" w:cs="JetBrains Mono"/>
-          <w:kern w:val="0"/>
-          <w:sz w:val="20"/>
-          <w:szCs w:val="20"/>
-          <w:lang w:val="en-US" w:eastAsia="ru-RU"/>
-          <w14:ligatures w14:val="none"/>
-        </w:rPr>
-        <w:t>student.max_grade</w:t>
-      </w:r>
-      <w:proofErr w:type="spellEnd"/>
-      <w:r>
-        <w:rPr>
-          <w:rFonts w:ascii="JetBrains Mono" w:eastAsia="Times New Roman" w:hAnsi="JetBrains Mono" w:cs="JetBrains Mono"/>
-          <w:kern w:val="0"/>
-          <w:sz w:val="20"/>
-          <w:szCs w:val="20"/>
-          <w:lang w:val="en-US" w:eastAsia="ru-RU"/>
-          <w14:ligatures w14:val="none"/>
-        </w:rPr>
-        <w:t>());</w:t>
-      </w:r>
-    </w:p>
-    <w:p>
-      <w:pPr>
-        <w:spacing w:line="259" w:lineRule="auto"/>
-        <w:rPr>
-          <w:rFonts w:ascii="JetBrains Mono" w:eastAsia="Times New Roman" w:hAnsi="JetBrains Mono" w:cs="JetBrains Mono"/>
-          <w:kern w:val="0"/>
-          <w:sz w:val="20"/>
-          <w:szCs w:val="20"/>
-          <w:lang w:val="en-US" w:eastAsia="ru-RU"/>
-          <w14:ligatures w14:val="none"/>
-        </w:rPr>
-      </w:pPr>
-    </w:p>
-    <w:p>
-      <w:pPr>
-        <w:spacing w:line="259" w:lineRule="auto"/>
-        <w:rPr>
-          <w:rFonts w:ascii="JetBrains Mono" w:eastAsia="Times New Roman" w:hAnsi="JetBrains Mono" w:cs="JetBrains Mono"/>
-          <w:kern w:val="0"/>
-          <w:sz w:val="20"/>
-          <w:szCs w:val="20"/>
-          <w:lang w:val="en-US" w:eastAsia="ru-RU"/>
-          <w14:ligatures w14:val="none"/>
-        </w:rPr>
-      </w:pPr>
-      <w:r>
-        <w:rPr>
-          <w:rFonts w:ascii="JetBrains Mono" w:eastAsia="Times New Roman" w:hAnsi="JetBrains Mono" w:cs="JetBrains Mono"/>
-          <w:kern w:val="0"/>
-          <w:sz w:val="20"/>
-          <w:szCs w:val="20"/>
-          <w:lang w:val="en-US" w:eastAsia="ru-RU"/>
-          <w14:ligatures w14:val="none"/>
-        </w:rPr>
-        <w:t xml:space="preserve">    if </w:t>
-      </w:r>
-      <w:proofErr w:type="spellStart"/>
-      <w:r>
-        <w:rPr>
-          <w:rFonts w:ascii="JetBrains Mono" w:eastAsia="Times New Roman" w:hAnsi="JetBrains Mono" w:cs="JetBrains Mono"/>
-          <w:kern w:val="0"/>
-          <w:sz w:val="20"/>
-          <w:szCs w:val="20"/>
-          <w:lang w:val="en-US" w:eastAsia="ru-RU"/>
-          <w14:ligatures w14:val="none"/>
-        </w:rPr>
-        <w:t>student.is_successful</w:t>
-      </w:r>
-      <w:proofErr w:type="spellEnd"/>
-      <w:r>
-        <w:rPr>
-          <w:rFonts w:ascii="JetBrains Mono" w:eastAsia="Times New Roman" w:hAnsi="JetBrains Mono" w:cs="JetBrains Mono"/>
-          <w:kern w:val="0"/>
-          <w:sz w:val="20"/>
-          <w:szCs w:val="20"/>
-          <w:lang w:val="en-US" w:eastAsia="ru-RU"/>
-          <w14:ligatures w14:val="none"/>
-        </w:rPr>
-        <w:t>() {</w:t>
-      </w:r>
-    </w:p>
-    <w:p>
-      <w:pPr>
-        <w:spacing w:line="259" w:lineRule="auto"/>
-        <w:rPr>
-          <w:rFonts w:ascii="JetBrains Mono" w:eastAsia="Times New Roman" w:hAnsi="JetBrains Mono" w:cs="JetBrains Mono"/>
-          <w:kern w:val="0"/>
-          <w:sz w:val="20"/>
-          <w:szCs w:val="20"/>
-          <w:lang w:val="en-US" w:eastAsia="ru-RU"/>
-          <w14:ligatures w14:val="none"/>
-        </w:rPr>
-      </w:pPr>
-      <w:r>
-        <w:rPr>
-          <w:rFonts w:ascii="JetBrains Mono" w:eastAsia="Times New Roman" w:hAnsi="JetBrains Mono" w:cs="JetBrains Mono"/>
-          <w:kern w:val="0"/>
-          <w:sz w:val="20"/>
-          <w:szCs w:val="20"/>
-          <w:lang w:val="en-US" w:eastAsia="ru-RU"/>
-          <w14:ligatures w14:val="none"/>
-        </w:rPr>
-        <w:t xml:space="preserve">        </w:t>
-      </w:r>
-      <w:proofErr w:type="spellStart"/>
-      <w:r>
-        <w:rPr>
-          <w:rFonts w:ascii="JetBrains Mono" w:eastAsia="Times New Roman" w:hAnsi="JetBrains Mono" w:cs="JetBrains Mono"/>
-          <w:kern w:val="0"/>
-          <w:sz w:val="20"/>
-          <w:szCs w:val="20"/>
-          <w:lang w:val="en-US" w:eastAsia="ru-RU"/>
-          <w14:ligatures w14:val="none"/>
-        </w:rPr>
-        <w:t>println</w:t>
-      </w:r>
-      <w:proofErr w:type="spellEnd"/>
-      <w:r>
-        <w:rPr>
-          <w:rFonts w:ascii="JetBrains Mono" w:eastAsia="Times New Roman" w:hAnsi="JetBrains Mono" w:cs="JetBrains Mono"/>
-          <w:kern w:val="0"/>
-          <w:sz w:val="20"/>
-          <w:szCs w:val="20"/>
-          <w:lang w:val="en-US" w:eastAsia="ru-RU"/>
-          <w14:ligatures w14:val="none"/>
-        </w:rPr>
-        <w:t>!("Student passed the exam");</w:t>
-      </w:r>
-    </w:p>
-    <w:p>
-      <w:pPr>
-        <w:spacing w:line="259" w:lineRule="auto"/>
-        <w:rPr>
-          <w:rFonts w:ascii="JetBrains Mono" w:eastAsia="Times New Roman" w:hAnsi="JetBrains Mono" w:cs="JetBrains Mono"/>
-          <w:kern w:val="0"/>
-          <w:sz w:val="20"/>
-          <w:szCs w:val="20"/>
-          <w:lang w:val="en-US" w:eastAsia="ru-RU"/>
-          <w14:ligatures w14:val="none"/>
-        </w:rPr>
-      </w:pPr>
-      <w:r>
-        <w:rPr>
-          <w:rFonts w:ascii="JetBrains Mono" w:eastAsia="Times New Roman" w:hAnsi="JetBrains Mono" w:cs="JetBrains Mono"/>
-          <w:kern w:val="0"/>
-          <w:sz w:val="20"/>
-          <w:szCs w:val="20"/>
-          <w:lang w:val="en-US" w:eastAsia="ru-RU"/>
-          <w14:ligatures w14:val="none"/>
-        </w:rPr>
-        <w:t xml:space="preserve">    } else {</w:t>
-      </w:r>
-    </w:p>
-    <w:p>
-      <w:pPr>
-        <w:spacing w:line="259" w:lineRule="auto"/>
-        <w:rPr>
-          <w:rFonts w:ascii="JetBrains Mono" w:eastAsia="Times New Roman" w:hAnsi="JetBrains Mono" w:cs="JetBrains Mono"/>
-          <w:kern w:val="0"/>
-          <w:sz w:val="20"/>
-          <w:szCs w:val="20"/>
-          <w:lang w:val="en-US" w:eastAsia="ru-RU"/>
-          <w14:ligatures w14:val="none"/>
-        </w:rPr>
-      </w:pPr>
-      <w:r>
-        <w:rPr>
-          <w:rFonts w:ascii="JetBrains Mono" w:eastAsia="Times New Roman" w:hAnsi="JetBrains Mono" w:cs="JetBrains Mono"/>
-          <w:kern w:val="0"/>
-          <w:sz w:val="20"/>
-          <w:szCs w:val="20"/>
-          <w:lang w:val="en-US" w:eastAsia="ru-RU"/>
-          <w14:ligatures w14:val="none"/>
-        </w:rPr>
-        <w:t xml:space="preserve">        </w:t>
-      </w:r>
-      <w:proofErr w:type="spellStart"/>
-      <w:r>
-        <w:rPr>
-          <w:rFonts w:ascii="JetBrains Mono" w:eastAsia="Times New Roman" w:hAnsi="JetBrains Mono" w:cs="JetBrains Mono"/>
-          <w:kern w:val="0"/>
-          <w:sz w:val="20"/>
-          <w:szCs w:val="20"/>
-          <w:lang w:val="en-US" w:eastAsia="ru-RU"/>
-          <w14:ligatures w14:val="none"/>
-        </w:rPr>
-        <w:t>println</w:t>
-      </w:r>
-      <w:proofErr w:type="spellEnd"/>
-      <w:r>
-        <w:rPr>
-          <w:rFonts w:ascii="JetBrains Mono" w:eastAsia="Times New Roman" w:hAnsi="JetBrains Mono" w:cs="JetBrains Mono"/>
-          <w:kern w:val="0"/>
-          <w:sz w:val="20"/>
-          <w:szCs w:val="20"/>
-          <w:lang w:val="en-US" w:eastAsia="ru-RU"/>
-          <w14:ligatures w14:val="none"/>
-        </w:rPr>
-        <w:t>!("Student failed the exam");</w:t>
-      </w:r>
-    </w:p>
-    <w:p>
-      <w:pPr>
-        <w:spacing w:line="259" w:lineRule="auto"/>
-        <w:rPr>
-          <w:rFonts w:ascii="JetBrains Mono" w:eastAsia="Times New Roman" w:hAnsi="JetBrains Mono" w:cs="JetBrains Mono"/>
-          <w:kern w:val="0"/>
-          <w:sz w:val="20"/>
-          <w:szCs w:val="20"/>
-          <w:lang w:val="en-US" w:eastAsia="ru-RU"/>
-          <w14:ligatures w14:val="none"/>
-        </w:rPr>
-      </w:pPr>
-      <w:r>
-        <w:rPr>
-          <w:rFonts w:ascii="JetBrains Mono" w:eastAsia="Times New Roman" w:hAnsi="JetBrains Mono" w:cs="JetBrains Mono"/>
-          <w:kern w:val="0"/>
-          <w:sz w:val="20"/>
-          <w:szCs w:val="20"/>
-          <w:lang w:val="en-US" w:eastAsia="ru-RU"/>
-          <w14:ligatures w14:val="none"/>
-        </w:rPr>
-        <w:t xml:space="preserve">    }</w:t>
-      </w:r>
-    </w:p>
-    <w:p>
-      <w:pPr>
-        <w:spacing w:line="259" w:lineRule="auto"/>
-        <w:rPr>
-          <w:rFonts w:ascii="JetBrains Mono" w:eastAsia="Times New Roman" w:hAnsi="JetBrains Mono" w:cs="JetBrains Mono"/>
-          <w:kern w:val="0"/>
-          <w:sz w:val="20"/>
-          <w:szCs w:val="20"/>
-          <w:lang w:val="en-US" w:eastAsia="ru-RU"/>
-          <w14:ligatures w14:val="none"/>
-        </w:rPr>
-      </w:pPr>
-      <w:r>
-        <w:rPr>
-          <w:rFonts w:ascii="JetBrains Mono" w:eastAsia="Times New Roman" w:hAnsi="JetBrains Mono" w:cs="JetBrains Mono"/>
-          <w:kern w:val="0"/>
-          <w:sz w:val="20"/>
-          <w:szCs w:val="20"/>
-          <w:lang w:val="en-US" w:eastAsia="ru-RU"/>
-          <w14:ligatures w14:val="none"/>
-        </w:rPr>
-        <w:t xml:space="preserve">    let result = match </w:t>
-      </w:r>
-      <w:proofErr w:type="spellStart"/>
-      <w:r>
-        <w:rPr>
-          <w:rFonts w:ascii="JetBrains Mono" w:eastAsia="Times New Roman" w:hAnsi="JetBrains Mono" w:cs="JetBrains Mono"/>
-          <w:kern w:val="0"/>
-          <w:sz w:val="20"/>
-          <w:szCs w:val="20"/>
-          <w:lang w:val="en-US" w:eastAsia="ru-RU"/>
-          <w14:ligatures w14:val="none"/>
-        </w:rPr>
-        <w:t>student.average</w:t>
-      </w:r>
-      <w:proofErr w:type="spellEnd"/>
-      <w:r>
-        <w:rPr>
-          <w:rFonts w:ascii="JetBrains Mono" w:eastAsia="Times New Roman" w:hAnsi="JetBrains Mono" w:cs="JetBrains Mono"/>
-          <w:kern w:val="0"/>
-          <w:sz w:val="20"/>
-          <w:szCs w:val="20"/>
-          <w:lang w:val="en-US" w:eastAsia="ru-RU"/>
-          <w14:ligatures w14:val="none"/>
-        </w:rPr>
-        <w:t>() {</w:t>
-      </w:r>
-    </w:p>
-    <w:p>
-      <w:pPr>
-        <w:spacing w:line="259" w:lineRule="auto"/>
-        <w:rPr>
-          <w:rFonts w:ascii="JetBrains Mono" w:eastAsia="Times New Roman" w:hAnsi="JetBrains Mono" w:cs="JetBrains Mono"/>
-          <w:kern w:val="0"/>
-          <w:sz w:val="20"/>
-          <w:szCs w:val="20"/>
-          <w:lang w:val="en-US" w:eastAsia="ru-RU"/>
-          <w14:ligatures w14:val="none"/>
-        </w:rPr>
-      </w:pPr>
-      <w:r>
-        <w:rPr>
-          <w:rFonts w:ascii="JetBrains Mono" w:eastAsia="Times New Roman" w:hAnsi="JetBrains Mono" w:cs="JetBrains Mono"/>
-          <w:kern w:val="0"/>
-          <w:sz w:val="20"/>
-          <w:szCs w:val="20"/>
-          <w:lang w:val="en-US" w:eastAsia="ru-RU"/>
-          <w14:ligatures w14:val="none"/>
-        </w:rPr>
-        <w:t xml:space="preserve">        value if value &gt;= 90.0 =&gt; "excellent",</w:t>
-      </w:r>
-    </w:p>
-    <w:p>
-      <w:pPr>
-        <w:spacing w:line="259" w:lineRule="auto"/>
-        <w:rPr>
-          <w:rFonts w:ascii="JetBrains Mono" w:eastAsia="Times New Roman" w:hAnsi="JetBrains Mono" w:cs="JetBrains Mono"/>
-          <w:kern w:val="0"/>
-          <w:sz w:val="20"/>
-          <w:szCs w:val="20"/>
-          <w:lang w:val="en-US" w:eastAsia="ru-RU"/>
-          <w14:ligatures w14:val="none"/>
-        </w:rPr>
-      </w:pPr>
-      <w:r>
-        <w:rPr>
-          <w:rFonts w:ascii="JetBrains Mono" w:eastAsia="Times New Roman" w:hAnsi="JetBrains Mono" w:cs="JetBrains Mono"/>
-          <w:kern w:val="0"/>
-          <w:sz w:val="20"/>
-          <w:szCs w:val="20"/>
-          <w:lang w:val="en-US" w:eastAsia="ru-RU"/>
-          <w14:ligatures w14:val="none"/>
-        </w:rPr>
-        <w:t xml:space="preserve">        value if value &gt;= 75.0 =&gt; "good",</w:t>
-      </w:r>
-    </w:p>
-    <w:p>
-      <w:pPr>
-        <w:spacing w:line="259" w:lineRule="auto"/>
-        <w:rPr>
-          <w:rFonts w:ascii="JetBrains Mono" w:eastAsia="Times New Roman" w:hAnsi="JetBrains Mono" w:cs="JetBrains Mono"/>
-          <w:kern w:val="0"/>
-          <w:sz w:val="20"/>
-          <w:szCs w:val="20"/>
-          <w:lang w:val="en-US" w:eastAsia="ru-RU"/>
-          <w14:ligatures w14:val="none"/>
-        </w:rPr>
-      </w:pPr>
-      <w:r>
-        <w:rPr>
-          <w:rFonts w:ascii="JetBrains Mono" w:eastAsia="Times New Roman" w:hAnsi="JetBrains Mono" w:cs="JetBrains Mono"/>
-          <w:kern w:val="0"/>
-          <w:sz w:val="20"/>
-          <w:szCs w:val="20"/>
-          <w:lang w:val="en-US" w:eastAsia="ru-RU"/>
-          <w14:ligatures w14:val="none"/>
-        </w:rPr>
-        <w:t xml:space="preserve">        value if value &gt;= 60.0 =&gt; "satisfactory",</w:t>
-      </w:r>
-    </w:p>
-    <w:p>
-      <w:pPr>
-        <w:spacing w:line="259" w:lineRule="auto"/>
-        <w:rPr>
-          <w:rFonts w:ascii="JetBrains Mono" w:eastAsia="Times New Roman" w:hAnsi="JetBrains Mono" w:cs="JetBrains Mono"/>
-          <w:kern w:val="0"/>
-          <w:sz w:val="20"/>
-          <w:szCs w:val="20"/>
-          <w:lang w:val="en-US" w:eastAsia="ru-RU"/>
-          <w14:ligatures w14:val="none"/>
-        </w:rPr>
-      </w:pPr>
-      <w:r>
-        <w:rPr>
-          <w:rFonts w:ascii="JetBrains Mono" w:eastAsia="Times New Roman" w:hAnsi="JetBrains Mono" w:cs="JetBrains Mono"/>
-          <w:kern w:val="0"/>
-          <w:sz w:val="20"/>
-          <w:szCs w:val="20"/>
-          <w:lang w:val="en-US" w:eastAsia="ru-RU"/>
-          <w14:ligatures w14:val="none"/>
-        </w:rPr>
-        <w:t xml:space="preserve">        _ =&gt; "unsatisfactory",</w:t>
-      </w:r>
-    </w:p>
-    <w:p>
-      <w:pPr>
-        <w:spacing w:line="259" w:lineRule="auto"/>
-        <w:rPr>
-          <w:rFonts w:ascii="JetBrains Mono" w:eastAsia="Times New Roman" w:hAnsi="JetBrains Mono" w:cs="JetBrains Mono"/>
-          <w:kern w:val="0"/>
-          <w:sz w:val="20"/>
-          <w:szCs w:val="20"/>
-          <w:lang w:val="en-US" w:eastAsia="ru-RU"/>
-          <w14:ligatures w14:val="none"/>
-        </w:rPr>
-      </w:pPr>
-      <w:r>
-        <w:rPr>
-          <w:rFonts w:ascii="JetBrains Mono" w:eastAsia="Times New Roman" w:hAnsi="JetBrains Mono" w:cs="JetBrains Mono"/>
-          <w:kern w:val="0"/>
-          <w:sz w:val="20"/>
-          <w:szCs w:val="20"/>
-          <w:lang w:val="en-US" w:eastAsia="ru-RU"/>
-          <w14:ligatures w14:val="none"/>
-        </w:rPr>
-        <w:t xml:space="preserve">    };</w:t>
-      </w:r>
-    </w:p>
-    <w:p>
-      <w:pPr>
-        <w:spacing w:line="259" w:lineRule="auto"/>
-        <w:rPr>
-          <w:rFonts w:ascii="JetBrains Mono" w:eastAsia="Times New Roman" w:hAnsi="JetBrains Mono" w:cs="JetBrains Mono"/>
-          <w:kern w:val="0"/>
-          <w:sz w:val="20"/>
-          <w:szCs w:val="20"/>
-          <w:lang w:val="en-US" w:eastAsia="ru-RU"/>
-          <w14:ligatures w14:val="none"/>
-        </w:rPr>
-      </w:pPr>
-      <w:r>
-        <w:rPr>
-          <w:rFonts w:ascii="JetBrains Mono" w:eastAsia="Times New Roman" w:hAnsi="JetBrains Mono" w:cs="JetBrains Mono"/>
-          <w:kern w:val="0"/>
-          <w:sz w:val="20"/>
-          <w:szCs w:val="20"/>
-          <w:lang w:val="en-US" w:eastAsia="ru-RU"/>
-          <w14:ligatures w14:val="none"/>
-        </w:rPr>
-        <w:t xml:space="preserve">    </w:t>
-      </w:r>
-      <w:proofErr w:type="spellStart"/>
-      <w:r>
-        <w:rPr>
-          <w:rFonts w:ascii="JetBrains Mono" w:eastAsia="Times New Roman" w:hAnsi="JetBrains Mono" w:cs="JetBrains Mono"/>
-          <w:kern w:val="0"/>
-          <w:sz w:val="20"/>
-          <w:szCs w:val="20"/>
-          <w:lang w:val="en-US" w:eastAsia="ru-RU"/>
-          <w14:ligatures w14:val="none"/>
-        </w:rPr>
-        <w:t>println</w:t>
-      </w:r>
-      <w:proofErr w:type="spellEnd"/>
-      <w:r>
-        <w:rPr>
-          <w:rFonts w:ascii="JetBrains Mono" w:eastAsia="Times New Roman" w:hAnsi="JetBrains Mono" w:cs="JetBrains Mono"/>
-          <w:kern w:val="0"/>
-          <w:sz w:val="20"/>
-          <w:szCs w:val="20"/>
-          <w:lang w:val="en-US" w:eastAsia="ru-RU"/>
-          <w14:ligatures w14:val="none"/>
-        </w:rPr>
-        <w:t>!("Result: {}", result);</w:t>
+        <w:t xml:space="preserve">    println!("Result: {}", result);</w:t>
       </w:r>
     </w:p>
     <w:p>
@@ -4478,22 +3473,8 @@
                 <w:lang w:val="ru-BY" w:eastAsia="ru-BY"/>
                 <w14:ligatures w14:val="none"/>
               </w:rPr>
-              <w:t>_</w:t>
-            </w:r>
-            <w:proofErr w:type="spellStart"/>
-            <w:r>
-              <w:rPr>
-                <w:rFonts w:ascii="Consolas" w:eastAsia="Times New Roman" w:hAnsi="Consolas" w:cs="Calibri"/>
-                <w:color w:val="000000"/>
-                <w:kern w:val="0"/>
-                <w:sz w:val="24"/>
-                <w:szCs w:val="24"/>
-                <w:lang w:val="ru-BY" w:eastAsia="ru-BY"/>
-                <w14:ligatures w14:val="none"/>
-              </w:rPr>
-              <w:t>input</w:t>
-            </w:r>
-            <w:proofErr w:type="spellEnd"/>
+              <w:t>_input</w:t>
+            </w:r>
           </w:p>
         </w:tc>
         <w:tc>
@@ -4751,22 +3732,8 @@
                 <w:lang w:val="ru-BY" w:eastAsia="ru-BY"/>
                 <w14:ligatures w14:val="none"/>
               </w:rPr>
-              <w:t>'</w:t>
-            </w:r>
-            <w:proofErr w:type="spellStart"/>
-            <w:r>
-              <w:rPr>
-                <w:rFonts w:ascii="Consolas" w:eastAsia="Times New Roman" w:hAnsi="Consolas" w:cs="Calibri"/>
-                <w:color w:val="000000"/>
-                <w:kern w:val="0"/>
-                <w:sz w:val="24"/>
-                <w:szCs w:val="24"/>
-                <w:lang w:val="ru-BY" w:eastAsia="ru-BY"/>
-                <w14:ligatures w14:val="none"/>
-              </w:rPr>
-              <w:t>static</w:t>
-            </w:r>
-            <w:proofErr w:type="spellEnd"/>
+              <w:t>'static</w:t>
+            </w:r>
           </w:p>
         </w:tc>
         <w:tc>
@@ -5024,33 +3991,7 @@
                 <w:lang w:val="ru-BY" w:eastAsia="ru-BY"/>
                 <w14:ligatures w14:val="none"/>
               </w:rPr>
-              <w:t>"</w:t>
-            </w:r>
-            <w:proofErr w:type="spellStart"/>
-            <w:r>
-              <w:rPr>
-                <w:rFonts w:ascii="Consolas" w:eastAsia="Times New Roman" w:hAnsi="Consolas" w:cs="Calibri"/>
-                <w:color w:val="000000"/>
-                <w:kern w:val="0"/>
-                <w:sz w:val="24"/>
-                <w:szCs w:val="24"/>
-                <w:lang w:val="ru-BY" w:eastAsia="ru-BY"/>
-                <w14:ligatures w14:val="none"/>
-              </w:rPr>
-              <w:t>Age</w:t>
-            </w:r>
-            <w:proofErr w:type="spellEnd"/>
-            <w:r>
-              <w:rPr>
-                <w:rFonts w:ascii="Consolas" w:eastAsia="Times New Roman" w:hAnsi="Consolas" w:cs="Calibri"/>
-                <w:color w:val="000000"/>
-                <w:kern w:val="0"/>
-                <w:sz w:val="24"/>
-                <w:szCs w:val="24"/>
-                <w:lang w:val="ru-BY" w:eastAsia="ru-BY"/>
-                <w14:ligatures w14:val="none"/>
-              </w:rPr>
-              <w:t>: {}"</w:t>
+              <w:t>"Age: {}"</w:t>
             </w:r>
           </w:p>
         </w:tc>
@@ -5172,31 +4113,17 @@
                 <w14:ligatures w14:val="none"/>
               </w:rPr>
             </w:pPr>
-            <w:proofErr w:type="spellStart"/>
-            <w:r>
-              <w:rPr>
-                <w:rFonts w:ascii="Consolas" w:eastAsia="Times New Roman" w:hAnsi="Consolas" w:cs="Calibri"/>
-                <w:color w:val="000000"/>
-                <w:kern w:val="0"/>
-                <w:sz w:val="24"/>
-                <w:szCs w:val="24"/>
-                <w:lang w:val="ru-BY" w:eastAsia="ru-BY"/>
-                <w14:ligatures w14:val="none"/>
-              </w:rPr>
-              <w:t>calculate_sum</w:t>
-            </w:r>
-            <w:proofErr w:type="spellEnd"/>
-            <w:r>
-              <w:rPr>
-                <w:rFonts w:ascii="Consolas" w:eastAsia="Times New Roman" w:hAnsi="Consolas" w:cs="Calibri"/>
-                <w:color w:val="000000"/>
-                <w:kern w:val="0"/>
-                <w:sz w:val="24"/>
-                <w:szCs w:val="24"/>
-                <w:lang w:val="ru-BY" w:eastAsia="ru-BY"/>
-                <w14:ligatures w14:val="none"/>
-              </w:rPr>
-              <w:t>()</w:t>
+            <w:r>
+              <w:rPr>
+                <w:rFonts w:ascii="Consolas" w:eastAsia="Times New Roman" w:hAnsi="Consolas" w:cs="Calibri"/>
+                <w:color w:val="000000"/>
+                <w:kern w:val="0"/>
+                <w:sz w:val="24"/>
+                <w:szCs w:val="24"/>
+                <w:lang w:val="ru-BY" w:eastAsia="ru-BY"/>
+                <w14:ligatures w14:val="none"/>
+              </w:rPr>
+              <w:t>calculate_sum()</w:t>
             </w:r>
           </w:p>
         </w:tc>
@@ -5323,33 +4250,7 @@
                 <w:lang w:val="ru-BY" w:eastAsia="ru-BY"/>
                 <w14:ligatures w14:val="none"/>
               </w:rPr>
-              <w:t>"</w:t>
-            </w:r>
-            <w:proofErr w:type="spellStart"/>
-            <w:r>
-              <w:rPr>
-                <w:rFonts w:ascii="Consolas" w:eastAsia="Times New Roman" w:hAnsi="Consolas" w:cs="Calibri"/>
-                <w:color w:val="000000"/>
-                <w:kern w:val="0"/>
-                <w:sz w:val="24"/>
-                <w:szCs w:val="24"/>
-                <w:lang w:val="ru-BY" w:eastAsia="ru-BY"/>
-                <w14:ligatures w14:val="none"/>
-              </w:rPr>
-              <w:t>Average</w:t>
-            </w:r>
-            <w:proofErr w:type="spellEnd"/>
-            <w:r>
-              <w:rPr>
-                <w:rFonts w:ascii="Consolas" w:eastAsia="Times New Roman" w:hAnsi="Consolas" w:cs="Calibri"/>
-                <w:color w:val="000000"/>
-                <w:kern w:val="0"/>
-                <w:sz w:val="24"/>
-                <w:szCs w:val="24"/>
-                <w:lang w:val="ru-BY" w:eastAsia="ru-BY"/>
-                <w14:ligatures w14:val="none"/>
-              </w:rPr>
-              <w:t>: {:.2}"</w:t>
+              <w:t>"Average: {:.2}"</w:t>
             </w:r>
           </w:p>
         </w:tc>
@@ -5471,31 +4372,17 @@
                 <w14:ligatures w14:val="none"/>
               </w:rPr>
             </w:pPr>
-            <w:proofErr w:type="spellStart"/>
-            <w:r>
-              <w:rPr>
-                <w:rFonts w:ascii="Consolas" w:eastAsia="Times New Roman" w:hAnsi="Consolas" w:cs="Calibri"/>
-                <w:color w:val="000000"/>
-                <w:kern w:val="0"/>
-                <w:sz w:val="24"/>
-                <w:szCs w:val="24"/>
-                <w:lang w:val="ru-BY" w:eastAsia="ru-BY"/>
-                <w14:ligatures w14:val="none"/>
-              </w:rPr>
-              <w:t>classify_number</w:t>
-            </w:r>
-            <w:proofErr w:type="spellEnd"/>
-            <w:r>
-              <w:rPr>
-                <w:rFonts w:ascii="Consolas" w:eastAsia="Times New Roman" w:hAnsi="Consolas" w:cs="Calibri"/>
-                <w:color w:val="000000"/>
-                <w:kern w:val="0"/>
-                <w:sz w:val="24"/>
-                <w:szCs w:val="24"/>
-                <w:lang w:val="ru-BY" w:eastAsia="ru-BY"/>
-                <w14:ligatures w14:val="none"/>
-              </w:rPr>
-              <w:t>()</w:t>
+            <w:r>
+              <w:rPr>
+                <w:rFonts w:ascii="Consolas" w:eastAsia="Times New Roman" w:hAnsi="Consolas" w:cs="Calibri"/>
+                <w:color w:val="000000"/>
+                <w:kern w:val="0"/>
+                <w:sz w:val="24"/>
+                <w:szCs w:val="24"/>
+                <w:lang w:val="ru-BY" w:eastAsia="ru-BY"/>
+                <w14:ligatures w14:val="none"/>
+              </w:rPr>
+              <w:t>classify_number()</w:t>
             </w:r>
           </w:p>
         </w:tc>
@@ -5622,33 +4509,7 @@
                 <w:lang w:val="ru-BY" w:eastAsia="ru-BY"/>
                 <w14:ligatures w14:val="none"/>
               </w:rPr>
-              <w:t>"</w:t>
-            </w:r>
-            <w:proofErr w:type="spellStart"/>
-            <w:r>
-              <w:rPr>
-                <w:rFonts w:ascii="Consolas" w:eastAsia="Times New Roman" w:hAnsi="Consolas" w:cs="Calibri"/>
-                <w:color w:val="000000"/>
-                <w:kern w:val="0"/>
-                <w:sz w:val="24"/>
-                <w:szCs w:val="24"/>
-                <w:lang w:val="ru-BY" w:eastAsia="ru-BY"/>
-                <w14:ligatures w14:val="none"/>
-              </w:rPr>
-              <w:t>Category</w:t>
-            </w:r>
-            <w:proofErr w:type="spellEnd"/>
-            <w:r>
-              <w:rPr>
-                <w:rFonts w:ascii="Consolas" w:eastAsia="Times New Roman" w:hAnsi="Consolas" w:cs="Calibri"/>
-                <w:color w:val="000000"/>
-                <w:kern w:val="0"/>
-                <w:sz w:val="24"/>
-                <w:szCs w:val="24"/>
-                <w:lang w:val="ru-BY" w:eastAsia="ru-BY"/>
-                <w14:ligatures w14:val="none"/>
-              </w:rPr>
-              <w:t>: {}"</w:t>
+              <w:t>"Category: {}"</w:t>
             </w:r>
           </w:p>
         </w:tc>
@@ -5770,31 +4631,17 @@
                 <w14:ligatures w14:val="none"/>
               </w:rPr>
             </w:pPr>
-            <w:proofErr w:type="spellStart"/>
-            <w:r>
-              <w:rPr>
-                <w:rFonts w:ascii="Consolas" w:eastAsia="Times New Roman" w:hAnsi="Consolas" w:cs="Calibri"/>
-                <w:color w:val="000000"/>
-                <w:kern w:val="0"/>
-                <w:sz w:val="24"/>
-                <w:szCs w:val="24"/>
-                <w:lang w:val="ru-BY" w:eastAsia="ru-BY"/>
-                <w14:ligatures w14:val="none"/>
-              </w:rPr>
-              <w:t>derive</w:t>
-            </w:r>
-            <w:proofErr w:type="spellEnd"/>
-            <w:r>
-              <w:rPr>
-                <w:rFonts w:ascii="Consolas" w:eastAsia="Times New Roman" w:hAnsi="Consolas" w:cs="Calibri"/>
-                <w:color w:val="000000"/>
-                <w:kern w:val="0"/>
-                <w:sz w:val="24"/>
-                <w:szCs w:val="24"/>
-                <w:lang w:val="ru-BY" w:eastAsia="ru-BY"/>
-                <w14:ligatures w14:val="none"/>
-              </w:rPr>
-              <w:t>()</w:t>
+            <w:r>
+              <w:rPr>
+                <w:rFonts w:ascii="Consolas" w:eastAsia="Times New Roman" w:hAnsi="Consolas" w:cs="Calibri"/>
+                <w:color w:val="000000"/>
+                <w:kern w:val="0"/>
+                <w:sz w:val="24"/>
+                <w:szCs w:val="24"/>
+                <w:lang w:val="ru-BY" w:eastAsia="ru-BY"/>
+                <w14:ligatures w14:val="none"/>
+              </w:rPr>
+              <w:t>derive()</w:t>
             </w:r>
           </w:p>
         </w:tc>
@@ -5921,33 +4768,7 @@
                 <w:lang w:val="ru-BY" w:eastAsia="ru-BY"/>
                 <w14:ligatures w14:val="none"/>
               </w:rPr>
-              <w:t>"</w:t>
-            </w:r>
-            <w:proofErr w:type="spellStart"/>
-            <w:r>
-              <w:rPr>
-                <w:rFonts w:ascii="Consolas" w:eastAsia="Times New Roman" w:hAnsi="Consolas" w:cs="Calibri"/>
-                <w:color w:val="000000"/>
-                <w:kern w:val="0"/>
-                <w:sz w:val="24"/>
-                <w:szCs w:val="24"/>
-                <w:lang w:val="ru-BY" w:eastAsia="ru-BY"/>
-                <w14:ligatures w14:val="none"/>
-              </w:rPr>
-              <w:t>excellent</w:t>
-            </w:r>
-            <w:proofErr w:type="spellEnd"/>
-            <w:r>
-              <w:rPr>
-                <w:rFonts w:ascii="Consolas" w:eastAsia="Times New Roman" w:hAnsi="Consolas" w:cs="Calibri"/>
-                <w:color w:val="000000"/>
-                <w:kern w:val="0"/>
-                <w:sz w:val="24"/>
-                <w:szCs w:val="24"/>
-                <w:lang w:val="ru-BY" w:eastAsia="ru-BY"/>
-                <w14:ligatures w14:val="none"/>
-              </w:rPr>
-              <w:t>"</w:t>
+              <w:t>"excellent"</w:t>
             </w:r>
           </w:p>
         </w:tc>
@@ -6069,31 +4890,17 @@
                 <w14:ligatures w14:val="none"/>
               </w:rPr>
             </w:pPr>
-            <w:proofErr w:type="spellStart"/>
-            <w:r>
-              <w:rPr>
-                <w:rFonts w:ascii="Consolas" w:eastAsia="Times New Roman" w:hAnsi="Consolas" w:cs="Calibri"/>
-                <w:color w:val="000000"/>
-                <w:kern w:val="0"/>
-                <w:sz w:val="24"/>
-                <w:szCs w:val="24"/>
-                <w:lang w:val="ru-BY" w:eastAsia="ru-BY"/>
-                <w14:ligatures w14:val="none"/>
-              </w:rPr>
-              <w:t>find_max</w:t>
-            </w:r>
-            <w:proofErr w:type="spellEnd"/>
-            <w:r>
-              <w:rPr>
-                <w:rFonts w:ascii="Consolas" w:eastAsia="Times New Roman" w:hAnsi="Consolas" w:cs="Calibri"/>
-                <w:color w:val="000000"/>
-                <w:kern w:val="0"/>
-                <w:sz w:val="24"/>
-                <w:szCs w:val="24"/>
-                <w:lang w:val="ru-BY" w:eastAsia="ru-BY"/>
-                <w14:ligatures w14:val="none"/>
-              </w:rPr>
-              <w:t>()</w:t>
+            <w:r>
+              <w:rPr>
+                <w:rFonts w:ascii="Consolas" w:eastAsia="Times New Roman" w:hAnsi="Consolas" w:cs="Calibri"/>
+                <w:color w:val="000000"/>
+                <w:kern w:val="0"/>
+                <w:sz w:val="24"/>
+                <w:szCs w:val="24"/>
+                <w:lang w:val="ru-BY" w:eastAsia="ru-BY"/>
+                <w14:ligatures w14:val="none"/>
+              </w:rPr>
+              <w:t>find_max()</w:t>
             </w:r>
           </w:p>
         </w:tc>
@@ -6220,33 +5027,7 @@
                 <w:lang w:val="ru-BY" w:eastAsia="ru-BY"/>
                 <w14:ligatures w14:val="none"/>
               </w:rPr>
-              <w:t>"</w:t>
-            </w:r>
-            <w:proofErr w:type="spellStart"/>
-            <w:r>
-              <w:rPr>
-                <w:rFonts w:ascii="Consolas" w:eastAsia="Times New Roman" w:hAnsi="Consolas" w:cs="Calibri"/>
-                <w:color w:val="000000"/>
-                <w:kern w:val="0"/>
-                <w:sz w:val="24"/>
-                <w:szCs w:val="24"/>
-                <w:lang w:val="ru-BY" w:eastAsia="ru-BY"/>
-                <w14:ligatures w14:val="none"/>
-              </w:rPr>
-              <w:t>good</w:t>
-            </w:r>
-            <w:proofErr w:type="spellEnd"/>
-            <w:r>
-              <w:rPr>
-                <w:rFonts w:ascii="Consolas" w:eastAsia="Times New Roman" w:hAnsi="Consolas" w:cs="Calibri"/>
-                <w:color w:val="000000"/>
-                <w:kern w:val="0"/>
-                <w:sz w:val="24"/>
-                <w:szCs w:val="24"/>
-                <w:lang w:val="ru-BY" w:eastAsia="ru-BY"/>
-                <w14:ligatures w14:val="none"/>
-              </w:rPr>
-              <w:t>"</w:t>
+              <w:t>"good"</w:t>
             </w:r>
           </w:p>
         </w:tc>
@@ -6368,31 +5149,17 @@
                 <w14:ligatures w14:val="none"/>
               </w:rPr>
             </w:pPr>
-            <w:proofErr w:type="spellStart"/>
-            <w:r>
-              <w:rPr>
-                <w:rFonts w:ascii="Consolas" w:eastAsia="Times New Roman" w:hAnsi="Consolas" w:cs="Calibri"/>
-                <w:color w:val="000000"/>
-                <w:kern w:val="0"/>
-                <w:sz w:val="24"/>
-                <w:szCs w:val="24"/>
-                <w:lang w:val="ru-BY" w:eastAsia="ru-BY"/>
-                <w14:ligatures w14:val="none"/>
-              </w:rPr>
-              <w:t>is_empty</w:t>
-            </w:r>
-            <w:proofErr w:type="spellEnd"/>
-            <w:r>
-              <w:rPr>
-                <w:rFonts w:ascii="Consolas" w:eastAsia="Times New Roman" w:hAnsi="Consolas" w:cs="Calibri"/>
-                <w:color w:val="000000"/>
-                <w:kern w:val="0"/>
-                <w:sz w:val="24"/>
-                <w:szCs w:val="24"/>
-                <w:lang w:val="ru-BY" w:eastAsia="ru-BY"/>
-                <w14:ligatures w14:val="none"/>
-              </w:rPr>
-              <w:t>()</w:t>
+            <w:r>
+              <w:rPr>
+                <w:rFonts w:ascii="Consolas" w:eastAsia="Times New Roman" w:hAnsi="Consolas" w:cs="Calibri"/>
+                <w:color w:val="000000"/>
+                <w:kern w:val="0"/>
+                <w:sz w:val="24"/>
+                <w:szCs w:val="24"/>
+                <w:lang w:val="ru-BY" w:eastAsia="ru-BY"/>
+                <w14:ligatures w14:val="none"/>
+              </w:rPr>
+              <w:t>is_empty()</w:t>
             </w:r>
           </w:p>
         </w:tc>
@@ -6519,33 +5286,7 @@
                 <w:lang w:val="ru-BY" w:eastAsia="ru-BY"/>
                 <w14:ligatures w14:val="none"/>
               </w:rPr>
-              <w:t>"</w:t>
-            </w:r>
-            <w:proofErr w:type="spellStart"/>
-            <w:r>
-              <w:rPr>
-                <w:rFonts w:ascii="Consolas" w:eastAsia="Times New Roman" w:hAnsi="Consolas" w:cs="Calibri"/>
-                <w:color w:val="000000"/>
-                <w:kern w:val="0"/>
-                <w:sz w:val="24"/>
-                <w:szCs w:val="24"/>
-                <w:lang w:val="ru-BY" w:eastAsia="ru-BY"/>
-                <w14:ligatures w14:val="none"/>
-              </w:rPr>
-              <w:t>large</w:t>
-            </w:r>
-            <w:proofErr w:type="spellEnd"/>
-            <w:r>
-              <w:rPr>
-                <w:rFonts w:ascii="Consolas" w:eastAsia="Times New Roman" w:hAnsi="Consolas" w:cs="Calibri"/>
-                <w:color w:val="000000"/>
-                <w:kern w:val="0"/>
-                <w:sz w:val="24"/>
-                <w:szCs w:val="24"/>
-                <w:lang w:val="ru-BY" w:eastAsia="ru-BY"/>
-                <w14:ligatures w14:val="none"/>
-              </w:rPr>
-              <w:t>"</w:t>
+              <w:t>"large"</w:t>
             </w:r>
           </w:p>
         </w:tc>
@@ -6667,31 +5408,17 @@
                 <w14:ligatures w14:val="none"/>
               </w:rPr>
             </w:pPr>
-            <w:proofErr w:type="spellStart"/>
-            <w:r>
-              <w:rPr>
-                <w:rFonts w:ascii="Consolas" w:eastAsia="Times New Roman" w:hAnsi="Consolas" w:cs="Calibri"/>
-                <w:color w:val="000000"/>
-                <w:kern w:val="0"/>
-                <w:sz w:val="24"/>
-                <w:szCs w:val="24"/>
-                <w:lang w:val="ru-BY" w:eastAsia="ru-BY"/>
-                <w14:ligatures w14:val="none"/>
-              </w:rPr>
-              <w:t>is_successful</w:t>
-            </w:r>
-            <w:proofErr w:type="spellEnd"/>
-            <w:r>
-              <w:rPr>
-                <w:rFonts w:ascii="Consolas" w:eastAsia="Times New Roman" w:hAnsi="Consolas" w:cs="Calibri"/>
-                <w:color w:val="000000"/>
-                <w:kern w:val="0"/>
-                <w:sz w:val="24"/>
-                <w:szCs w:val="24"/>
-                <w:lang w:val="ru-BY" w:eastAsia="ru-BY"/>
-                <w14:ligatures w14:val="none"/>
-              </w:rPr>
-              <w:t>()</w:t>
+            <w:r>
+              <w:rPr>
+                <w:rFonts w:ascii="Consolas" w:eastAsia="Times New Roman" w:hAnsi="Consolas" w:cs="Calibri"/>
+                <w:color w:val="000000"/>
+                <w:kern w:val="0"/>
+                <w:sz w:val="24"/>
+                <w:szCs w:val="24"/>
+                <w:lang w:val="ru-BY" w:eastAsia="ru-BY"/>
+                <w14:ligatures w14:val="none"/>
+              </w:rPr>
+              <w:t>is_successful()</w:t>
             </w:r>
           </w:p>
         </w:tc>
@@ -6818,59 +5545,7 @@
                 <w:lang w:val="ru-BY" w:eastAsia="ru-BY"/>
                 <w14:ligatures w14:val="none"/>
               </w:rPr>
-              <w:t>"</w:t>
-            </w:r>
-            <w:proofErr w:type="spellStart"/>
-            <w:r>
-              <w:rPr>
-                <w:rFonts w:ascii="Consolas" w:eastAsia="Times New Roman" w:hAnsi="Consolas" w:cs="Calibri"/>
-                <w:color w:val="000000"/>
-                <w:kern w:val="0"/>
-                <w:sz w:val="24"/>
-                <w:szCs w:val="24"/>
-                <w:lang w:val="ru-BY" w:eastAsia="ru-BY"/>
-                <w14:ligatures w14:val="none"/>
-              </w:rPr>
-              <w:t>Maximum</w:t>
-            </w:r>
-            <w:proofErr w:type="spellEnd"/>
-            <w:r>
-              <w:rPr>
-                <w:rFonts w:ascii="Consolas" w:eastAsia="Times New Roman" w:hAnsi="Consolas" w:cs="Calibri"/>
-                <w:color w:val="000000"/>
-                <w:kern w:val="0"/>
-                <w:sz w:val="24"/>
-                <w:szCs w:val="24"/>
-                <w:lang w:val="ru-BY" w:eastAsia="ru-BY"/>
-                <w14:ligatures w14:val="none"/>
-              </w:rPr>
-              <w:t xml:space="preserve"> </w:t>
-            </w:r>
-            <w:proofErr w:type="spellStart"/>
-            <w:r>
-              <w:rPr>
-                <w:rFonts w:ascii="Consolas" w:eastAsia="Times New Roman" w:hAnsi="Consolas" w:cs="Calibri"/>
-                <w:color w:val="000000"/>
-                <w:kern w:val="0"/>
-                <w:sz w:val="24"/>
-                <w:szCs w:val="24"/>
-                <w:lang w:val="ru-BY" w:eastAsia="ru-BY"/>
-                <w14:ligatures w14:val="none"/>
-              </w:rPr>
-              <w:t>grade</w:t>
-            </w:r>
-            <w:proofErr w:type="spellEnd"/>
-            <w:r>
-              <w:rPr>
-                <w:rFonts w:ascii="Consolas" w:eastAsia="Times New Roman" w:hAnsi="Consolas" w:cs="Calibri"/>
-                <w:color w:val="000000"/>
-                <w:kern w:val="0"/>
-                <w:sz w:val="24"/>
-                <w:szCs w:val="24"/>
-                <w:lang w:val="ru-BY" w:eastAsia="ru-BY"/>
-                <w14:ligatures w14:val="none"/>
-              </w:rPr>
-              <w:t>: {}"</w:t>
+              <w:t>"Maximum grade: {}"</w:t>
             </w:r>
           </w:p>
         </w:tc>
@@ -6992,31 +5667,17 @@
                 <w14:ligatures w14:val="none"/>
               </w:rPr>
             </w:pPr>
-            <w:proofErr w:type="spellStart"/>
-            <w:r>
-              <w:rPr>
-                <w:rFonts w:ascii="Consolas" w:eastAsia="Times New Roman" w:hAnsi="Consolas" w:cs="Calibri"/>
-                <w:color w:val="000000"/>
-                <w:kern w:val="0"/>
-                <w:sz w:val="24"/>
-                <w:szCs w:val="24"/>
-                <w:lang w:val="ru-BY" w:eastAsia="ru-BY"/>
-                <w14:ligatures w14:val="none"/>
-              </w:rPr>
-              <w:t>iter</w:t>
-            </w:r>
-            <w:proofErr w:type="spellEnd"/>
-            <w:r>
-              <w:rPr>
-                <w:rFonts w:ascii="Consolas" w:eastAsia="Times New Roman" w:hAnsi="Consolas" w:cs="Calibri"/>
-                <w:color w:val="000000"/>
-                <w:kern w:val="0"/>
-                <w:sz w:val="24"/>
-                <w:szCs w:val="24"/>
-                <w:lang w:val="ru-BY" w:eastAsia="ru-BY"/>
-                <w14:ligatures w14:val="none"/>
-              </w:rPr>
-              <w:t>()</w:t>
+            <w:r>
+              <w:rPr>
+                <w:rFonts w:ascii="Consolas" w:eastAsia="Times New Roman" w:hAnsi="Consolas" w:cs="Calibri"/>
+                <w:color w:val="000000"/>
+                <w:kern w:val="0"/>
+                <w:sz w:val="24"/>
+                <w:szCs w:val="24"/>
+                <w:lang w:val="ru-BY" w:eastAsia="ru-BY"/>
+                <w14:ligatures w14:val="none"/>
+              </w:rPr>
+              <w:t>iter()</w:t>
             </w:r>
           </w:p>
         </w:tc>
@@ -7143,33 +5804,7 @@
                 <w:lang w:val="ru-BY" w:eastAsia="ru-BY"/>
                 <w14:ligatures w14:val="none"/>
               </w:rPr>
-              <w:t>"</w:t>
-            </w:r>
-            <w:proofErr w:type="spellStart"/>
-            <w:r>
-              <w:rPr>
-                <w:rFonts w:ascii="Consolas" w:eastAsia="Times New Roman" w:hAnsi="Consolas" w:cs="Calibri"/>
-                <w:color w:val="000000"/>
-                <w:kern w:val="0"/>
-                <w:sz w:val="24"/>
-                <w:szCs w:val="24"/>
-                <w:lang w:val="ru-BY" w:eastAsia="ru-BY"/>
-                <w14:ligatures w14:val="none"/>
-              </w:rPr>
-              <w:t>Maximum</w:t>
-            </w:r>
-            <w:proofErr w:type="spellEnd"/>
-            <w:r>
-              <w:rPr>
-                <w:rFonts w:ascii="Consolas" w:eastAsia="Times New Roman" w:hAnsi="Consolas" w:cs="Calibri"/>
-                <w:color w:val="000000"/>
-                <w:kern w:val="0"/>
-                <w:sz w:val="24"/>
-                <w:szCs w:val="24"/>
-                <w:lang w:val="ru-BY" w:eastAsia="ru-BY"/>
-                <w14:ligatures w14:val="none"/>
-              </w:rPr>
-              <w:t>: {}"</w:t>
+              <w:t>"Maximum: {}"</w:t>
             </w:r>
           </w:p>
         </w:tc>
@@ -7291,31 +5926,17 @@
                 <w14:ligatures w14:val="none"/>
               </w:rPr>
             </w:pPr>
-            <w:proofErr w:type="spellStart"/>
-            <w:r>
-              <w:rPr>
-                <w:rFonts w:ascii="Consolas" w:eastAsia="Times New Roman" w:hAnsi="Consolas" w:cs="Calibri"/>
-                <w:color w:val="000000"/>
-                <w:kern w:val="0"/>
-                <w:sz w:val="24"/>
-                <w:szCs w:val="24"/>
-                <w:lang w:val="ru-BY" w:eastAsia="ru-BY"/>
-                <w14:ligatures w14:val="none"/>
-              </w:rPr>
-              <w:t>len</w:t>
-            </w:r>
-            <w:proofErr w:type="spellEnd"/>
-            <w:r>
-              <w:rPr>
-                <w:rFonts w:ascii="Consolas" w:eastAsia="Times New Roman" w:hAnsi="Consolas" w:cs="Calibri"/>
-                <w:color w:val="000000"/>
-                <w:kern w:val="0"/>
-                <w:sz w:val="24"/>
-                <w:szCs w:val="24"/>
-                <w:lang w:val="ru-BY" w:eastAsia="ru-BY"/>
-                <w14:ligatures w14:val="none"/>
-              </w:rPr>
-              <w:t>()</w:t>
+            <w:r>
+              <w:rPr>
+                <w:rFonts w:ascii="Consolas" w:eastAsia="Times New Roman" w:hAnsi="Consolas" w:cs="Calibri"/>
+                <w:color w:val="000000"/>
+                <w:kern w:val="0"/>
+                <w:sz w:val="24"/>
+                <w:szCs w:val="24"/>
+                <w:lang w:val="ru-BY" w:eastAsia="ru-BY"/>
+                <w14:ligatures w14:val="none"/>
+              </w:rPr>
+              <w:t>len()</w:t>
             </w:r>
           </w:p>
         </w:tc>
@@ -7442,33 +6063,7 @@
                 <w:lang w:val="ru-BY" w:eastAsia="ru-BY"/>
                 <w14:ligatures w14:val="none"/>
               </w:rPr>
-              <w:t>"</w:t>
-            </w:r>
-            <w:proofErr w:type="spellStart"/>
-            <w:r>
-              <w:rPr>
-                <w:rFonts w:ascii="Consolas" w:eastAsia="Times New Roman" w:hAnsi="Consolas" w:cs="Calibri"/>
-                <w:color w:val="000000"/>
-                <w:kern w:val="0"/>
-                <w:sz w:val="24"/>
-                <w:szCs w:val="24"/>
-                <w:lang w:val="ru-BY" w:eastAsia="ru-BY"/>
-                <w14:ligatures w14:val="none"/>
-              </w:rPr>
-              <w:t>medium</w:t>
-            </w:r>
-            <w:proofErr w:type="spellEnd"/>
-            <w:r>
-              <w:rPr>
-                <w:rFonts w:ascii="Consolas" w:eastAsia="Times New Roman" w:hAnsi="Consolas" w:cs="Calibri"/>
-                <w:color w:val="000000"/>
-                <w:kern w:val="0"/>
-                <w:sz w:val="24"/>
-                <w:szCs w:val="24"/>
-                <w:lang w:val="ru-BY" w:eastAsia="ru-BY"/>
-                <w14:ligatures w14:val="none"/>
-              </w:rPr>
-              <w:t>"</w:t>
+              <w:t>"medium"</w:t>
             </w:r>
           </w:p>
         </w:tc>
@@ -7590,31 +6185,17 @@
                 <w14:ligatures w14:val="none"/>
               </w:rPr>
             </w:pPr>
-            <w:proofErr w:type="spellStart"/>
-            <w:r>
-              <w:rPr>
-                <w:rFonts w:ascii="Consolas" w:eastAsia="Times New Roman" w:hAnsi="Consolas" w:cs="Calibri"/>
-                <w:color w:val="000000"/>
-                <w:kern w:val="0"/>
-                <w:sz w:val="24"/>
-                <w:szCs w:val="24"/>
-                <w:lang w:val="ru-BY" w:eastAsia="ru-BY"/>
-                <w14:ligatures w14:val="none"/>
-              </w:rPr>
-              <w:t>max_grade</w:t>
-            </w:r>
-            <w:proofErr w:type="spellEnd"/>
-            <w:r>
-              <w:rPr>
-                <w:rFonts w:ascii="Consolas" w:eastAsia="Times New Roman" w:hAnsi="Consolas" w:cs="Calibri"/>
-                <w:color w:val="000000"/>
-                <w:kern w:val="0"/>
-                <w:sz w:val="24"/>
-                <w:szCs w:val="24"/>
-                <w:lang w:val="ru-BY" w:eastAsia="ru-BY"/>
-                <w14:ligatures w14:val="none"/>
-              </w:rPr>
-              <w:t>()</w:t>
+            <w:r>
+              <w:rPr>
+                <w:rFonts w:ascii="Consolas" w:eastAsia="Times New Roman" w:hAnsi="Consolas" w:cs="Calibri"/>
+                <w:color w:val="000000"/>
+                <w:kern w:val="0"/>
+                <w:sz w:val="24"/>
+                <w:szCs w:val="24"/>
+                <w:lang w:val="ru-BY" w:eastAsia="ru-BY"/>
+                <w14:ligatures w14:val="none"/>
+              </w:rPr>
+              <w:t>max_grade()</w:t>
             </w:r>
           </w:p>
         </w:tc>
@@ -7863,31 +6444,17 @@
                 <w14:ligatures w14:val="none"/>
               </w:rPr>
             </w:pPr>
-            <w:proofErr w:type="spellStart"/>
-            <w:r>
-              <w:rPr>
-                <w:rFonts w:ascii="Consolas" w:eastAsia="Times New Roman" w:hAnsi="Consolas" w:cs="Calibri"/>
-                <w:color w:val="000000"/>
-                <w:kern w:val="0"/>
-                <w:sz w:val="24"/>
-                <w:szCs w:val="24"/>
-                <w:lang w:val="ru-BY" w:eastAsia="ru-BY"/>
-                <w14:ligatures w14:val="none"/>
-              </w:rPr>
-              <w:t>new</w:t>
-            </w:r>
-            <w:proofErr w:type="spellEnd"/>
-            <w:r>
-              <w:rPr>
-                <w:rFonts w:ascii="Consolas" w:eastAsia="Times New Roman" w:hAnsi="Consolas" w:cs="Calibri"/>
-                <w:color w:val="000000"/>
-                <w:kern w:val="0"/>
-                <w:sz w:val="24"/>
-                <w:szCs w:val="24"/>
-                <w:lang w:val="ru-BY" w:eastAsia="ru-BY"/>
-                <w14:ligatures w14:val="none"/>
-              </w:rPr>
-              <w:t>()</w:t>
+            <w:r>
+              <w:rPr>
+                <w:rFonts w:ascii="Consolas" w:eastAsia="Times New Roman" w:hAnsi="Consolas" w:cs="Calibri"/>
+                <w:color w:val="000000"/>
+                <w:kern w:val="0"/>
+                <w:sz w:val="24"/>
+                <w:szCs w:val="24"/>
+                <w:lang w:val="ru-BY" w:eastAsia="ru-BY"/>
+                <w14:ligatures w14:val="none"/>
+              </w:rPr>
+              <w:t>new()</w:t>
             </w:r>
           </w:p>
         </w:tc>
@@ -8014,33 +6581,7 @@
                 <w:lang w:val="ru-BY" w:eastAsia="ru-BY"/>
                 <w14:ligatures w14:val="none"/>
               </w:rPr>
-              <w:t>"</w:t>
-            </w:r>
-            <w:proofErr w:type="spellStart"/>
-            <w:r>
-              <w:rPr>
-                <w:rFonts w:ascii="Consolas" w:eastAsia="Times New Roman" w:hAnsi="Consolas" w:cs="Calibri"/>
-                <w:color w:val="000000"/>
-                <w:kern w:val="0"/>
-                <w:sz w:val="24"/>
-                <w:szCs w:val="24"/>
-                <w:lang w:val="ru-BY" w:eastAsia="ru-BY"/>
-                <w14:ligatures w14:val="none"/>
-              </w:rPr>
-              <w:t>Numbers</w:t>
-            </w:r>
-            <w:proofErr w:type="spellEnd"/>
-            <w:r>
-              <w:rPr>
-                <w:rFonts w:ascii="Consolas" w:eastAsia="Times New Roman" w:hAnsi="Consolas" w:cs="Calibri"/>
-                <w:color w:val="000000"/>
-                <w:kern w:val="0"/>
-                <w:sz w:val="24"/>
-                <w:szCs w:val="24"/>
-                <w:lang w:val="ru-BY" w:eastAsia="ru-BY"/>
-                <w14:ligatures w14:val="none"/>
-              </w:rPr>
-              <w:t>: {:?}"</w:t>
+              <w:t>"Numbers: {:?}"</w:t>
             </w:r>
           </w:p>
         </w:tc>
@@ -8162,7 +6703,6 @@
                 <w14:ligatures w14:val="none"/>
               </w:rPr>
             </w:pPr>
-            <w:proofErr w:type="spellStart"/>
             <w:r>
               <w:rPr>
                 <w:rFonts w:ascii="Consolas" w:eastAsia="Times New Roman" w:hAnsi="Consolas" w:cs="Calibri"/>
@@ -8175,7 +6715,6 @@
               </w:rPr>
               <w:t>return</w:t>
             </w:r>
-            <w:proofErr w:type="spellEnd"/>
           </w:p>
         </w:tc>
         <w:tc>
@@ -8301,33 +6840,7 @@
                 <w:lang w:val="ru-BY" w:eastAsia="ru-BY"/>
                 <w14:ligatures w14:val="none"/>
               </w:rPr>
-              <w:t>"</w:t>
-            </w:r>
-            <w:proofErr w:type="spellStart"/>
-            <w:r>
-              <w:rPr>
-                <w:rFonts w:ascii="Consolas" w:eastAsia="Times New Roman" w:hAnsi="Consolas" w:cs="Calibri"/>
-                <w:color w:val="000000"/>
-                <w:kern w:val="0"/>
-                <w:sz w:val="24"/>
-                <w:szCs w:val="24"/>
-                <w:lang w:val="ru-BY" w:eastAsia="ru-BY"/>
-                <w14:ligatures w14:val="none"/>
-              </w:rPr>
-              <w:t>Result</w:t>
-            </w:r>
-            <w:proofErr w:type="spellEnd"/>
-            <w:r>
-              <w:rPr>
-                <w:rFonts w:ascii="Consolas" w:eastAsia="Times New Roman" w:hAnsi="Consolas" w:cs="Calibri"/>
-                <w:color w:val="000000"/>
-                <w:kern w:val="0"/>
-                <w:sz w:val="24"/>
-                <w:szCs w:val="24"/>
-                <w:lang w:val="ru-BY" w:eastAsia="ru-BY"/>
-                <w14:ligatures w14:val="none"/>
-              </w:rPr>
-              <w:t>: {}"</w:t>
+              <w:t>"Result: {}"</w:t>
             </w:r>
           </w:p>
         </w:tc>
@@ -8449,31 +6962,17 @@
                 <w14:ligatures w14:val="none"/>
               </w:rPr>
             </w:pPr>
-            <w:proofErr w:type="spellStart"/>
-            <w:r>
-              <w:rPr>
-                <w:rFonts w:ascii="Consolas" w:eastAsia="Times New Roman" w:hAnsi="Consolas" w:cs="Calibri"/>
-                <w:color w:val="000000"/>
-                <w:kern w:val="0"/>
-                <w:sz w:val="24"/>
-                <w:szCs w:val="24"/>
-                <w:lang w:val="ru-BY" w:eastAsia="ru-BY"/>
-                <w14:ligatures w14:val="none"/>
-              </w:rPr>
-              <w:t>stdin</w:t>
-            </w:r>
-            <w:proofErr w:type="spellEnd"/>
-            <w:r>
-              <w:rPr>
-                <w:rFonts w:ascii="Consolas" w:eastAsia="Times New Roman" w:hAnsi="Consolas" w:cs="Calibri"/>
-                <w:color w:val="000000"/>
-                <w:kern w:val="0"/>
-                <w:sz w:val="24"/>
-                <w:szCs w:val="24"/>
-                <w:lang w:val="ru-BY" w:eastAsia="ru-BY"/>
-                <w14:ligatures w14:val="none"/>
-              </w:rPr>
-              <w:t>()</w:t>
+            <w:r>
+              <w:rPr>
+                <w:rFonts w:ascii="Consolas" w:eastAsia="Times New Roman" w:hAnsi="Consolas" w:cs="Calibri"/>
+                <w:color w:val="000000"/>
+                <w:kern w:val="0"/>
+                <w:sz w:val="24"/>
+                <w:szCs w:val="24"/>
+                <w:lang w:val="ru-BY" w:eastAsia="ru-BY"/>
+                <w14:ligatures w14:val="none"/>
+              </w:rPr>
+              <w:t>stdin()</w:t>
             </w:r>
           </w:p>
         </w:tc>
@@ -8600,33 +7099,7 @@
                 <w:lang w:val="ru-BY" w:eastAsia="ru-BY"/>
                 <w14:ligatures w14:val="none"/>
               </w:rPr>
-              <w:t>"</w:t>
-            </w:r>
-            <w:proofErr w:type="spellStart"/>
-            <w:r>
-              <w:rPr>
-                <w:rFonts w:ascii="Consolas" w:eastAsia="Times New Roman" w:hAnsi="Consolas" w:cs="Calibri"/>
-                <w:color w:val="000000"/>
-                <w:kern w:val="0"/>
-                <w:sz w:val="24"/>
-                <w:szCs w:val="24"/>
-                <w:lang w:val="ru-BY" w:eastAsia="ru-BY"/>
-                <w14:ligatures w14:val="none"/>
-              </w:rPr>
-              <w:t>satisfactory</w:t>
-            </w:r>
-            <w:proofErr w:type="spellEnd"/>
-            <w:r>
-              <w:rPr>
-                <w:rFonts w:ascii="Consolas" w:eastAsia="Times New Roman" w:hAnsi="Consolas" w:cs="Calibri"/>
-                <w:color w:val="000000"/>
-                <w:kern w:val="0"/>
-                <w:sz w:val="24"/>
-                <w:szCs w:val="24"/>
-                <w:lang w:val="ru-BY" w:eastAsia="ru-BY"/>
-                <w14:ligatures w14:val="none"/>
-              </w:rPr>
-              <w:t>"</w:t>
+              <w:t>"satisfactory"</w:t>
             </w:r>
           </w:p>
         </w:tc>
@@ -8748,31 +7221,17 @@
                 <w14:ligatures w14:val="none"/>
               </w:rPr>
             </w:pPr>
-            <w:proofErr w:type="spellStart"/>
-            <w:r>
-              <w:rPr>
-                <w:rFonts w:ascii="Consolas" w:eastAsia="Times New Roman" w:hAnsi="Consolas" w:cs="Calibri"/>
-                <w:color w:val="000000"/>
-                <w:kern w:val="0"/>
-                <w:sz w:val="24"/>
-                <w:szCs w:val="24"/>
-                <w:lang w:val="ru-BY" w:eastAsia="ru-BY"/>
-                <w14:ligatures w14:val="none"/>
-              </w:rPr>
-              <w:t>sum</w:t>
-            </w:r>
-            <w:proofErr w:type="spellEnd"/>
-            <w:r>
-              <w:rPr>
-                <w:rFonts w:ascii="Consolas" w:eastAsia="Times New Roman" w:hAnsi="Consolas" w:cs="Calibri"/>
-                <w:color w:val="000000"/>
-                <w:kern w:val="0"/>
-                <w:sz w:val="24"/>
-                <w:szCs w:val="24"/>
-                <w:lang w:val="ru-BY" w:eastAsia="ru-BY"/>
-                <w14:ligatures w14:val="none"/>
-              </w:rPr>
-              <w:t>()</w:t>
+            <w:r>
+              <w:rPr>
+                <w:rFonts w:ascii="Consolas" w:eastAsia="Times New Roman" w:hAnsi="Consolas" w:cs="Calibri"/>
+                <w:color w:val="000000"/>
+                <w:kern w:val="0"/>
+                <w:sz w:val="24"/>
+                <w:szCs w:val="24"/>
+                <w:lang w:val="ru-BY" w:eastAsia="ru-BY"/>
+                <w14:ligatures w14:val="none"/>
+              </w:rPr>
+              <w:t>sum()</w:t>
             </w:r>
           </w:p>
         </w:tc>
@@ -8899,33 +7358,7 @@
                 <w:lang w:val="ru-BY" w:eastAsia="ru-BY"/>
                 <w14:ligatures w14:val="none"/>
               </w:rPr>
-              <w:t>"</w:t>
-            </w:r>
-            <w:proofErr w:type="spellStart"/>
-            <w:r>
-              <w:rPr>
-                <w:rFonts w:ascii="Consolas" w:eastAsia="Times New Roman" w:hAnsi="Consolas" w:cs="Calibri"/>
-                <w:color w:val="000000"/>
-                <w:kern w:val="0"/>
-                <w:sz w:val="24"/>
-                <w:szCs w:val="24"/>
-                <w:lang w:val="ru-BY" w:eastAsia="ru-BY"/>
-                <w14:ligatures w14:val="none"/>
-              </w:rPr>
-              <w:t>small</w:t>
-            </w:r>
-            <w:proofErr w:type="spellEnd"/>
-            <w:r>
-              <w:rPr>
-                <w:rFonts w:ascii="Consolas" w:eastAsia="Times New Roman" w:hAnsi="Consolas" w:cs="Calibri"/>
-                <w:color w:val="000000"/>
-                <w:kern w:val="0"/>
-                <w:sz w:val="24"/>
-                <w:szCs w:val="24"/>
-                <w:lang w:val="ru-BY" w:eastAsia="ru-BY"/>
-                <w14:ligatures w14:val="none"/>
-              </w:rPr>
-              <w:t>"</w:t>
+              <w:t>"small"</w:t>
             </w:r>
           </w:p>
         </w:tc>
@@ -9047,31 +7480,17 @@
                 <w14:ligatures w14:val="none"/>
               </w:rPr>
             </w:pPr>
-            <w:proofErr w:type="spellStart"/>
-            <w:r>
-              <w:rPr>
-                <w:rFonts w:ascii="Consolas" w:eastAsia="Times New Roman" w:hAnsi="Consolas" w:cs="Calibri"/>
-                <w:color w:val="000000"/>
-                <w:kern w:val="0"/>
-                <w:sz w:val="24"/>
-                <w:szCs w:val="24"/>
-                <w:lang w:val="ru-BY" w:eastAsia="ru-BY"/>
-                <w14:ligatures w14:val="none"/>
-              </w:rPr>
-              <w:t>to_string</w:t>
-            </w:r>
-            <w:proofErr w:type="spellEnd"/>
-            <w:r>
-              <w:rPr>
-                <w:rFonts w:ascii="Consolas" w:eastAsia="Times New Roman" w:hAnsi="Consolas" w:cs="Calibri"/>
-                <w:color w:val="000000"/>
-                <w:kern w:val="0"/>
-                <w:sz w:val="24"/>
-                <w:szCs w:val="24"/>
-                <w:lang w:val="ru-BY" w:eastAsia="ru-BY"/>
-                <w14:ligatures w14:val="none"/>
-              </w:rPr>
-              <w:t>()</w:t>
+            <w:r>
+              <w:rPr>
+                <w:rFonts w:ascii="Consolas" w:eastAsia="Times New Roman" w:hAnsi="Consolas" w:cs="Calibri"/>
+                <w:color w:val="000000"/>
+                <w:kern w:val="0"/>
+                <w:sz w:val="24"/>
+                <w:szCs w:val="24"/>
+                <w:lang w:val="ru-BY" w:eastAsia="ru-BY"/>
+                <w14:ligatures w14:val="none"/>
+              </w:rPr>
+              <w:t>to_string()</w:t>
             </w:r>
           </w:p>
         </w:tc>
@@ -9198,111 +7617,7 @@
                 <w:lang w:val="ru-BY" w:eastAsia="ru-BY"/>
                 <w14:ligatures w14:val="none"/>
               </w:rPr>
-              <w:t>"</w:t>
-            </w:r>
-            <w:proofErr w:type="spellStart"/>
-            <w:r>
-              <w:rPr>
-                <w:rFonts w:ascii="Consolas" w:eastAsia="Times New Roman" w:hAnsi="Consolas" w:cs="Calibri"/>
-                <w:color w:val="000000"/>
-                <w:kern w:val="0"/>
-                <w:sz w:val="24"/>
-                <w:szCs w:val="24"/>
-                <w:lang w:val="ru-BY" w:eastAsia="ru-BY"/>
-                <w14:ligatures w14:val="none"/>
-              </w:rPr>
-              <w:t>Student</w:t>
-            </w:r>
-            <w:proofErr w:type="spellEnd"/>
-            <w:r>
-              <w:rPr>
-                <w:rFonts w:ascii="Consolas" w:eastAsia="Times New Roman" w:hAnsi="Consolas" w:cs="Calibri"/>
-                <w:color w:val="000000"/>
-                <w:kern w:val="0"/>
-                <w:sz w:val="24"/>
-                <w:szCs w:val="24"/>
-                <w:lang w:val="ru-BY" w:eastAsia="ru-BY"/>
-                <w14:ligatures w14:val="none"/>
-              </w:rPr>
-              <w:t xml:space="preserve"> </w:t>
-            </w:r>
-            <w:proofErr w:type="spellStart"/>
-            <w:r>
-              <w:rPr>
-                <w:rFonts w:ascii="Consolas" w:eastAsia="Times New Roman" w:hAnsi="Consolas" w:cs="Calibri"/>
-                <w:color w:val="000000"/>
-                <w:kern w:val="0"/>
-                <w:sz w:val="24"/>
-                <w:szCs w:val="24"/>
-                <w:lang w:val="ru-BY" w:eastAsia="ru-BY"/>
-                <w14:ligatures w14:val="none"/>
-              </w:rPr>
-              <w:t>failed</w:t>
-            </w:r>
-            <w:proofErr w:type="spellEnd"/>
-            <w:r>
-              <w:rPr>
-                <w:rFonts w:ascii="Consolas" w:eastAsia="Times New Roman" w:hAnsi="Consolas" w:cs="Calibri"/>
-                <w:color w:val="000000"/>
-                <w:kern w:val="0"/>
-                <w:sz w:val="24"/>
-                <w:szCs w:val="24"/>
-                <w:lang w:val="ru-BY" w:eastAsia="ru-BY"/>
-                <w14:ligatures w14:val="none"/>
-              </w:rPr>
-              <w:t xml:space="preserve"> </w:t>
-            </w:r>
-            <w:proofErr w:type="spellStart"/>
-            <w:r>
-              <w:rPr>
-                <w:rFonts w:ascii="Consolas" w:eastAsia="Times New Roman" w:hAnsi="Consolas" w:cs="Calibri"/>
-                <w:color w:val="000000"/>
-                <w:kern w:val="0"/>
-                <w:sz w:val="24"/>
-                <w:szCs w:val="24"/>
-                <w:lang w:val="ru-BY" w:eastAsia="ru-BY"/>
-                <w14:ligatures w14:val="none"/>
-              </w:rPr>
-              <w:t>the</w:t>
-            </w:r>
-            <w:proofErr w:type="spellEnd"/>
-            <w:r>
-              <w:rPr>
-                <w:rFonts w:ascii="Consolas" w:eastAsia="Times New Roman" w:hAnsi="Consolas" w:cs="Calibri"/>
-                <w:color w:val="000000"/>
-                <w:kern w:val="0"/>
-                <w:sz w:val="24"/>
-                <w:szCs w:val="24"/>
-                <w:lang w:val="ru-BY" w:eastAsia="ru-BY"/>
-                <w14:ligatures w14:val="none"/>
-              </w:rPr>
-              <w:t xml:space="preserve"> </w:t>
-            </w:r>
-            <w:proofErr w:type="spellStart"/>
-            <w:r>
-              <w:rPr>
-                <w:rFonts w:ascii="Consolas" w:eastAsia="Times New Roman" w:hAnsi="Consolas" w:cs="Calibri"/>
-                <w:color w:val="000000"/>
-                <w:kern w:val="0"/>
-                <w:sz w:val="24"/>
-                <w:szCs w:val="24"/>
-                <w:lang w:val="ru-BY" w:eastAsia="ru-BY"/>
-                <w14:ligatures w14:val="none"/>
-              </w:rPr>
-              <w:t>exam</w:t>
-            </w:r>
-            <w:proofErr w:type="spellEnd"/>
-            <w:r>
-              <w:rPr>
-                <w:rFonts w:ascii="Consolas" w:eastAsia="Times New Roman" w:hAnsi="Consolas" w:cs="Calibri"/>
-                <w:color w:val="000000"/>
-                <w:kern w:val="0"/>
-                <w:sz w:val="24"/>
-                <w:szCs w:val="24"/>
-                <w:lang w:val="ru-BY" w:eastAsia="ru-BY"/>
-                <w14:ligatures w14:val="none"/>
-              </w:rPr>
-              <w:t>"</w:t>
+              <w:t>"Student failed the exam"</w:t>
             </w:r>
           </w:p>
         </w:tc>
@@ -9424,31 +7739,17 @@
                 <w14:ligatures w14:val="none"/>
               </w:rPr>
             </w:pPr>
-            <w:proofErr w:type="spellStart"/>
-            <w:r>
-              <w:rPr>
-                <w:rFonts w:ascii="Consolas" w:eastAsia="Times New Roman" w:hAnsi="Consolas" w:cs="Calibri"/>
-                <w:color w:val="000000"/>
-                <w:kern w:val="0"/>
-                <w:sz w:val="24"/>
-                <w:szCs w:val="24"/>
-                <w:lang w:val="ru-BY" w:eastAsia="ru-BY"/>
-                <w14:ligatures w14:val="none"/>
-              </w:rPr>
-              <w:t>vec</w:t>
-            </w:r>
-            <w:proofErr w:type="spellEnd"/>
-            <w:r>
-              <w:rPr>
-                <w:rFonts w:ascii="Consolas" w:eastAsia="Times New Roman" w:hAnsi="Consolas" w:cs="Calibri"/>
-                <w:color w:val="000000"/>
-                <w:kern w:val="0"/>
-                <w:sz w:val="24"/>
-                <w:szCs w:val="24"/>
-                <w:lang w:val="ru-BY" w:eastAsia="ru-BY"/>
-                <w14:ligatures w14:val="none"/>
-              </w:rPr>
-              <w:t>!()</w:t>
+            <w:r>
+              <w:rPr>
+                <w:rFonts w:ascii="Consolas" w:eastAsia="Times New Roman" w:hAnsi="Consolas" w:cs="Calibri"/>
+                <w:color w:val="000000"/>
+                <w:kern w:val="0"/>
+                <w:sz w:val="24"/>
+                <w:szCs w:val="24"/>
+                <w:lang w:val="ru-BY" w:eastAsia="ru-BY"/>
+                <w14:ligatures w14:val="none"/>
+              </w:rPr>
+              <w:t>vec!()</w:t>
             </w:r>
           </w:p>
         </w:tc>
@@ -9575,111 +7876,7 @@
                 <w:lang w:val="ru-BY" w:eastAsia="ru-BY"/>
                 <w14:ligatures w14:val="none"/>
               </w:rPr>
-              <w:t>"</w:t>
-            </w:r>
-            <w:proofErr w:type="spellStart"/>
-            <w:r>
-              <w:rPr>
-                <w:rFonts w:ascii="Consolas" w:eastAsia="Times New Roman" w:hAnsi="Consolas" w:cs="Calibri"/>
-                <w:color w:val="000000"/>
-                <w:kern w:val="0"/>
-                <w:sz w:val="24"/>
-                <w:szCs w:val="24"/>
-                <w:lang w:val="ru-BY" w:eastAsia="ru-BY"/>
-                <w14:ligatures w14:val="none"/>
-              </w:rPr>
-              <w:t>Student</w:t>
-            </w:r>
-            <w:proofErr w:type="spellEnd"/>
-            <w:r>
-              <w:rPr>
-                <w:rFonts w:ascii="Consolas" w:eastAsia="Times New Roman" w:hAnsi="Consolas" w:cs="Calibri"/>
-                <w:color w:val="000000"/>
-                <w:kern w:val="0"/>
-                <w:sz w:val="24"/>
-                <w:szCs w:val="24"/>
-                <w:lang w:val="ru-BY" w:eastAsia="ru-BY"/>
-                <w14:ligatures w14:val="none"/>
-              </w:rPr>
-              <w:t xml:space="preserve"> </w:t>
-            </w:r>
-            <w:proofErr w:type="spellStart"/>
-            <w:r>
-              <w:rPr>
-                <w:rFonts w:ascii="Consolas" w:eastAsia="Times New Roman" w:hAnsi="Consolas" w:cs="Calibri"/>
-                <w:color w:val="000000"/>
-                <w:kern w:val="0"/>
-                <w:sz w:val="24"/>
-                <w:szCs w:val="24"/>
-                <w:lang w:val="ru-BY" w:eastAsia="ru-BY"/>
-                <w14:ligatures w14:val="none"/>
-              </w:rPr>
-              <w:t>passed</w:t>
-            </w:r>
-            <w:proofErr w:type="spellEnd"/>
-            <w:r>
-              <w:rPr>
-                <w:rFonts w:ascii="Consolas" w:eastAsia="Times New Roman" w:hAnsi="Consolas" w:cs="Calibri"/>
-                <w:color w:val="000000"/>
-                <w:kern w:val="0"/>
-                <w:sz w:val="24"/>
-                <w:szCs w:val="24"/>
-                <w:lang w:val="ru-BY" w:eastAsia="ru-BY"/>
-                <w14:ligatures w14:val="none"/>
-              </w:rPr>
-              <w:t xml:space="preserve"> </w:t>
-            </w:r>
-            <w:proofErr w:type="spellStart"/>
-            <w:r>
-              <w:rPr>
-                <w:rFonts w:ascii="Consolas" w:eastAsia="Times New Roman" w:hAnsi="Consolas" w:cs="Calibri"/>
-                <w:color w:val="000000"/>
-                <w:kern w:val="0"/>
-                <w:sz w:val="24"/>
-                <w:szCs w:val="24"/>
-                <w:lang w:val="ru-BY" w:eastAsia="ru-BY"/>
-                <w14:ligatures w14:val="none"/>
-              </w:rPr>
-              <w:t>the</w:t>
-            </w:r>
-            <w:proofErr w:type="spellEnd"/>
-            <w:r>
-              <w:rPr>
-                <w:rFonts w:ascii="Consolas" w:eastAsia="Times New Roman" w:hAnsi="Consolas" w:cs="Calibri"/>
-                <w:color w:val="000000"/>
-                <w:kern w:val="0"/>
-                <w:sz w:val="24"/>
-                <w:szCs w:val="24"/>
-                <w:lang w:val="ru-BY" w:eastAsia="ru-BY"/>
-                <w14:ligatures w14:val="none"/>
-              </w:rPr>
-              <w:t xml:space="preserve"> </w:t>
-            </w:r>
-            <w:proofErr w:type="spellStart"/>
-            <w:r>
-              <w:rPr>
-                <w:rFonts w:ascii="Consolas" w:eastAsia="Times New Roman" w:hAnsi="Consolas" w:cs="Calibri"/>
-                <w:color w:val="000000"/>
-                <w:kern w:val="0"/>
-                <w:sz w:val="24"/>
-                <w:szCs w:val="24"/>
-                <w:lang w:val="ru-BY" w:eastAsia="ru-BY"/>
-                <w14:ligatures w14:val="none"/>
-              </w:rPr>
-              <w:t>exam</w:t>
-            </w:r>
-            <w:proofErr w:type="spellEnd"/>
-            <w:r>
-              <w:rPr>
-                <w:rFonts w:ascii="Consolas" w:eastAsia="Times New Roman" w:hAnsi="Consolas" w:cs="Calibri"/>
-                <w:color w:val="000000"/>
-                <w:kern w:val="0"/>
-                <w:sz w:val="24"/>
-                <w:szCs w:val="24"/>
-                <w:lang w:val="ru-BY" w:eastAsia="ru-BY"/>
-                <w14:ligatures w14:val="none"/>
-              </w:rPr>
-              <w:t>"</w:t>
+              <w:t>"Student passed the exam"</w:t>
             </w:r>
           </w:p>
         </w:tc>
@@ -9938,33 +8135,7 @@
                 <w:lang w:val="ru-BY" w:eastAsia="ru-BY"/>
                 <w14:ligatures w14:val="none"/>
               </w:rPr>
-              <w:t>"</w:t>
-            </w:r>
-            <w:proofErr w:type="spellStart"/>
-            <w:r>
-              <w:rPr>
-                <w:rFonts w:ascii="Consolas" w:eastAsia="Times New Roman" w:hAnsi="Consolas" w:cs="Calibri"/>
-                <w:color w:val="000000"/>
-                <w:kern w:val="0"/>
-                <w:sz w:val="24"/>
-                <w:szCs w:val="24"/>
-                <w:lang w:val="ru-BY" w:eastAsia="ru-BY"/>
-                <w14:ligatures w14:val="none"/>
-              </w:rPr>
-              <w:t>Student</w:t>
-            </w:r>
-            <w:proofErr w:type="spellEnd"/>
-            <w:r>
-              <w:rPr>
-                <w:rFonts w:ascii="Consolas" w:eastAsia="Times New Roman" w:hAnsi="Consolas" w:cs="Calibri"/>
-                <w:color w:val="000000"/>
-                <w:kern w:val="0"/>
-                <w:sz w:val="24"/>
-                <w:szCs w:val="24"/>
-                <w:lang w:val="ru-BY" w:eastAsia="ru-BY"/>
-                <w14:ligatures w14:val="none"/>
-              </w:rPr>
-              <w:t>: {:?}"</w:t>
+              <w:t>"Student: {:?}"</w:t>
             </w:r>
           </w:p>
         </w:tc>
@@ -10223,33 +8394,7 @@
                 <w:lang w:val="ru-BY" w:eastAsia="ru-BY"/>
                 <w14:ligatures w14:val="none"/>
               </w:rPr>
-              <w:t>"</w:t>
-            </w:r>
-            <w:proofErr w:type="spellStart"/>
-            <w:r>
-              <w:rPr>
-                <w:rFonts w:ascii="Consolas" w:eastAsia="Times New Roman" w:hAnsi="Consolas" w:cs="Calibri"/>
-                <w:color w:val="000000"/>
-                <w:kern w:val="0"/>
-                <w:sz w:val="24"/>
-                <w:szCs w:val="24"/>
-                <w:lang w:val="ru-BY" w:eastAsia="ru-BY"/>
-                <w14:ligatures w14:val="none"/>
-              </w:rPr>
-              <w:t>Sum</w:t>
-            </w:r>
-            <w:proofErr w:type="spellEnd"/>
-            <w:r>
-              <w:rPr>
-                <w:rFonts w:ascii="Consolas" w:eastAsia="Times New Roman" w:hAnsi="Consolas" w:cs="Calibri"/>
-                <w:color w:val="000000"/>
-                <w:kern w:val="0"/>
-                <w:sz w:val="24"/>
-                <w:szCs w:val="24"/>
-                <w:lang w:val="ru-BY" w:eastAsia="ru-BY"/>
-                <w14:ligatures w14:val="none"/>
-              </w:rPr>
-              <w:t>: {}"</w:t>
+              <w:t>"Sum: {}"</w:t>
             </w:r>
           </w:p>
         </w:tc>
@@ -10508,33 +8653,7 @@
                 <w:lang w:val="ru-BY" w:eastAsia="ru-BY"/>
                 <w14:ligatures w14:val="none"/>
               </w:rPr>
-              <w:t>"</w:t>
-            </w:r>
-            <w:proofErr w:type="spellStart"/>
-            <w:r>
-              <w:rPr>
-                <w:rFonts w:ascii="Consolas" w:eastAsia="Times New Roman" w:hAnsi="Consolas" w:cs="Calibri"/>
-                <w:color w:val="000000"/>
-                <w:kern w:val="0"/>
-                <w:sz w:val="24"/>
-                <w:szCs w:val="24"/>
-                <w:lang w:val="ru-BY" w:eastAsia="ru-BY"/>
-                <w14:ligatures w14:val="none"/>
-              </w:rPr>
-              <w:t>Unknown</w:t>
-            </w:r>
-            <w:proofErr w:type="spellEnd"/>
-            <w:r>
-              <w:rPr>
-                <w:rFonts w:ascii="Consolas" w:eastAsia="Times New Roman" w:hAnsi="Consolas" w:cs="Calibri"/>
-                <w:color w:val="000000"/>
-                <w:kern w:val="0"/>
-                <w:sz w:val="24"/>
-                <w:szCs w:val="24"/>
-                <w:lang w:val="ru-BY" w:eastAsia="ru-BY"/>
-                <w14:ligatures w14:val="none"/>
-              </w:rPr>
-              <w:t>"</w:t>
+              <w:t>"Unknown"</w:t>
             </w:r>
           </w:p>
         </w:tc>
@@ -10656,46 +8775,18 @@
                 <w14:ligatures w14:val="none"/>
               </w:rPr>
             </w:pPr>
-            <w:proofErr w:type="spellStart"/>
-            <w:r>
-              <w:rPr>
-                <w:rFonts w:ascii="Consolas" w:eastAsia="Times New Roman" w:hAnsi="Consolas" w:cs="Calibri"/>
-                <w:color w:val="000000"/>
-                <w:kern w:val="0"/>
-                <w:sz w:val="24"/>
-                <w:szCs w:val="24"/>
-                <w:lang w:val="ru-BY" w:eastAsia="ru-BY"/>
-                <w14:ligatures w14:val="none"/>
-              </w:rPr>
-              <w:t>if</w:t>
-            </w:r>
-            <w:proofErr w:type="spellEnd"/>
-            <w:r>
-              <w:rPr>
-                <w:rFonts w:ascii="Consolas" w:eastAsia="Times New Roman" w:hAnsi="Consolas" w:cs="Calibri"/>
-                <w:color w:val="000000"/>
-                <w:kern w:val="0"/>
-                <w:sz w:val="24"/>
-                <w:szCs w:val="24"/>
-                <w:lang w:val="ru-BY" w:eastAsia="ru-BY"/>
-                <w14:ligatures w14:val="none"/>
-              </w:rPr>
-              <w:t>...</w:t>
-            </w:r>
-            <w:proofErr w:type="spellStart"/>
-            <w:r>
-              <w:rPr>
-                <w:rFonts w:ascii="Consolas" w:eastAsia="Times New Roman" w:hAnsi="Consolas" w:cs="Calibri"/>
-                <w:color w:val="000000"/>
-                <w:kern w:val="0"/>
-                <w:sz w:val="24"/>
-                <w:szCs w:val="24"/>
-                <w:lang w:val="ru-BY" w:eastAsia="ru-BY"/>
-                <w14:ligatures w14:val="none"/>
-              </w:rPr>
-              <w:t>else</w:t>
-            </w:r>
-            <w:proofErr w:type="spellEnd"/>
+            <w:r>
+              <w:rPr>
+                <w:rFonts w:ascii="Consolas" w:eastAsia="Times New Roman" w:hAnsi="Consolas" w:cs="Calibri"/>
+                <w:color w:val="000000"/>
+                <w:kern w:val="0"/>
+                <w:sz w:val="24"/>
+                <w:szCs w:val="24"/>
+                <w:lang w:val="ru-BY" w:eastAsia="ru-BY"/>
+                <w14:ligatures w14:val="none"/>
+              </w:rPr>
+              <w:t>if...else</w:t>
+            </w:r>
           </w:p>
         </w:tc>
         <w:tc>
@@ -10821,33 +8912,7 @@
                 <w:lang w:val="ru-BY" w:eastAsia="ru-BY"/>
                 <w14:ligatures w14:val="none"/>
               </w:rPr>
-              <w:t>"</w:t>
-            </w:r>
-            <w:proofErr w:type="spellStart"/>
-            <w:r>
-              <w:rPr>
-                <w:rFonts w:ascii="Consolas" w:eastAsia="Times New Roman" w:hAnsi="Consolas" w:cs="Calibri"/>
-                <w:color w:val="000000"/>
-                <w:kern w:val="0"/>
-                <w:sz w:val="24"/>
-                <w:szCs w:val="24"/>
-                <w:lang w:val="ru-BY" w:eastAsia="ru-BY"/>
-                <w14:ligatures w14:val="none"/>
-              </w:rPr>
-              <w:t>unsatisfactory</w:t>
-            </w:r>
-            <w:proofErr w:type="spellEnd"/>
-            <w:r>
-              <w:rPr>
-                <w:rFonts w:ascii="Consolas" w:eastAsia="Times New Roman" w:hAnsi="Consolas" w:cs="Calibri"/>
-                <w:color w:val="000000"/>
-                <w:kern w:val="0"/>
-                <w:sz w:val="24"/>
-                <w:szCs w:val="24"/>
-                <w:lang w:val="ru-BY" w:eastAsia="ru-BY"/>
-                <w14:ligatures w14:val="none"/>
-              </w:rPr>
-              <w:t>"</w:t>
+              <w:t>"unsatisfactory"</w:t>
             </w:r>
           </w:p>
         </w:tc>
@@ -10969,7 +9034,6 @@
                 <w14:ligatures w14:val="none"/>
               </w:rPr>
             </w:pPr>
-            <w:proofErr w:type="spellStart"/>
             <w:r>
               <w:rPr>
                 <w:rFonts w:ascii="Consolas" w:eastAsia="Times New Roman" w:hAnsi="Consolas" w:cs="Calibri"/>
@@ -10982,7 +9046,6 @@
               </w:rPr>
               <w:t>match</w:t>
             </w:r>
-            <w:proofErr w:type="spellEnd"/>
           </w:p>
         </w:tc>
         <w:tc>
@@ -11108,33 +9171,7 @@
                 <w:lang w:val="ru-BY" w:eastAsia="ru-BY"/>
                 <w14:ligatures w14:val="none"/>
               </w:rPr>
-              <w:t>"</w:t>
-            </w:r>
-            <w:proofErr w:type="spellStart"/>
-            <w:r>
-              <w:rPr>
-                <w:rFonts w:ascii="Consolas" w:eastAsia="Times New Roman" w:hAnsi="Consolas" w:cs="Calibri"/>
-                <w:color w:val="000000"/>
-                <w:kern w:val="0"/>
-                <w:sz w:val="24"/>
-                <w:szCs w:val="24"/>
-                <w:lang w:val="ru-BY" w:eastAsia="ru-BY"/>
-                <w14:ligatures w14:val="none"/>
-              </w:rPr>
-              <w:t>zero</w:t>
-            </w:r>
-            <w:proofErr w:type="spellEnd"/>
-            <w:r>
-              <w:rPr>
-                <w:rFonts w:ascii="Consolas" w:eastAsia="Times New Roman" w:hAnsi="Consolas" w:cs="Calibri"/>
-                <w:color w:val="000000"/>
-                <w:kern w:val="0"/>
-                <w:sz w:val="24"/>
-                <w:szCs w:val="24"/>
-                <w:lang w:val="ru-BY" w:eastAsia="ru-BY"/>
-                <w14:ligatures w14:val="none"/>
-              </w:rPr>
-              <w:t>"</w:t>
+              <w:t>"zero"</w:t>
             </w:r>
           </w:p>
         </w:tc>
@@ -11515,31 +9552,17 @@
                 <w14:ligatures w14:val="none"/>
               </w:rPr>
             </w:pPr>
-            <w:proofErr w:type="spellStart"/>
-            <w:r>
-              <w:rPr>
-                <w:rFonts w:ascii="Consolas" w:eastAsia="Times New Roman" w:hAnsi="Consolas" w:cs="Calibri"/>
-                <w:color w:val="000000"/>
-                <w:kern w:val="0"/>
-                <w:sz w:val="24"/>
-                <w:szCs w:val="24"/>
-                <w:lang w:val="ru-BY" w:eastAsia="ru-BY"/>
-                <w14:ligatures w14:val="none"/>
-              </w:rPr>
-              <w:t>average</w:t>
-            </w:r>
-            <w:proofErr w:type="spellEnd"/>
-            <w:r>
-              <w:rPr>
-                <w:rFonts w:ascii="Consolas" w:eastAsia="Times New Roman" w:hAnsi="Consolas" w:cs="Calibri"/>
-                <w:color w:val="000000"/>
-                <w:kern w:val="0"/>
-                <w:sz w:val="24"/>
-                <w:szCs w:val="24"/>
-                <w:lang w:val="ru-BY" w:eastAsia="ru-BY"/>
-                <w14:ligatures w14:val="none"/>
-              </w:rPr>
-              <w:t>()</w:t>
+            <w:r>
+              <w:rPr>
+                <w:rFonts w:ascii="Consolas" w:eastAsia="Times New Roman" w:hAnsi="Consolas" w:cs="Calibri"/>
+                <w:color w:val="000000"/>
+                <w:kern w:val="0"/>
+                <w:sz w:val="24"/>
+                <w:szCs w:val="24"/>
+                <w:lang w:val="ru-BY" w:eastAsia="ru-BY"/>
+                <w14:ligatures w14:val="none"/>
+              </w:rPr>
+              <w:t>average()</w:t>
             </w:r>
           </w:p>
         </w:tc>
@@ -11789,46 +9812,18 @@
                 <w14:ligatures w14:val="none"/>
               </w:rPr>
             </w:pPr>
-            <w:proofErr w:type="spellStart"/>
-            <w:r>
-              <w:rPr>
-                <w:rFonts w:ascii="Consolas" w:eastAsia="Times New Roman" w:hAnsi="Consolas" w:cs="Calibri"/>
-                <w:color w:val="000000"/>
-                <w:kern w:val="0"/>
-                <w:sz w:val="24"/>
-                <w:szCs w:val="24"/>
-                <w:lang w:val="ru-BY" w:eastAsia="ru-BY"/>
-                <w14:ligatures w14:val="none"/>
-              </w:rPr>
-              <w:t>for</w:t>
-            </w:r>
-            <w:proofErr w:type="spellEnd"/>
-            <w:r>
-              <w:rPr>
-                <w:rFonts w:ascii="Consolas" w:eastAsia="Times New Roman" w:hAnsi="Consolas" w:cs="Calibri"/>
-                <w:color w:val="000000"/>
-                <w:kern w:val="0"/>
-                <w:sz w:val="24"/>
-                <w:szCs w:val="24"/>
-                <w:lang w:val="ru-BY" w:eastAsia="ru-BY"/>
-                <w14:ligatures w14:val="none"/>
-              </w:rPr>
-              <w:t>...</w:t>
-            </w:r>
-            <w:proofErr w:type="spellStart"/>
-            <w:r>
-              <w:rPr>
-                <w:rFonts w:ascii="Consolas" w:eastAsia="Times New Roman" w:hAnsi="Consolas" w:cs="Calibri"/>
-                <w:color w:val="000000"/>
-                <w:kern w:val="0"/>
-                <w:sz w:val="24"/>
-                <w:szCs w:val="24"/>
-                <w:lang w:val="ru-BY" w:eastAsia="ru-BY"/>
-                <w14:ligatures w14:val="none"/>
-              </w:rPr>
-              <w:t>in</w:t>
-            </w:r>
-            <w:proofErr w:type="spellEnd"/>
+            <w:r>
+              <w:rPr>
+                <w:rFonts w:ascii="Consolas" w:eastAsia="Times New Roman" w:hAnsi="Consolas" w:cs="Calibri"/>
+                <w:color w:val="000000"/>
+                <w:kern w:val="0"/>
+                <w:sz w:val="24"/>
+                <w:szCs w:val="24"/>
+                <w:lang w:val="ru-BY" w:eastAsia="ru-BY"/>
+                <w14:ligatures w14:val="none"/>
+              </w:rPr>
+              <w:t>for...in</w:t>
+            </w:r>
           </w:p>
         </w:tc>
         <w:tc>
@@ -12076,7 +10071,6 @@
                 <w14:ligatures w14:val="none"/>
               </w:rPr>
             </w:pPr>
-            <w:proofErr w:type="spellStart"/>
             <w:r>
               <w:rPr>
                 <w:rFonts w:ascii="Consolas" w:eastAsia="Times New Roman" w:hAnsi="Consolas" w:cs="Calibri"/>
@@ -12089,7 +10083,6 @@
               </w:rPr>
               <w:t>in</w:t>
             </w:r>
-            <w:proofErr w:type="spellEnd"/>
           </w:p>
         </w:tc>
         <w:tc>
@@ -13114,7 +11107,6 @@
                 <w14:ligatures w14:val="none"/>
               </w:rPr>
             </w:pPr>
-            <w:proofErr w:type="spellStart"/>
             <w:r>
               <w:rPr>
                 <w:rFonts w:ascii="Consolas" w:eastAsia="Times New Roman" w:hAnsi="Consolas" w:cs="Calibri"/>
@@ -13127,7 +11119,6 @@
               </w:rPr>
               <w:t>if</w:t>
             </w:r>
-            <w:proofErr w:type="spellEnd"/>
           </w:p>
         </w:tc>
         <w:tc>
@@ -14670,31 +12661,17 @@
                 <w14:ligatures w14:val="none"/>
               </w:rPr>
             </w:pPr>
-            <w:proofErr w:type="spellStart"/>
-            <w:r>
-              <w:rPr>
-                <w:rFonts w:ascii="Consolas" w:eastAsia="Times New Roman" w:hAnsi="Consolas" w:cs="Calibri"/>
-                <w:color w:val="000000"/>
-                <w:kern w:val="0"/>
-                <w:sz w:val="24"/>
-                <w:szCs w:val="24"/>
-                <w:lang w:val="ru-BY" w:eastAsia="ru-BY"/>
-                <w14:ligatures w14:val="none"/>
-              </w:rPr>
-              <w:t>println</w:t>
-            </w:r>
-            <w:proofErr w:type="spellEnd"/>
-            <w:r>
-              <w:rPr>
-                <w:rFonts w:ascii="Consolas" w:eastAsia="Times New Roman" w:hAnsi="Consolas" w:cs="Calibri"/>
-                <w:color w:val="000000"/>
-                <w:kern w:val="0"/>
-                <w:sz w:val="24"/>
-                <w:szCs w:val="24"/>
-                <w:lang w:val="ru-BY" w:eastAsia="ru-BY"/>
-                <w14:ligatures w14:val="none"/>
-              </w:rPr>
-              <w:t>!()</w:t>
+            <w:r>
+              <w:rPr>
+                <w:rFonts w:ascii="Consolas" w:eastAsia="Times New Roman" w:hAnsi="Consolas" w:cs="Calibri"/>
+                <w:color w:val="000000"/>
+                <w:kern w:val="0"/>
+                <w:sz w:val="24"/>
+                <w:szCs w:val="24"/>
+                <w:lang w:val="ru-BY" w:eastAsia="ru-BY"/>
+                <w14:ligatures w14:val="none"/>
+              </w:rPr>
+              <w:t>println!()</w:t>
             </w:r>
           </w:p>
         </w:tc>
@@ -15329,7 +13306,6 @@
                 <w14:ligatures w14:val="none"/>
               </w:rPr>
             </w:pPr>
-            <w:proofErr w:type="spellStart"/>
             <w:r>
               <w:rPr>
                 <w:rFonts w:ascii="Consolas" w:eastAsia="Times New Roman" w:hAnsi="Consolas" w:cs="Calibri"/>
@@ -15342,7 +13318,6 @@
               </w:rPr>
               <w:t>bool</w:t>
             </w:r>
-            <w:proofErr w:type="spellEnd"/>
           </w:p>
         </w:tc>
         <w:tc>
@@ -15590,7 +13565,6 @@
                 <w14:ligatures w14:val="none"/>
               </w:rPr>
             </w:pPr>
-            <w:proofErr w:type="spellStart"/>
             <w:r>
               <w:rPr>
                 <w:rFonts w:ascii="Consolas" w:eastAsia="Times New Roman" w:hAnsi="Consolas" w:cs="Calibri"/>
@@ -15603,7 +13577,6 @@
               </w:rPr>
               <w:t>Clone</w:t>
             </w:r>
-            <w:proofErr w:type="spellEnd"/>
           </w:p>
         </w:tc>
         <w:tc>
@@ -15851,7 +13824,6 @@
                 <w14:ligatures w14:val="none"/>
               </w:rPr>
             </w:pPr>
-            <w:proofErr w:type="spellStart"/>
             <w:r>
               <w:rPr>
                 <w:rFonts w:ascii="Consolas" w:eastAsia="Times New Roman" w:hAnsi="Consolas" w:cs="Calibri"/>
@@ -15864,7 +13836,6 @@
               </w:rPr>
               <w:t>Debug</w:t>
             </w:r>
-            <w:proofErr w:type="spellEnd"/>
           </w:p>
         </w:tc>
         <w:tc>
@@ -16112,7 +14083,6 @@
                 <w14:ligatures w14:val="none"/>
               </w:rPr>
             </w:pPr>
-            <w:proofErr w:type="spellStart"/>
             <w:r>
               <w:rPr>
                 <w:rFonts w:ascii="Consolas" w:eastAsia="Times New Roman" w:hAnsi="Consolas" w:cs="Calibri"/>
@@ -16125,7 +14095,6 @@
               </w:rPr>
               <w:t>std</w:t>
             </w:r>
-            <w:proofErr w:type="spellEnd"/>
           </w:p>
         </w:tc>
         <w:tc>
@@ -16373,7 +14342,6 @@
                 <w14:ligatures w14:val="none"/>
               </w:rPr>
             </w:pPr>
-            <w:proofErr w:type="spellStart"/>
             <w:r>
               <w:rPr>
                 <w:rFonts w:ascii="Consolas" w:eastAsia="Times New Roman" w:hAnsi="Consolas" w:cs="Calibri"/>
@@ -16386,7 +14354,6 @@
               </w:rPr>
               <w:t>String</w:t>
             </w:r>
-            <w:proofErr w:type="spellEnd"/>
           </w:p>
         </w:tc>
         <w:tc>
@@ -17905,7 +15872,6 @@
                 <w14:ligatures w14:val="none"/>
               </w:rPr>
             </w:pPr>
-            <w:proofErr w:type="spellStart"/>
             <w:r>
               <w:rPr>
                 <w:rFonts w:ascii="Consolas" w:eastAsia="Times New Roman" w:hAnsi="Consolas" w:cs="Calibri"/>
@@ -17918,7 +15884,6 @@
               </w:rPr>
               <w:t>category</w:t>
             </w:r>
-            <w:proofErr w:type="spellEnd"/>
           </w:p>
         </w:tc>
         <w:tc>
@@ -18417,7 +16382,6 @@
                 <w14:ligatures w14:val="none"/>
               </w:rPr>
             </w:pPr>
-            <w:proofErr w:type="spellStart"/>
             <w:r>
               <w:rPr>
                 <w:rFonts w:ascii="Consolas" w:eastAsia="Times New Roman" w:hAnsi="Consolas" w:cs="Calibri"/>
@@ -18430,7 +16394,6 @@
               </w:rPr>
               <w:t>io</w:t>
             </w:r>
-            <w:proofErr w:type="spellEnd"/>
           </w:p>
         </w:tc>
         <w:tc>
@@ -18929,7 +16892,6 @@
                 <w14:ligatures w14:val="none"/>
               </w:rPr>
             </w:pPr>
-            <w:proofErr w:type="spellStart"/>
             <w:r>
               <w:rPr>
                 <w:rFonts w:ascii="Consolas" w:eastAsia="Times New Roman" w:hAnsi="Consolas" w:cs="Calibri"/>
@@ -18942,7 +16904,6 @@
               </w:rPr>
               <w:t>result</w:t>
             </w:r>
-            <w:proofErr w:type="spellEnd"/>
           </w:p>
         </w:tc>
         <w:tc>
@@ -19441,7 +17402,6 @@
                 <w14:ligatures w14:val="none"/>
               </w:rPr>
             </w:pPr>
-            <w:proofErr w:type="spellStart"/>
             <w:r>
               <w:rPr>
                 <w:rFonts w:ascii="Consolas" w:eastAsia="Times New Roman" w:hAnsi="Consolas" w:cs="Calibri"/>
@@ -19454,7 +17414,6 @@
               </w:rPr>
               <w:t>Vec</w:t>
             </w:r>
-            <w:proofErr w:type="spellEnd"/>
           </w:p>
         </w:tc>
         <w:tc>
@@ -19953,7 +17912,6 @@
                 <w14:ligatures w14:val="none"/>
               </w:rPr>
             </w:pPr>
-            <w:proofErr w:type="spellStart"/>
             <w:r>
               <w:rPr>
                 <w:rFonts w:ascii="Consolas" w:eastAsia="Times New Roman" w:hAnsi="Consolas" w:cs="Calibri"/>
@@ -19966,7 +17924,6 @@
               </w:rPr>
               <w:t>grade</w:t>
             </w:r>
-            <w:proofErr w:type="spellEnd"/>
           </w:p>
         </w:tc>
         <w:tc>
@@ -20210,7 +18167,6 @@
                 <w14:ligatures w14:val="none"/>
               </w:rPr>
             </w:pPr>
-            <w:proofErr w:type="spellStart"/>
             <w:r>
               <w:rPr>
                 <w:rFonts w:ascii="Consolas" w:eastAsia="Times New Roman" w:hAnsi="Consolas" w:cs="Calibri"/>
@@ -20223,7 +18179,6 @@
               </w:rPr>
               <w:t>str</w:t>
             </w:r>
-            <w:proofErr w:type="spellEnd"/>
           </w:p>
         </w:tc>
         <w:tc>
@@ -20467,7 +18422,6 @@
                 <w14:ligatures w14:val="none"/>
               </w:rPr>
             </w:pPr>
-            <w:proofErr w:type="spellStart"/>
             <w:r>
               <w:rPr>
                 <w:rFonts w:ascii="Consolas" w:eastAsia="Times New Roman" w:hAnsi="Consolas" w:cs="Calibri"/>
@@ -20480,7 +18434,6 @@
               </w:rPr>
               <w:t>Student</w:t>
             </w:r>
-            <w:proofErr w:type="spellEnd"/>
           </w:p>
         </w:tc>
         <w:tc>
@@ -20724,7 +18677,6 @@
                 <w14:ligatures w14:val="none"/>
               </w:rPr>
             </w:pPr>
-            <w:proofErr w:type="spellStart"/>
             <w:r>
               <w:rPr>
                 <w:rFonts w:ascii="Consolas" w:eastAsia="Times New Roman" w:hAnsi="Consolas" w:cs="Calibri"/>
@@ -20737,7 +18689,6 @@
               </w:rPr>
               <w:t>age</w:t>
             </w:r>
-            <w:proofErr w:type="spellEnd"/>
           </w:p>
         </w:tc>
         <w:tc>
@@ -21236,7 +19187,6 @@
                 <w14:ligatures w14:val="none"/>
               </w:rPr>
             </w:pPr>
-            <w:proofErr w:type="spellStart"/>
             <w:r>
               <w:rPr>
                 <w:rFonts w:ascii="Consolas" w:eastAsia="Times New Roman" w:hAnsi="Consolas" w:cs="Calibri"/>
@@ -21249,7 +19199,6 @@
               </w:rPr>
               <w:t>name</w:t>
             </w:r>
-            <w:proofErr w:type="spellEnd"/>
           </w:p>
         </w:tc>
         <w:tc>
@@ -21493,7 +19442,6 @@
                 <w14:ligatures w14:val="none"/>
               </w:rPr>
             </w:pPr>
-            <w:proofErr w:type="spellStart"/>
             <w:r>
               <w:rPr>
                 <w:rFonts w:ascii="Consolas" w:eastAsia="Times New Roman" w:hAnsi="Consolas" w:cs="Calibri"/>
@@ -21506,7 +19454,6 @@
               </w:rPr>
               <w:t>value</w:t>
             </w:r>
-            <w:proofErr w:type="spellEnd"/>
           </w:p>
         </w:tc>
         <w:tc>
@@ -21750,7 +19697,6 @@
                 <w14:ligatures w14:val="none"/>
               </w:rPr>
             </w:pPr>
-            <w:proofErr w:type="spellStart"/>
             <w:r>
               <w:rPr>
                 <w:rFonts w:ascii="Consolas" w:eastAsia="Times New Roman" w:hAnsi="Consolas" w:cs="Calibri"/>
@@ -21763,7 +19709,6 @@
               </w:rPr>
               <w:t>grades</w:t>
             </w:r>
-            <w:proofErr w:type="spellEnd"/>
           </w:p>
         </w:tc>
         <w:tc>
@@ -22007,7 +19952,6 @@
                 <w14:ligatures w14:val="none"/>
               </w:rPr>
             </w:pPr>
-            <w:proofErr w:type="spellStart"/>
             <w:r>
               <w:rPr>
                 <w:rFonts w:ascii="Consolas" w:eastAsia="Times New Roman" w:hAnsi="Consolas" w:cs="Calibri"/>
@@ -22020,7 +19964,6 @@
               </w:rPr>
               <w:t>numbers</w:t>
             </w:r>
-            <w:proofErr w:type="spellEnd"/>
           </w:p>
         </w:tc>
         <w:tc>
@@ -22265,7 +20208,6 @@
                 <w14:ligatures w14:val="none"/>
               </w:rPr>
             </w:pPr>
-            <w:proofErr w:type="spellStart"/>
             <w:r>
               <w:rPr>
                 <w:rFonts w:ascii="Consolas" w:eastAsia="Times New Roman" w:hAnsi="Consolas" w:cs="Calibri"/>
@@ -22278,7 +20220,6 @@
               </w:rPr>
               <w:t>student</w:t>
             </w:r>
-            <w:proofErr w:type="spellEnd"/>
           </w:p>
         </w:tc>
         <w:tc>
@@ -22522,7 +20463,6 @@
                 <w14:ligatures w14:val="none"/>
               </w:rPr>
             </w:pPr>
-            <w:proofErr w:type="spellStart"/>
             <w:r>
               <w:rPr>
                 <w:rFonts w:ascii="Consolas" w:eastAsia="Times New Roman" w:hAnsi="Consolas" w:cs="Calibri"/>
@@ -22535,7 +20475,6 @@
               </w:rPr>
               <w:t>sum</w:t>
             </w:r>
-            <w:proofErr w:type="spellEnd"/>
           </w:p>
         </w:tc>
         <w:tc>
@@ -22779,7 +20718,6 @@
                 <w14:ligatures w14:val="none"/>
               </w:rPr>
             </w:pPr>
-            <w:proofErr w:type="spellStart"/>
             <w:r>
               <w:rPr>
                 <w:rFonts w:ascii="Consolas" w:eastAsia="Times New Roman" w:hAnsi="Consolas" w:cs="Calibri"/>
@@ -22792,7 +20730,6 @@
               </w:rPr>
               <w:t>number</w:t>
             </w:r>
-            <w:proofErr w:type="spellEnd"/>
           </w:p>
         </w:tc>
         <w:tc>
@@ -23291,7 +21228,6 @@
                 <w14:ligatures w14:val="none"/>
               </w:rPr>
             </w:pPr>
-            <w:proofErr w:type="spellStart"/>
             <w:r>
               <w:rPr>
                 <w:rFonts w:ascii="Consolas" w:eastAsia="Times New Roman" w:hAnsi="Consolas" w:cs="Calibri"/>
@@ -23304,7 +21240,6 @@
               </w:rPr>
               <w:t>maximum</w:t>
             </w:r>
-            <w:proofErr w:type="spellEnd"/>
           </w:p>
         </w:tc>
         <w:tc>
@@ -24121,6 +22056,7 @@
         <w:rPr>
           <w:b/>
           <w:bCs/>
+          <w:noProof/>
         </w:rPr>
         <w:drawing>
           <wp:inline distT="0" distB="0" distL="0" distR="0" wp14:anchorId="62B5A699" wp14:editId="63458B10">
@@ -24182,6 +22118,7 @@
       </w:pPr>
       <w:r>
         <w:rPr>
+          <w:noProof/>
           <w:lang w:val="en-US"/>
         </w:rPr>
         <w:drawing>
@@ -24241,6 +22178,7 @@
       </w:pPr>
       <w:r>
         <w:rPr>
+          <w:noProof/>
           <w:lang w:val="en-US"/>
         </w:rPr>
         <w:drawing>
